--- a/2026 الى 2027/خطط القسم 2026/الشراكة المجتمعية -قسم الكيمياء 2026/متابعة خطة الشراكة المجتمعية  كيمياء 2026-2027.docx
+++ b/2026 الى 2027/خطط القسم 2026/الشراكة المجتمعية -قسم الكيمياء 2026/متابعة خطة الشراكة المجتمعية  كيمياء 2026-2027.docx
@@ -3252,11 +3252,10 @@
       </w:r>
     </w:p>
     <w:sectPr>
-      <w:headerReference w:type="default" r:id="rId19"/>
-      <w:footerReference w:type="default" r:id="rId20"/>
-      <w:headerReference w:type="first" r:id="rId21"/>
+      <w:headerReference w:type="default" r:id="rId25"/>
+      <w:footerReference w:type="default" r:id="rId26"/>
       <w:pgSz w:w="16838" w:h="11906" w:orient="landscape"/>
-      <w:pgMar w:top="720" w:right="720" w:bottom="720" w:left="720" w:header="0" w:footer="577" w:gutter="0"/>
+      <w:pgMar w:top="1750" w:right="720" w:bottom="1750" w:left="720" w:header="500" w:footer="400" w:gutter="0"/>
       <w:pgNumType w:start="0"/>
       <w:cols w:space="708"/>
       <w:titlePg/>
@@ -3438,1225 +3437,177 @@
 </file>
 
 <file path=word/footer1.xml><?xml version="1.0" encoding="utf-8"?>
-<w:ftr xmlns:wpc="http://schemas.microsoft.com/office/word/2026/wordprocessingCanvas" xmlns:cx="http://schemas.microsoft.com/office/drawing/2026/chartex" xmlns:cx1="http://schemas.microsoft.com/office/drawing/2026/9/8/chartex" xmlns:cx2="http://schemas.microsoft.com/office/drawing/2026/10/21/chartex" xmlns:cx3="http://schemas.microsoft.com/office/drawing/2026/5/9/chartex" xmlns:cx4="http://schemas.microsoft.com/office/drawing/2026/5/10/chartex" xmlns:cx5="http://schemas.microsoft.com/office/drawing/2026/5/11/chartex" xmlns:cx6="http://schemas.microsoft.com/office/drawing/2026/5/12/chartex" xmlns:cx7="http://schemas.microsoft.com/office/drawing/2026/5/13/chartex" xmlns:cx8="http://schemas.microsoft.com/office/drawing/2026/5/14/chartex" xmlns:mc="http://schemas.openxmlformats.org/markup-compatibility/2006" xmlns:aink="http://schemas.microsoft.com/office/drawing/2026/ink" xmlns:am3d="http://schemas.microsoft.com/office/drawing/2026/model3d" xmlns:o="urn:schemas-microsoft-com:office:office" xmlns:oel="http://schemas.microsoft.com/office/2026/extlst" xmlns:r="http://schemas.openxmlformats.org/officeDocument/2006/relationships" xmlns:m="http://schemas.openxmlformats.org/officeDocument/2006/math" xmlns:v="urn:schemas-microsoft-com:vml" xmlns:wp14="http://schemas.microsoft.com/office/word/2026/wordprocessingDrawing" xmlns:wp="http://schemas.openxmlformats.org/drawingml/2006/wordprocessingDrawing" xmlns:w10="urn:schemas-microsoft-com:office:word" xmlns:w="http://schemas.openxmlformats.org/wordprocessingml/2006/main" xmlns:w14="http://schemas.microsoft.com/office/word/2026/wordml" xmlns:w15="http://schemas.microsoft.com/office/word/2026/wordml" xmlns:w16cex="http://schemas.microsoft.com/office/word/2026/wordml/cex" xmlns:w16cid="http://schemas.microsoft.com/office/word/2026/wordml/cid" xmlns:w16="http://schemas.microsoft.com/office/word/2026/wordml" xmlns:w16du="http://schemas.microsoft.com/office/word/2026/wordml/word16du" xmlns:w16sdtdh="http://schemas.microsoft.com/office/word/2026/wordml/sdtdatahash" xmlns:w16se="http://schemas.microsoft.com/office/word/2026/wordml/symex" xmlns:wpg="http://schemas.microsoft.com/office/word/2026/wordprocessingGroup" xmlns:wpi="http://schemas.microsoft.com/office/word/2026/wordprocessingInk" xmlns:wne="http://schemas.microsoft.com/office/word/2006/wordml" xmlns:wps="http://schemas.microsoft.com/office/word/2026/wordprocessingShape" mc:Ignorable="w14 w15 w16se w16cid w16 w16cex w16sdtdh w16du wp14">
-  <w:p>
-    <w:pPr>
-      <w:pStyle w:val="Footer"/>
-    </w:pPr>
-    <w:r>
-      <w:rPr>
-        <w:noProof/>
-      </w:rPr>
-      <mc:AlternateContent>
-        <mc:Choice Requires="wps">
-          <w:drawing>
-            <wp:anchor distT="0" distB="0" distL="114300" distR="114300" simplePos="0" relativeHeight="251658248" behindDoc="0" locked="0" layoutInCell="1" allowOverlap="1" wp14:anchorId="3CC7065C" wp14:editId="0015CC90">
-              <wp:simplePos x="0" y="0"/>
-              <wp:positionH relativeFrom="margin">
-                <wp:posOffset>-195943</wp:posOffset>
-              </wp:positionH>
-              <wp:positionV relativeFrom="paragraph">
-                <wp:posOffset>-102598</wp:posOffset>
-              </wp:positionV>
-              <wp:extent cx="11115675" cy="720090"/>
-              <wp:effectExtent l="0" t="0" r="9525" b="3810"/>
-              <wp:wrapNone/>
-              <wp:docPr id="7" name="Text Box 3"/>
-              <wp:cNvGraphicFramePr>
-                <a:graphicFrameLocks xmlns:a="http://schemas.openxmlformats.org/drawingml/2006/main"/>
-              </wp:cNvGraphicFramePr>
-              <a:graphic xmlns:a="http://schemas.openxmlformats.org/drawingml/2006/main">
-                <a:graphicData uri="http://schemas.microsoft.com/office/word/2026/wordprocessingShape">
-                  <wps:wsp>
-                    <wps:cNvSpPr txBox="1">
-                      <a:spLocks/>
-                    </wps:cNvSpPr>
-                    <wps:spPr>
-                      <a:xfrm>
-                        <a:off x="0" y="0"/>
-                        <a:ext cx="11115675" cy="720090"/>
-                      </a:xfrm>
-                      <a:prstGeom prst="rect">
-                        <a:avLst/>
-                      </a:prstGeom>
-                      <a:solidFill>
-                        <a:schemeClr val="lt1"/>
-                      </a:solidFill>
-                      <a:ln w="6350">
-                        <a:noFill/>
-                      </a:ln>
-                      <a:effectLst/>
-                    </wps:spPr>
-                    <wps:style>
-                      <a:lnRef idx="0">
-                        <a:schemeClr val="accent1"/>
-                      </a:lnRef>
-                      <a:fillRef idx="0">
-                        <a:schemeClr val="accent1"/>
-                      </a:fillRef>
-                      <a:effectRef idx="0">
-                        <a:schemeClr val="accent1"/>
-                      </a:effectRef>
-                      <a:fontRef idx="minor">
-                        <a:schemeClr val="dk1"/>
-                      </a:fontRef>
-                    </wps:style>
-                    <wps:txbx>
-                      <w:txbxContent>
-                        <w:p>
-                          <w:pPr>
-                            <w:rPr>
-                              <w:rFonts w:ascii="Sakkal Majalla" w:hAnsi="Sakkal Majalla" w:cs="Sakkal Majalla"/>
-                            </w:rPr>
-                          </w:pPr>
-                        </w:p>
-                      </w:txbxContent>
-                    </wps:txbx>
-                    <wps:bodyPr rot="0" spcFirstLastPara="0" vertOverflow="overflow" horzOverflow="overflow" vert="horz" wrap="square" lIns="91440" tIns="45720" rIns="91440" bIns="45720" numCol="1" spcCol="0" rtlCol="1" fromWordArt="0" anchor="t" anchorCtr="0" forceAA="0" compatLnSpc="1">
-                      <a:prstTxWarp prst="textNoShape">
-                        <a:avLst/>
-                      </a:prstTxWarp>
-                      <a:noAutofit/>
-                    </wps:bodyPr>
-                  </wps:wsp>
-                </a:graphicData>
-              </a:graphic>
-              <wp14:sizeRelH relativeFrom="margin">
-                <wp14:pctWidth>0</wp14:pctWidth>
-              </wp14:sizeRelH>
-              <wp14:sizeRelV relativeFrom="margin">
-                <wp14:pctHeight>0</wp14:pctHeight>
-              </wp14:sizeRelV>
-            </wp:anchor>
-          </w:drawing>
-        </mc:Choice>
-        <mc:Fallback>
-          <w:pict>
-            <v:shapetype w14:anchorId="3CC7065C" id="_x0000_t202" coordsize="21600,21600" o:spt="202" path="m,l,21600r21600,l21600,xe">
-              <v:stroke joinstyle="miter"/>
-              <v:path gradientshapeok="t" o:connecttype="rect"/>
-            </v:shapetype>
-            <v:shape id="Text Box 3" o:spid="_x0000_s1030" type="#_x0000_t202" style="position:absolute;left:0;text-align:left;margin-left:-15.45pt;margin-top:-8.1pt;width:875.25pt;height:56.7pt;z-index:251658248;visibility:visible;mso-wrap-style:square;mso-width-percent:0;mso-height-percent:0;mso-wrap-distance-left:9pt;mso-wrap-distance-top:0;mso-wrap-distance-right:9pt;mso-wrap-distance-bottom:0;mso-position-horizontal:absolute;mso-position-horizontal-relative:margin;mso-position-vertical:absolute;mso-position-vertical-relative:text;mso-width-percent:0;mso-height-percent:0;mso-width-relative:margin;mso-height-relative:margin;v-text-anchor:top" o:gfxdata="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" fillcolor="white [3201]" stroked="f" strokeweight=".5pt">
-              <v:textbox>
-                <w:txbxContent>
-                  <w:p>
-                    <w:pPr>
-                      <w:rPr>
-                        <w:rFonts w:ascii="Sakkal Majalla" w:hAnsi="Sakkal Majalla" w:cs="Sakkal Majalla"/>
-                      </w:rPr>
-                    </w:pPr>
-                  </w:p>
-                </w:txbxContent>
-              </v:textbox>
-              <w10:wrap anchorx="margin"/>
-            </v:shape>
-          </w:pict>
-        </mc:Fallback>
-      </mc:AlternateContent>
-    </w:r>
-    <w:r>
-      <w:rPr>
-        <w:noProof/>
-      </w:rPr>
-      <w:t xml:space="preserve"> </w:t>
-    </w:r>
-    <w:r>
-      <w:rPr>
-        <w:noProof/>
-      </w:rPr>
-      <mc:AlternateContent>
-        <mc:Choice Requires="wps">
-          <w:drawing>
-            <wp:anchor distT="0" distB="0" distL="114300" distR="114300" simplePos="0" relativeHeight="251658247" behindDoc="0" locked="0" layoutInCell="1" allowOverlap="1" wp14:anchorId="3CC7065D" wp14:editId="54CE826D">
-              <wp:simplePos x="0" y="0"/>
-              <wp:positionH relativeFrom="column">
-                <wp:posOffset>-400050</wp:posOffset>
-              </wp:positionH>
-              <wp:positionV relativeFrom="paragraph">
-                <wp:posOffset>9987915</wp:posOffset>
-              </wp:positionV>
-              <wp:extent cx="7324725" cy="457200"/>
-              <wp:effectExtent l="0" t="0" r="0" b="0"/>
-              <wp:wrapNone/>
-              <wp:docPr id="6" name="Text Box 5"/>
-              <wp:cNvGraphicFramePr>
-                <a:graphicFrameLocks xmlns:a="http://schemas.openxmlformats.org/drawingml/2006/main"/>
-              </wp:cNvGraphicFramePr>
-              <a:graphic xmlns:a="http://schemas.openxmlformats.org/drawingml/2006/main">
-                <a:graphicData uri="http://schemas.microsoft.com/office/word/2026/wordprocessingShape">
-                  <wps:wsp>
-                    <wps:cNvSpPr txBox="1">
-                      <a:spLocks noChangeArrowheads="1"/>
-                    </wps:cNvSpPr>
-                    <wps:spPr bwMode="auto">
-                      <a:xfrm>
-                        <a:off x="0" y="0"/>
-                        <a:ext cx="7324725" cy="457200"/>
-                      </a:xfrm>
-                      <a:prstGeom prst="rect">
-                        <a:avLst/>
-                      </a:prstGeom>
-                      <a:noFill/>
-                      <a:ln>
-                        <a:noFill/>
-                      </a:ln>
-                    </wps:spPr>
-                    <wps:txbx>
-                      <w:txbxContent>
-                        <w:tbl>
-                          <w:tblPr>
-                            <w:tblStyle w:val="TableGrid"/>
-                            <w:tblW w:w="11023" w:type="dxa"/>
-                            <w:tblBorders>
-                              <w:top w:val="single" w:sz="18" w:space="0" w:color="C0504D" w:themeColor="accent2"/>
-                              <w:left w:val="none" w:sz="0" w:space="0" w:color="auto"/>
-                              <w:bottom w:val="none" w:sz="0" w:space="0" w:color="auto"/>
-                              <w:right w:val="none" w:sz="0" w:space="0" w:color="auto"/>
-                              <w:insideH w:val="none" w:sz="0" w:space="0" w:color="auto"/>
-                              <w:insideV w:val="none" w:sz="0" w:space="0" w:color="auto"/>
-                            </w:tblBorders>
-                            <w:tblLook w:val="04A0" w:firstRow="1" w:lastRow="0" w:firstColumn="1" w:lastColumn="0" w:noHBand="0" w:noVBand="1"/>
-                          </w:tblPr>
-                          <w:tblGrid>
-                            <w:gridCol w:w="3580"/>
-                            <w:gridCol w:w="3899"/>
-                            <w:gridCol w:w="3544"/>
-                          </w:tblGrid>
-                          <w:tr>
-                            <w:trPr>
-                              <w:trHeight w:val="376"/>
-                            </w:trPr>
-                            <w:tc>
-                              <w:tcPr>
-                                <w:tcW w:w="3580" w:type="dxa"/>
-                                <w:shd w:val="clear" w:color="auto" w:fill="auto"/>
-                              </w:tcPr>
-                              <w:p>
-                                <w:pPr>
-                                  <w:jc w:val="left"/>
-                                  <w:rPr>
-                                    <w:b/>
-                                    <w:bCs/>
-                                    <w:sz w:val="18"/>
-                                    <w:szCs w:val="18"/>
-                                  </w:rPr>
-                                </w:pPr>
-                              </w:p>
-                            </w:tc>
-                            <w:tc>
-                              <w:tcPr>
-                                <w:tcW w:w="3899" w:type="dxa"/>
-                                <w:tcBorders>
-                                  <w:right w:val="single" w:sz="4" w:space="0" w:color="C0504D" w:themeColor="accent2"/>
-                                </w:tcBorders>
-                                <w:shd w:val="clear" w:color="auto" w:fill="auto"/>
-                              </w:tcPr>
-                              <w:p>
-                                <w:pPr>
-                                  <w:jc w:val="center"/>
-                                  <w:rPr>
-                                    <w:sz w:val="18"/>
-                                    <w:szCs w:val="18"/>
-                                  </w:rPr>
-                                </w:pPr>
-                              </w:p>
-                            </w:tc>
-                            <w:tc>
-                              <w:tcPr>
-                                <w:tcW w:w="3544" w:type="dxa"/>
-                                <w:tcBorders>
-                                  <w:top w:val="single" w:sz="18" w:space="0" w:color="C0504D" w:themeColor="accent2"/>
-                                  <w:left w:val="single" w:sz="4" w:space="0" w:color="C0504D" w:themeColor="accent2"/>
-                                  <w:bottom w:val="single" w:sz="4" w:space="0" w:color="C0504D" w:themeColor="accent2"/>
-                                  <w:right w:val="single" w:sz="4" w:space="0" w:color="C0504D" w:themeColor="accent2"/>
-                                </w:tcBorders>
-                                <w:shd w:val="clear" w:color="auto" w:fill="F2DBDB" w:themeFill="accent2" w:themeFillTint="33"/>
-                                <w:vAlign w:val="center"/>
-                              </w:tcPr>
-                              <w:p>
-                                <w:pPr>
-                                  <w:jc w:val="center"/>
-                                  <w:rPr>
-                                    <w:sz w:val="18"/>
-                                    <w:szCs w:val="18"/>
-                                  </w:rPr>
-                                </w:pPr>
-                                <w:r>
-                                  <w:rPr>
-                                    <w:rFonts w:hint="cs"/>
-                                    <w:rtl/>
-                                  </w:rPr>
-                                  <w:t>نحو مخرجات تعلي</w:t>
-                                </w:r>
-                                <w:r>
-                                  <w:rPr>
-                                    <w:rFonts w:hint="cs"/>
-                                    <w:rtl/>
-                                  </w:rPr>
-                                  <w:t>مية ذات أداء عالمي</w:t>
-                                </w:r>
-                              </w:p>
-                            </w:tc>
-                          </w:tr>
-                        </w:tbl>
-                        <w:p>
-                          <w:pPr>
-                            <w:jc w:val="center"/>
-                          </w:pPr>
-                        </w:p>
-                      </w:txbxContent>
-                    </wps:txbx>
-                    <wps:bodyPr rot="0" vert="horz" wrap="square" lIns="91440" tIns="45720" rIns="91440" bIns="45720" anchor="t" anchorCtr="0" upright="1">
-                      <a:noAutofit/>
-                    </wps:bodyPr>
-                  </wps:wsp>
-                </a:graphicData>
-              </a:graphic>
-              <wp14:sizeRelH relativeFrom="page">
-                <wp14:pctWidth>0</wp14:pctWidth>
-              </wp14:sizeRelH>
-              <wp14:sizeRelV relativeFrom="page">
-                <wp14:pctHeight>0</wp14:pctHeight>
-              </wp14:sizeRelV>
-            </wp:anchor>
-          </w:drawing>
-        </mc:Choice>
-        <mc:Fallback>
-          <w:pict>
-            <v:shape w14:anchorId="3CC7065D" id="Text Box 5" o:spid="_x0000_s1031" type="#_x0000_t202" style="position:absolute;left:0;text-align:left;margin-left:-31.5pt;margin-top:786.45pt;width:576.75pt;height:36pt;z-index:251658247;visibility:visible;mso-wrap-style:square;mso-width-percent:0;mso-height-percent:0;mso-wrap-distance-left:9pt;mso-wrap-distance-top:0;mso-wrap-distance-right:9pt;mso-wrap-distance-bottom:0;mso-position-horizontal:absolute;mso-position-horizontal-relative:text;mso-position-vertical:absolute;mso-position-vertical-relative:text;mso-width-percent:0;mso-height-percent:0;mso-width-relative:page;mso-height-relative:page;v-text-anchor:top" o:gfxdata="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" filled="f" stroked="f">
-              <v:textbox>
-                <w:txbxContent>
-                  <w:tbl>
-                    <w:tblPr>
-                      <w:tblStyle w:val="TableGrid"/>
-                      <w:tblW w:w="11023" w:type="dxa"/>
-                      <w:tblBorders>
-                        <w:top w:val="single" w:sz="18" w:space="0" w:color="C0504D" w:themeColor="accent2"/>
-                        <w:left w:val="none" w:sz="0" w:space="0" w:color="auto"/>
-                        <w:bottom w:val="none" w:sz="0" w:space="0" w:color="auto"/>
-                        <w:right w:val="none" w:sz="0" w:space="0" w:color="auto"/>
-                        <w:insideH w:val="none" w:sz="0" w:space="0" w:color="auto"/>
-                        <w:insideV w:val="none" w:sz="0" w:space="0" w:color="auto"/>
-                      </w:tblBorders>
-                      <w:tblLook w:val="04A0" w:firstRow="1" w:lastRow="0" w:firstColumn="1" w:lastColumn="0" w:noHBand="0" w:noVBand="1"/>
-                    </w:tblPr>
-                    <w:tblGrid>
-                      <w:gridCol w:w="3580"/>
-                      <w:gridCol w:w="3899"/>
-                      <w:gridCol w:w="3544"/>
-                    </w:tblGrid>
-                    <w:tr>
-                      <w:trPr>
-                        <w:trHeight w:val="376"/>
-                      </w:trPr>
-                      <w:tc>
-                        <w:tcPr>
-                          <w:tcW w:w="3580" w:type="dxa"/>
-                          <w:shd w:val="clear" w:color="auto" w:fill="auto"/>
-                        </w:tcPr>
-                        <w:p>
-                          <w:pPr>
-                            <w:jc w:val="left"/>
-                            <w:rPr>
-                              <w:b/>
-                              <w:bCs/>
-                              <w:sz w:val="18"/>
-                              <w:szCs w:val="18"/>
-                            </w:rPr>
-                          </w:pPr>
-                        </w:p>
-                      </w:tc>
-                      <w:tc>
-                        <w:tcPr>
-                          <w:tcW w:w="3899" w:type="dxa"/>
-                          <w:tcBorders>
-                            <w:right w:val="single" w:sz="4" w:space="0" w:color="C0504D" w:themeColor="accent2"/>
-                          </w:tcBorders>
-                          <w:shd w:val="clear" w:color="auto" w:fill="auto"/>
-                        </w:tcPr>
-                        <w:p>
-                          <w:pPr>
-                            <w:jc w:val="center"/>
-                            <w:rPr>
-                              <w:sz w:val="18"/>
-                              <w:szCs w:val="18"/>
-                            </w:rPr>
-                          </w:pPr>
-                        </w:p>
-                      </w:tc>
-                      <w:tc>
-                        <w:tcPr>
-                          <w:tcW w:w="3544" w:type="dxa"/>
-                          <w:tcBorders>
-                            <w:top w:val="single" w:sz="18" w:space="0" w:color="C0504D" w:themeColor="accent2"/>
-                            <w:left w:val="single" w:sz="4" w:space="0" w:color="C0504D" w:themeColor="accent2"/>
-                            <w:bottom w:val="single" w:sz="4" w:space="0" w:color="C0504D" w:themeColor="accent2"/>
-                            <w:right w:val="single" w:sz="4" w:space="0" w:color="C0504D" w:themeColor="accent2"/>
-                          </w:tcBorders>
-                          <w:shd w:val="clear" w:color="auto" w:fill="F2DBDB" w:themeFill="accent2" w:themeFillTint="33"/>
-                          <w:vAlign w:val="center"/>
-                        </w:tcPr>
-                        <w:p>
-                          <w:pPr>
-                            <w:jc w:val="center"/>
-                            <w:rPr>
-                              <w:sz w:val="18"/>
-                              <w:szCs w:val="18"/>
-                            </w:rPr>
-                          </w:pPr>
-                          <w:r>
-                            <w:rPr>
-                              <w:rFonts w:hint="cs"/>
-                              <w:rtl/>
-                            </w:rPr>
-                            <w:t>نحو مخرجات تعلي</w:t>
-                          </w:r>
-                          <w:r>
-                            <w:rPr>
-                              <w:rFonts w:hint="cs"/>
-                              <w:rtl/>
-                            </w:rPr>
-                            <w:t>مية ذات أداء عالمي</w:t>
-                          </w:r>
-                        </w:p>
-                      </w:tc>
-                    </w:tr>
-                  </w:tbl>
-                  <w:p>
-                    <w:pPr>
-                      <w:jc w:val="center"/>
-                    </w:pPr>
-                  </w:p>
-                </w:txbxContent>
-              </v:textbox>
-            </v:shape>
-          </w:pict>
-        </mc:Fallback>
-      </mc:AlternateContent>
-    </w:r>
-    <w:r>
-      <w:rPr>
-        <w:noProof/>
-      </w:rPr>
-      <mc:AlternateContent>
-        <mc:Choice Requires="wps">
-          <w:drawing>
-            <wp:anchor distT="0" distB="0" distL="114300" distR="114300" simplePos="0" relativeHeight="251658246" behindDoc="0" locked="0" layoutInCell="1" allowOverlap="1" wp14:anchorId="3CC7065E" wp14:editId="0159DD9B">
-              <wp:simplePos x="0" y="0"/>
-              <wp:positionH relativeFrom="column">
-                <wp:posOffset>-400050</wp:posOffset>
-              </wp:positionH>
-              <wp:positionV relativeFrom="paragraph">
-                <wp:posOffset>9987915</wp:posOffset>
-              </wp:positionV>
-              <wp:extent cx="7324725" cy="457200"/>
-              <wp:effectExtent l="0" t="0" r="0" b="0"/>
-              <wp:wrapNone/>
-              <wp:docPr id="5" name="Text Box 4"/>
-              <wp:cNvGraphicFramePr>
-                <a:graphicFrameLocks xmlns:a="http://schemas.openxmlformats.org/drawingml/2006/main"/>
-              </wp:cNvGraphicFramePr>
-              <a:graphic xmlns:a="http://schemas.openxmlformats.org/drawingml/2006/main">
-                <a:graphicData uri="http://schemas.microsoft.com/office/word/2026/wordprocessingShape">
-                  <wps:wsp>
-                    <wps:cNvSpPr txBox="1">
-                      <a:spLocks noChangeArrowheads="1"/>
-                    </wps:cNvSpPr>
-                    <wps:spPr bwMode="auto">
-                      <a:xfrm>
-                        <a:off x="0" y="0"/>
-                        <a:ext cx="7324725" cy="457200"/>
-                      </a:xfrm>
-                      <a:prstGeom prst="rect">
-                        <a:avLst/>
-                      </a:prstGeom>
-                      <a:noFill/>
-                      <a:ln>
-                        <a:noFill/>
-                      </a:ln>
-                    </wps:spPr>
-                    <wps:txbx>
-                      <w:txbxContent>
-                        <w:tbl>
-                          <w:tblPr>
-                            <w:tblStyle w:val="TableGrid"/>
-                            <w:tblW w:w="11023" w:type="dxa"/>
-                            <w:tblBorders>
-                              <w:top w:val="single" w:sz="18" w:space="0" w:color="C0504D" w:themeColor="accent2"/>
-                              <w:left w:val="none" w:sz="0" w:space="0" w:color="auto"/>
-                              <w:bottom w:val="none" w:sz="0" w:space="0" w:color="auto"/>
-                              <w:right w:val="none" w:sz="0" w:space="0" w:color="auto"/>
-                              <w:insideH w:val="none" w:sz="0" w:space="0" w:color="auto"/>
-                              <w:insideV w:val="none" w:sz="0" w:space="0" w:color="auto"/>
-                            </w:tblBorders>
-                            <w:tblLook w:val="04A0" w:firstRow="1" w:lastRow="0" w:firstColumn="1" w:lastColumn="0" w:noHBand="0" w:noVBand="1"/>
-                          </w:tblPr>
-                          <w:tblGrid>
-                            <w:gridCol w:w="3580"/>
-                            <w:gridCol w:w="3899"/>
-                            <w:gridCol w:w="3544"/>
-                          </w:tblGrid>
-                          <w:tr>
-                            <w:trPr>
-                              <w:trHeight w:val="376"/>
-                            </w:trPr>
-                            <w:tc>
-                              <w:tcPr>
-                                <w:tcW w:w="3580" w:type="dxa"/>
-                                <w:shd w:val="clear" w:color="auto" w:fill="auto"/>
-                              </w:tcPr>
-                              <w:p>
-                                <w:pPr>
-                                  <w:jc w:val="left"/>
-                                  <w:rPr>
-                                    <w:b/>
-                                    <w:bCs/>
-                                    <w:sz w:val="18"/>
-                                    <w:szCs w:val="18"/>
-                                  </w:rPr>
-                                </w:pPr>
-                              </w:p>
-                            </w:tc>
-                            <w:tc>
-                              <w:tcPr>
-                                <w:tcW w:w="3899" w:type="dxa"/>
-                                <w:tcBorders>
-                                  <w:right w:val="single" w:sz="4" w:space="0" w:color="C0504D" w:themeColor="accent2"/>
-                                </w:tcBorders>
-                                <w:shd w:val="clear" w:color="auto" w:fill="auto"/>
-                              </w:tcPr>
-                              <w:p>
-                                <w:pPr>
-                                  <w:jc w:val="center"/>
-                                  <w:rPr>
-                                    <w:sz w:val="18"/>
-                                    <w:szCs w:val="18"/>
-                                  </w:rPr>
-                                </w:pPr>
-                              </w:p>
-                            </w:tc>
-                            <w:tc>
-                              <w:tcPr>
-                                <w:tcW w:w="3544" w:type="dxa"/>
-                                <w:tcBorders>
-                                  <w:top w:val="single" w:sz="18" w:space="0" w:color="C0504D" w:themeColor="accent2"/>
-                                  <w:left w:val="single" w:sz="4" w:space="0" w:color="C0504D" w:themeColor="accent2"/>
-                                  <w:bottom w:val="single" w:sz="4" w:space="0" w:color="C0504D" w:themeColor="accent2"/>
-                                  <w:right w:val="single" w:sz="4" w:space="0" w:color="C0504D" w:themeColor="accent2"/>
-                                </w:tcBorders>
-                                <w:shd w:val="clear" w:color="auto" w:fill="F2DBDB" w:themeFill="accent2" w:themeFillTint="33"/>
-                                <w:vAlign w:val="center"/>
-                              </w:tcPr>
-                              <w:p>
-                                <w:pPr>
-                                  <w:jc w:val="center"/>
-                                  <w:rPr>
-                                    <w:sz w:val="18"/>
-                                    <w:szCs w:val="18"/>
-                                  </w:rPr>
-                                </w:pPr>
-                                <w:r>
-                                  <w:rPr>
-                                    <w:rFonts w:hint="cs"/>
-                                    <w:rtl/>
-                                  </w:rPr>
-                                  <w:t>نحو مخرجات تعلي</w:t>
-                                </w:r>
-                                <w:r>
-                                  <w:rPr>
-                                    <w:rFonts w:hint="cs"/>
-                                    <w:rtl/>
-                                  </w:rPr>
-                                  <w:t>مية ذات أداء عالمي</w:t>
-                                </w:r>
-                              </w:p>
-                            </w:tc>
-                          </w:tr>
-                        </w:tbl>
-                        <w:p>
-                          <w:pPr>
-                            <w:jc w:val="center"/>
-                          </w:pPr>
-                        </w:p>
-                      </w:txbxContent>
-                    </wps:txbx>
-                    <wps:bodyPr rot="0" vert="horz" wrap="square" lIns="91440" tIns="45720" rIns="91440" bIns="45720" anchor="t" anchorCtr="0" upright="1">
-                      <a:noAutofit/>
-                    </wps:bodyPr>
-                  </wps:wsp>
-                </a:graphicData>
-              </a:graphic>
-              <wp14:sizeRelH relativeFrom="page">
-                <wp14:pctWidth>0</wp14:pctWidth>
-              </wp14:sizeRelH>
-              <wp14:sizeRelV relativeFrom="page">
-                <wp14:pctHeight>0</wp14:pctHeight>
-              </wp14:sizeRelV>
-            </wp:anchor>
-          </w:drawing>
-        </mc:Choice>
-        <mc:Fallback>
-          <w:pict>
-            <v:shape w14:anchorId="3CC7065E" id="Text Box 4" o:spid="_x0000_s1032" type="#_x0000_t202" style="position:absolute;left:0;text-align:left;margin-left:-31.5pt;margin-top:786.45pt;width:576.75pt;height:36pt;z-index:251658246;visibility:visible;mso-wrap-style:square;mso-width-percent:0;mso-height-percent:0;mso-wrap-distance-left:9pt;mso-wrap-distance-top:0;mso-wrap-distance-right:9pt;mso-wrap-distance-bottom:0;mso-position-horizontal:absolute;mso-position-horizontal-relative:text;mso-position-vertical:absolute;mso-position-vertical-relative:text;mso-width-percent:0;mso-height-percent:0;mso-width-relative:page;mso-height-relative:page;v-text-anchor:top" o:gfxdata="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" filled="f" stroked="f">
-              <v:textbox>
-                <w:txbxContent>
-                  <w:tbl>
-                    <w:tblPr>
-                      <w:tblStyle w:val="TableGrid"/>
-                      <w:tblW w:w="11023" w:type="dxa"/>
-                      <w:tblBorders>
-                        <w:top w:val="single" w:sz="18" w:space="0" w:color="C0504D" w:themeColor="accent2"/>
-                        <w:left w:val="none" w:sz="0" w:space="0" w:color="auto"/>
-                        <w:bottom w:val="none" w:sz="0" w:space="0" w:color="auto"/>
-                        <w:right w:val="none" w:sz="0" w:space="0" w:color="auto"/>
-                        <w:insideH w:val="none" w:sz="0" w:space="0" w:color="auto"/>
-                        <w:insideV w:val="none" w:sz="0" w:space="0" w:color="auto"/>
-                      </w:tblBorders>
-                      <w:tblLook w:val="04A0" w:firstRow="1" w:lastRow="0" w:firstColumn="1" w:lastColumn="0" w:noHBand="0" w:noVBand="1"/>
-                    </w:tblPr>
-                    <w:tblGrid>
-                      <w:gridCol w:w="3580"/>
-                      <w:gridCol w:w="3899"/>
-                      <w:gridCol w:w="3544"/>
-                    </w:tblGrid>
-                    <w:tr>
-                      <w:trPr>
-                        <w:trHeight w:val="376"/>
-                      </w:trPr>
-                      <w:tc>
-                        <w:tcPr>
-                          <w:tcW w:w="3580" w:type="dxa"/>
-                          <w:shd w:val="clear" w:color="auto" w:fill="auto"/>
-                        </w:tcPr>
-                        <w:p>
-                          <w:pPr>
-                            <w:jc w:val="left"/>
-                            <w:rPr>
-                              <w:b/>
-                              <w:bCs/>
-                              <w:sz w:val="18"/>
-                              <w:szCs w:val="18"/>
-                            </w:rPr>
-                          </w:pPr>
-                        </w:p>
-                      </w:tc>
-                      <w:tc>
-                        <w:tcPr>
-                          <w:tcW w:w="3899" w:type="dxa"/>
-                          <w:tcBorders>
-                            <w:right w:val="single" w:sz="4" w:space="0" w:color="C0504D" w:themeColor="accent2"/>
-                          </w:tcBorders>
-                          <w:shd w:val="clear" w:color="auto" w:fill="auto"/>
-                        </w:tcPr>
-                        <w:p>
-                          <w:pPr>
-                            <w:jc w:val="center"/>
-                            <w:rPr>
-                              <w:sz w:val="18"/>
-                              <w:szCs w:val="18"/>
-                            </w:rPr>
-                          </w:pPr>
-                        </w:p>
-                      </w:tc>
-                      <w:tc>
-                        <w:tcPr>
-                          <w:tcW w:w="3544" w:type="dxa"/>
-                          <w:tcBorders>
-                            <w:top w:val="single" w:sz="18" w:space="0" w:color="C0504D" w:themeColor="accent2"/>
-                            <w:left w:val="single" w:sz="4" w:space="0" w:color="C0504D" w:themeColor="accent2"/>
-                            <w:bottom w:val="single" w:sz="4" w:space="0" w:color="C0504D" w:themeColor="accent2"/>
-                            <w:right w:val="single" w:sz="4" w:space="0" w:color="C0504D" w:themeColor="accent2"/>
-                          </w:tcBorders>
-                          <w:shd w:val="clear" w:color="auto" w:fill="F2DBDB" w:themeFill="accent2" w:themeFillTint="33"/>
-                          <w:vAlign w:val="center"/>
-                        </w:tcPr>
-                        <w:p>
-                          <w:pPr>
-                            <w:jc w:val="center"/>
-                            <w:rPr>
-                              <w:sz w:val="18"/>
-                              <w:szCs w:val="18"/>
-                            </w:rPr>
-                          </w:pPr>
-                          <w:r>
-                            <w:rPr>
-                              <w:rFonts w:hint="cs"/>
-                              <w:rtl/>
-                            </w:rPr>
-                            <w:t>نحو مخرجات تعلي</w:t>
-                          </w:r>
-                          <w:r>
-                            <w:rPr>
-                              <w:rFonts w:hint="cs"/>
-                              <w:rtl/>
-                            </w:rPr>
-                            <w:t>مية ذات أداء عالمي</w:t>
-                          </w:r>
-                        </w:p>
-                      </w:tc>
-                    </w:tr>
-                  </w:tbl>
-                  <w:p>
-                    <w:pPr>
-                      <w:jc w:val="center"/>
-                    </w:pPr>
-                  </w:p>
-                </w:txbxContent>
-              </v:textbox>
-            </v:shape>
-          </w:pict>
-        </mc:Fallback>
-      </mc:AlternateContent>
-    </w:r>
-    <w:r>
-      <w:rPr>
-        <w:noProof/>
-      </w:rPr>
-      <mc:AlternateContent>
-        <mc:Choice Requires="wps">
-          <w:drawing>
-            <wp:anchor distT="0" distB="0" distL="114300" distR="114300" simplePos="0" relativeHeight="251658245" behindDoc="0" locked="0" layoutInCell="1" allowOverlap="1" wp14:anchorId="3CC7065F" wp14:editId="66D51DB9">
-              <wp:simplePos x="0" y="0"/>
-              <wp:positionH relativeFrom="column">
-                <wp:posOffset>-400050</wp:posOffset>
-              </wp:positionH>
-              <wp:positionV relativeFrom="paragraph">
-                <wp:posOffset>9987915</wp:posOffset>
-              </wp:positionV>
-              <wp:extent cx="7324725" cy="457200"/>
-              <wp:effectExtent l="0" t="0" r="0" b="0"/>
-              <wp:wrapNone/>
-              <wp:docPr id="3" name="Text Box 3"/>
-              <wp:cNvGraphicFramePr>
-                <a:graphicFrameLocks xmlns:a="http://schemas.openxmlformats.org/drawingml/2006/main"/>
-              </wp:cNvGraphicFramePr>
-              <a:graphic xmlns:a="http://schemas.openxmlformats.org/drawingml/2006/main">
-                <a:graphicData uri="http://schemas.microsoft.com/office/word/2026/wordprocessingShape">
-                  <wps:wsp>
-                    <wps:cNvSpPr txBox="1">
-                      <a:spLocks noChangeArrowheads="1"/>
-                    </wps:cNvSpPr>
-                    <wps:spPr bwMode="auto">
-                      <a:xfrm>
-                        <a:off x="0" y="0"/>
-                        <a:ext cx="7324725" cy="457200"/>
-                      </a:xfrm>
-                      <a:prstGeom prst="rect">
-                        <a:avLst/>
-                      </a:prstGeom>
-                      <a:noFill/>
-                      <a:ln>
-                        <a:noFill/>
-                      </a:ln>
-                    </wps:spPr>
-                    <wps:txbx>
-                      <w:txbxContent>
-                        <w:tbl>
-                          <w:tblPr>
-                            <w:tblStyle w:val="TableGrid"/>
-                            <w:tblW w:w="11023" w:type="dxa"/>
-                            <w:tblBorders>
-                              <w:top w:val="single" w:sz="18" w:space="0" w:color="C0504D" w:themeColor="accent2"/>
-                              <w:left w:val="none" w:sz="0" w:space="0" w:color="auto"/>
-                              <w:bottom w:val="none" w:sz="0" w:space="0" w:color="auto"/>
-                              <w:right w:val="none" w:sz="0" w:space="0" w:color="auto"/>
-                              <w:insideH w:val="none" w:sz="0" w:space="0" w:color="auto"/>
-                              <w:insideV w:val="none" w:sz="0" w:space="0" w:color="auto"/>
-                            </w:tblBorders>
-                            <w:tblLook w:val="04A0" w:firstRow="1" w:lastRow="0" w:firstColumn="1" w:lastColumn="0" w:noHBand="0" w:noVBand="1"/>
-                          </w:tblPr>
-                          <w:tblGrid>
-                            <w:gridCol w:w="3580"/>
-                            <w:gridCol w:w="3899"/>
-                            <w:gridCol w:w="3544"/>
-                          </w:tblGrid>
-                          <w:tr>
-                            <w:trPr>
-                              <w:trHeight w:val="376"/>
-                            </w:trPr>
-                            <w:tc>
-                              <w:tcPr>
-                                <w:tcW w:w="3580" w:type="dxa"/>
-                                <w:shd w:val="clear" w:color="auto" w:fill="auto"/>
-                              </w:tcPr>
-                              <w:p>
-                                <w:pPr>
-                                  <w:jc w:val="left"/>
-                                  <w:rPr>
-                                    <w:b/>
-                                    <w:bCs/>
-                                    <w:sz w:val="18"/>
-                                    <w:szCs w:val="18"/>
-                                  </w:rPr>
-                                </w:pPr>
-                              </w:p>
-                            </w:tc>
-                            <w:tc>
-                              <w:tcPr>
-                                <w:tcW w:w="3899" w:type="dxa"/>
-                                <w:tcBorders>
-                                  <w:right w:val="single" w:sz="4" w:space="0" w:color="C0504D" w:themeColor="accent2"/>
-                                </w:tcBorders>
-                                <w:shd w:val="clear" w:color="auto" w:fill="auto"/>
-                              </w:tcPr>
-                              <w:p>
-                                <w:pPr>
-                                  <w:jc w:val="center"/>
-                                  <w:rPr>
-                                    <w:sz w:val="18"/>
-                                    <w:szCs w:val="18"/>
-                                  </w:rPr>
-                                </w:pPr>
-                              </w:p>
-                            </w:tc>
-                            <w:tc>
-                              <w:tcPr>
-                                <w:tcW w:w="3544" w:type="dxa"/>
-                                <w:tcBorders>
-                                  <w:top w:val="single" w:sz="18" w:space="0" w:color="C0504D" w:themeColor="accent2"/>
-                                  <w:left w:val="single" w:sz="4" w:space="0" w:color="C0504D" w:themeColor="accent2"/>
-                                  <w:bottom w:val="single" w:sz="4" w:space="0" w:color="C0504D" w:themeColor="accent2"/>
-                                  <w:right w:val="single" w:sz="4" w:space="0" w:color="C0504D" w:themeColor="accent2"/>
-                                </w:tcBorders>
-                                <w:shd w:val="clear" w:color="auto" w:fill="F2DBDB" w:themeFill="accent2" w:themeFillTint="33"/>
-                                <w:vAlign w:val="center"/>
-                              </w:tcPr>
-                              <w:p>
-                                <w:pPr>
-                                  <w:jc w:val="center"/>
-                                  <w:rPr>
-                                    <w:sz w:val="18"/>
-                                    <w:szCs w:val="18"/>
-                                  </w:rPr>
-                                </w:pPr>
-                                <w:r>
-                                  <w:rPr>
-                                    <w:rFonts w:hint="cs"/>
-                                    <w:rtl/>
-                                  </w:rPr>
-                                  <w:t>نحو مخرجات تعلي</w:t>
-                                </w:r>
-                                <w:r>
-                                  <w:rPr>
-                                    <w:rFonts w:hint="cs"/>
-                                    <w:rtl/>
-                                  </w:rPr>
-                                  <w:t>مية ذات أداء عالمي</w:t>
-                                </w:r>
-                              </w:p>
-                            </w:tc>
-                          </w:tr>
-                        </w:tbl>
-                        <w:p>
-                          <w:pPr>
-                            <w:jc w:val="center"/>
-                          </w:pPr>
-                        </w:p>
-                      </w:txbxContent>
-                    </wps:txbx>
-                    <wps:bodyPr rot="0" vert="horz" wrap="square" lIns="91440" tIns="45720" rIns="91440" bIns="45720" anchor="t" anchorCtr="0" upright="1">
-                      <a:noAutofit/>
-                    </wps:bodyPr>
-                  </wps:wsp>
-                </a:graphicData>
-              </a:graphic>
-              <wp14:sizeRelH relativeFrom="page">
-                <wp14:pctWidth>0</wp14:pctWidth>
-              </wp14:sizeRelH>
-              <wp14:sizeRelV relativeFrom="page">
-                <wp14:pctHeight>0</wp14:pctHeight>
-              </wp14:sizeRelV>
-            </wp:anchor>
-          </w:drawing>
-        </mc:Choice>
-        <mc:Fallback>
-          <w:pict>
-            <v:shape w14:anchorId="3CC7065F" id="_x0000_s1033" type="#_x0000_t202" style="position:absolute;left:0;text-align:left;margin-left:-31.5pt;margin-top:786.45pt;width:576.75pt;height:36pt;z-index:251658245;visibility:visible;mso-wrap-style:square;mso-width-percent:0;mso-height-percent:0;mso-wrap-distance-left:9pt;mso-wrap-distance-top:0;mso-wrap-distance-right:9pt;mso-wrap-distance-bottom:0;mso-position-horizontal:absolute;mso-position-horizontal-relative:text;mso-position-vertical:absolute;mso-position-vertical-relative:text;mso-width-percent:0;mso-height-percent:0;mso-width-relative:page;mso-height-relative:page;v-text-anchor:top" o:gfxdata="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" filled="f" stroked="f">
-              <v:textbox>
-                <w:txbxContent>
-                  <w:tbl>
-                    <w:tblPr>
-                      <w:tblStyle w:val="TableGrid"/>
-                      <w:tblW w:w="11023" w:type="dxa"/>
-                      <w:tblBorders>
-                        <w:top w:val="single" w:sz="18" w:space="0" w:color="C0504D" w:themeColor="accent2"/>
-                        <w:left w:val="none" w:sz="0" w:space="0" w:color="auto"/>
-                        <w:bottom w:val="none" w:sz="0" w:space="0" w:color="auto"/>
-                        <w:right w:val="none" w:sz="0" w:space="0" w:color="auto"/>
-                        <w:insideH w:val="none" w:sz="0" w:space="0" w:color="auto"/>
-                        <w:insideV w:val="none" w:sz="0" w:space="0" w:color="auto"/>
-                      </w:tblBorders>
-                      <w:tblLook w:val="04A0" w:firstRow="1" w:lastRow="0" w:firstColumn="1" w:lastColumn="0" w:noHBand="0" w:noVBand="1"/>
-                    </w:tblPr>
-                    <w:tblGrid>
-                      <w:gridCol w:w="3580"/>
-                      <w:gridCol w:w="3899"/>
-                      <w:gridCol w:w="3544"/>
-                    </w:tblGrid>
-                    <w:tr>
-                      <w:trPr>
-                        <w:trHeight w:val="376"/>
-                      </w:trPr>
-                      <w:tc>
-                        <w:tcPr>
-                          <w:tcW w:w="3580" w:type="dxa"/>
-                          <w:shd w:val="clear" w:color="auto" w:fill="auto"/>
-                        </w:tcPr>
-                        <w:p>
-                          <w:pPr>
-                            <w:jc w:val="left"/>
-                            <w:rPr>
-                              <w:b/>
-                              <w:bCs/>
-                              <w:sz w:val="18"/>
-                              <w:szCs w:val="18"/>
-                            </w:rPr>
-                          </w:pPr>
-                        </w:p>
-                      </w:tc>
-                      <w:tc>
-                        <w:tcPr>
-                          <w:tcW w:w="3899" w:type="dxa"/>
-                          <w:tcBorders>
-                            <w:right w:val="single" w:sz="4" w:space="0" w:color="C0504D" w:themeColor="accent2"/>
-                          </w:tcBorders>
-                          <w:shd w:val="clear" w:color="auto" w:fill="auto"/>
-                        </w:tcPr>
-                        <w:p>
-                          <w:pPr>
-                            <w:jc w:val="center"/>
-                            <w:rPr>
-                              <w:sz w:val="18"/>
-                              <w:szCs w:val="18"/>
-                            </w:rPr>
-                          </w:pPr>
-                        </w:p>
-                      </w:tc>
-                      <w:tc>
-                        <w:tcPr>
-                          <w:tcW w:w="3544" w:type="dxa"/>
-                          <w:tcBorders>
-                            <w:top w:val="single" w:sz="18" w:space="0" w:color="C0504D" w:themeColor="accent2"/>
-                            <w:left w:val="single" w:sz="4" w:space="0" w:color="C0504D" w:themeColor="accent2"/>
-                            <w:bottom w:val="single" w:sz="4" w:space="0" w:color="C0504D" w:themeColor="accent2"/>
-                            <w:right w:val="single" w:sz="4" w:space="0" w:color="C0504D" w:themeColor="accent2"/>
-                          </w:tcBorders>
-                          <w:shd w:val="clear" w:color="auto" w:fill="F2DBDB" w:themeFill="accent2" w:themeFillTint="33"/>
-                          <w:vAlign w:val="center"/>
-                        </w:tcPr>
-                        <w:p>
-                          <w:pPr>
-                            <w:jc w:val="center"/>
-                            <w:rPr>
-                              <w:sz w:val="18"/>
-                              <w:szCs w:val="18"/>
-                            </w:rPr>
-                          </w:pPr>
-                          <w:r>
-                            <w:rPr>
-                              <w:rFonts w:hint="cs"/>
-                              <w:rtl/>
-                            </w:rPr>
-                            <w:t>نحو مخرجات تعلي</w:t>
-                          </w:r>
-                          <w:r>
-                            <w:rPr>
-                              <w:rFonts w:hint="cs"/>
-                              <w:rtl/>
-                            </w:rPr>
-                            <w:t>مية ذات أداء عالمي</w:t>
-                          </w:r>
-                        </w:p>
-                      </w:tc>
-                    </w:tr>
-                  </w:tbl>
-                  <w:p>
-                    <w:pPr>
-                      <w:jc w:val="center"/>
-                    </w:pPr>
-                  </w:p>
-                </w:txbxContent>
-              </v:textbox>
-            </v:shape>
-          </w:pict>
-        </mc:Fallback>
-      </mc:AlternateContent>
-    </w:r>
-    <w:r>
-      <w:rPr>
-        <w:noProof/>
-      </w:rPr>
-      <mc:AlternateContent>
-        <mc:Choice Requires="wps">
-          <w:drawing>
-            <wp:anchor distT="0" distB="0" distL="114300" distR="114300" simplePos="0" relativeHeight="251658244" behindDoc="0" locked="0" layoutInCell="1" allowOverlap="1" wp14:anchorId="3CC70660" wp14:editId="0C8C5ABD">
-              <wp:simplePos x="0" y="0"/>
-              <wp:positionH relativeFrom="column">
-                <wp:posOffset>-400050</wp:posOffset>
-              </wp:positionH>
-              <wp:positionV relativeFrom="paragraph">
-                <wp:posOffset>9987915</wp:posOffset>
-              </wp:positionV>
-              <wp:extent cx="7324725" cy="457200"/>
-              <wp:effectExtent l="0" t="0" r="0" b="0"/>
-              <wp:wrapNone/>
-              <wp:docPr id="1" name="Text Box 1"/>
-              <wp:cNvGraphicFramePr>
-                <a:graphicFrameLocks xmlns:a="http://schemas.openxmlformats.org/drawingml/2006/main"/>
-              </wp:cNvGraphicFramePr>
-              <a:graphic xmlns:a="http://schemas.openxmlformats.org/drawingml/2006/main">
-                <a:graphicData uri="http://schemas.microsoft.com/office/word/2026/wordprocessingShape">
-                  <wps:wsp>
-                    <wps:cNvSpPr txBox="1">
-                      <a:spLocks noChangeArrowheads="1"/>
-                    </wps:cNvSpPr>
-                    <wps:spPr bwMode="auto">
-                      <a:xfrm>
-                        <a:off x="0" y="0"/>
-                        <a:ext cx="7324725" cy="457200"/>
-                      </a:xfrm>
-                      <a:prstGeom prst="rect">
-                        <a:avLst/>
-                      </a:prstGeom>
-                      <a:noFill/>
-                      <a:ln>
-                        <a:noFill/>
-                      </a:ln>
-                    </wps:spPr>
-                    <wps:txbx>
-                      <w:txbxContent>
-                        <w:tbl>
-                          <w:tblPr>
-                            <w:tblStyle w:val="TableGrid"/>
-                            <w:tblW w:w="11023" w:type="dxa"/>
-                            <w:tblBorders>
-                              <w:top w:val="single" w:sz="18" w:space="0" w:color="C0504D" w:themeColor="accent2"/>
-                              <w:left w:val="none" w:sz="0" w:space="0" w:color="auto"/>
-                              <w:bottom w:val="none" w:sz="0" w:space="0" w:color="auto"/>
-                              <w:right w:val="none" w:sz="0" w:space="0" w:color="auto"/>
-                              <w:insideH w:val="none" w:sz="0" w:space="0" w:color="auto"/>
-                              <w:insideV w:val="none" w:sz="0" w:space="0" w:color="auto"/>
-                            </w:tblBorders>
-                            <w:tblLook w:val="04A0" w:firstRow="1" w:lastRow="0" w:firstColumn="1" w:lastColumn="0" w:noHBand="0" w:noVBand="1"/>
-                          </w:tblPr>
-                          <w:tblGrid>
-                            <w:gridCol w:w="3580"/>
-                            <w:gridCol w:w="3899"/>
-                            <w:gridCol w:w="3544"/>
-                          </w:tblGrid>
-                          <w:tr>
-                            <w:trPr>
-                              <w:trHeight w:val="376"/>
-                            </w:trPr>
-                            <w:tc>
-                              <w:tcPr>
-                                <w:tcW w:w="3580" w:type="dxa"/>
-                                <w:shd w:val="clear" w:color="auto" w:fill="auto"/>
-                              </w:tcPr>
-                              <w:p>
-                                <w:pPr>
-                                  <w:jc w:val="left"/>
-                                  <w:rPr>
-                                    <w:b/>
-                                    <w:bCs/>
-                                    <w:sz w:val="18"/>
-                                    <w:szCs w:val="18"/>
-                                  </w:rPr>
-                                </w:pPr>
-                              </w:p>
-                            </w:tc>
-                            <w:tc>
-                              <w:tcPr>
-                                <w:tcW w:w="3899" w:type="dxa"/>
-                                <w:tcBorders>
-                                  <w:right w:val="single" w:sz="4" w:space="0" w:color="C0504D" w:themeColor="accent2"/>
-                                </w:tcBorders>
-                                <w:shd w:val="clear" w:color="auto" w:fill="auto"/>
-                              </w:tcPr>
-                              <w:p>
-                                <w:pPr>
-                                  <w:jc w:val="center"/>
-                                  <w:rPr>
-                                    <w:sz w:val="18"/>
-                                    <w:szCs w:val="18"/>
-                                  </w:rPr>
-                                </w:pPr>
-                              </w:p>
-                            </w:tc>
-                            <w:tc>
-                              <w:tcPr>
-                                <w:tcW w:w="3544" w:type="dxa"/>
-                                <w:tcBorders>
-                                  <w:top w:val="single" w:sz="18" w:space="0" w:color="C0504D" w:themeColor="accent2"/>
-                                  <w:left w:val="single" w:sz="4" w:space="0" w:color="C0504D" w:themeColor="accent2"/>
-                                  <w:bottom w:val="single" w:sz="4" w:space="0" w:color="C0504D" w:themeColor="accent2"/>
-                                  <w:right w:val="single" w:sz="4" w:space="0" w:color="C0504D" w:themeColor="accent2"/>
-                                </w:tcBorders>
-                                <w:shd w:val="clear" w:color="auto" w:fill="F2DBDB" w:themeFill="accent2" w:themeFillTint="33"/>
-                                <w:vAlign w:val="center"/>
-                              </w:tcPr>
-                              <w:p>
-                                <w:pPr>
-                                  <w:jc w:val="center"/>
-                                  <w:rPr>
-                                    <w:sz w:val="18"/>
-                                    <w:szCs w:val="18"/>
-                                  </w:rPr>
-                                </w:pPr>
-                                <w:r>
-                                  <w:rPr>
-                                    <w:rFonts w:hint="cs"/>
-                                    <w:rtl/>
-                                  </w:rPr>
-                                  <w:t>نحو مخرجات تعلي</w:t>
-                                </w:r>
-                                <w:r>
-                                  <w:rPr>
-                                    <w:rFonts w:hint="cs"/>
-                                    <w:rtl/>
-                                  </w:rPr>
-                                  <w:t>مية ذات أداء عالمي</w:t>
-                                </w:r>
-                              </w:p>
-                            </w:tc>
-                          </w:tr>
-                        </w:tbl>
-                        <w:p>
-                          <w:pPr>
-                            <w:jc w:val="center"/>
-                          </w:pPr>
-                        </w:p>
-                      </w:txbxContent>
-                    </wps:txbx>
-                    <wps:bodyPr rot="0" vert="horz" wrap="square" lIns="91440" tIns="45720" rIns="91440" bIns="45720" anchor="t" anchorCtr="0" upright="1">
-                      <a:noAutofit/>
-                    </wps:bodyPr>
-                  </wps:wsp>
-                </a:graphicData>
-              </a:graphic>
-              <wp14:sizeRelH relativeFrom="page">
-                <wp14:pctWidth>0</wp14:pctWidth>
-              </wp14:sizeRelH>
-              <wp14:sizeRelV relativeFrom="page">
-                <wp14:pctHeight>0</wp14:pctHeight>
-              </wp14:sizeRelV>
-            </wp:anchor>
-          </w:drawing>
-        </mc:Choice>
-        <mc:Fallback>
-          <w:pict>
-            <v:shape w14:anchorId="3CC70660" id="Text Box 1" o:spid="_x0000_s1034" type="#_x0000_t202" style="position:absolute;left:0;text-align:left;margin-left:-31.5pt;margin-top:786.45pt;width:576.75pt;height:36pt;z-index:251658244;visibility:visible;mso-wrap-style:square;mso-width-percent:0;mso-height-percent:0;mso-wrap-distance-left:9pt;mso-wrap-distance-top:0;mso-wrap-distance-right:9pt;mso-wrap-distance-bottom:0;mso-position-horizontal:absolute;mso-position-horizontal-relative:text;mso-position-vertical:absolute;mso-position-vertical-relative:text;mso-width-percent:0;mso-height-percent:0;mso-width-relative:page;mso-height-relative:page;v-text-anchor:top" o:gfxdata="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" filled="f" stroked="f">
-              <v:textbox>
-                <w:txbxContent>
-                  <w:tbl>
-                    <w:tblPr>
-                      <w:tblStyle w:val="TableGrid"/>
-                      <w:tblW w:w="11023" w:type="dxa"/>
-                      <w:tblBorders>
-                        <w:top w:val="single" w:sz="18" w:space="0" w:color="C0504D" w:themeColor="accent2"/>
-                        <w:left w:val="none" w:sz="0" w:space="0" w:color="auto"/>
-                        <w:bottom w:val="none" w:sz="0" w:space="0" w:color="auto"/>
-                        <w:right w:val="none" w:sz="0" w:space="0" w:color="auto"/>
-                        <w:insideH w:val="none" w:sz="0" w:space="0" w:color="auto"/>
-                        <w:insideV w:val="none" w:sz="0" w:space="0" w:color="auto"/>
-                      </w:tblBorders>
-                      <w:tblLook w:val="04A0" w:firstRow="1" w:lastRow="0" w:firstColumn="1" w:lastColumn="0" w:noHBand="0" w:noVBand="1"/>
-                    </w:tblPr>
-                    <w:tblGrid>
-                      <w:gridCol w:w="3580"/>
-                      <w:gridCol w:w="3899"/>
-                      <w:gridCol w:w="3544"/>
-                    </w:tblGrid>
-                    <w:tr>
-                      <w:trPr>
-                        <w:trHeight w:val="376"/>
-                      </w:trPr>
-                      <w:tc>
-                        <w:tcPr>
-                          <w:tcW w:w="3580" w:type="dxa"/>
-                          <w:shd w:val="clear" w:color="auto" w:fill="auto"/>
-                        </w:tcPr>
-                        <w:p>
-                          <w:pPr>
-                            <w:jc w:val="left"/>
-                            <w:rPr>
-                              <w:b/>
-                              <w:bCs/>
-                              <w:sz w:val="18"/>
-                              <w:szCs w:val="18"/>
-                            </w:rPr>
-                          </w:pPr>
-                        </w:p>
-                      </w:tc>
-                      <w:tc>
-                        <w:tcPr>
-                          <w:tcW w:w="3899" w:type="dxa"/>
-                          <w:tcBorders>
-                            <w:right w:val="single" w:sz="4" w:space="0" w:color="C0504D" w:themeColor="accent2"/>
-                          </w:tcBorders>
-                          <w:shd w:val="clear" w:color="auto" w:fill="auto"/>
-                        </w:tcPr>
-                        <w:p>
-                          <w:pPr>
-                            <w:jc w:val="center"/>
-                            <w:rPr>
-                              <w:sz w:val="18"/>
-                              <w:szCs w:val="18"/>
-                            </w:rPr>
-                          </w:pPr>
-                        </w:p>
-                      </w:tc>
-                      <w:tc>
-                        <w:tcPr>
-                          <w:tcW w:w="3544" w:type="dxa"/>
-                          <w:tcBorders>
-                            <w:top w:val="single" w:sz="18" w:space="0" w:color="C0504D" w:themeColor="accent2"/>
-                            <w:left w:val="single" w:sz="4" w:space="0" w:color="C0504D" w:themeColor="accent2"/>
-                            <w:bottom w:val="single" w:sz="4" w:space="0" w:color="C0504D" w:themeColor="accent2"/>
-                            <w:right w:val="single" w:sz="4" w:space="0" w:color="C0504D" w:themeColor="accent2"/>
-                          </w:tcBorders>
-                          <w:shd w:val="clear" w:color="auto" w:fill="F2DBDB" w:themeFill="accent2" w:themeFillTint="33"/>
-                          <w:vAlign w:val="center"/>
-                        </w:tcPr>
-                        <w:p>
-                          <w:pPr>
-                            <w:jc w:val="center"/>
-                            <w:rPr>
-                              <w:sz w:val="18"/>
-                              <w:szCs w:val="18"/>
-                            </w:rPr>
-                          </w:pPr>
-                          <w:r>
-                            <w:rPr>
-                              <w:rFonts w:hint="cs"/>
-                              <w:rtl/>
-                            </w:rPr>
-                            <w:t>نحو مخرجات تعلي</w:t>
-                          </w:r>
-                          <w:r>
-                            <w:rPr>
-                              <w:rFonts w:hint="cs"/>
-                              <w:rtl/>
-                            </w:rPr>
-                            <w:t>مية ذات أداء عالمي</w:t>
-                          </w:r>
-                        </w:p>
-                      </w:tc>
-                    </w:tr>
-                  </w:tbl>
-                  <w:p>
-                    <w:pPr>
-                      <w:jc w:val="center"/>
-                    </w:pPr>
-                  </w:p>
-                </w:txbxContent>
-              </v:textbox>
-            </v:shape>
-          </w:pict>
-        </mc:Fallback>
-      </mc:AlternateContent>
-    </w:r>
-  </w:p>
+<w:ftr xmlns:wpc="http://schemas.microsoft.com/office/word/2010/wordprocessingCanvas" xmlns:cx="http://schemas.microsoft.com/office/drawing/2014/chartex" xmlns:cx1="http://schemas.microsoft.com/office/drawing/2015/9/8/chartex" xmlns:cx2="http://schemas.microsoft.com/office/drawing/2015/10/21/chartex" xmlns:cx3="http://schemas.microsoft.com/office/drawing/2016/5/9/chartex" xmlns:cx4="http://schemas.microsoft.com/office/drawing/2016/5/10/chartex" xmlns:cx5="http://schemas.microsoft.com/office/drawing/2016/5/11/chartex" xmlns:cx6="http://schemas.microsoft.com/office/drawing/2016/5/12/chartex" xmlns:cx7="http://schemas.microsoft.com/office/drawing/2016/5/13/chartex" xmlns:cx8="http://schemas.microsoft.com/office/drawing/2016/5/14/chartex" xmlns:mc="http://schemas.openxmlformats.org/markup-compatibility/2006" xmlns:m="http://schemas.openxmlformats.org/officeDocument/2006/math" xmlns:aink="http://schemas.microsoft.com/office/drawing/2016/ink" xmlns:am3d="http://schemas.microsoft.com/office/drawing/2017/model3d" xmlns:oel="http://schemas.microsoft.com/office/2019/extlst" xmlns:r="http://schemas.openxmlformats.org/officeDocument/2006/relationships" xmlns:wp14="http://schemas.microsoft.com/office/word/2010/wordprocessingDrawing" xmlns:wp="http://schemas.openxmlformats.org/drawingml/2006/wordprocessingDrawing" xmlns:wpg="http://schemas.microsoft.com/office/word/2010/wordprocessingGroup" xmlns:wpi="http://schemas.microsoft.com/office/word/2010/wordprocessingInk" xmlns:wps="http://schemas.microsoft.com/office/word/2010/wordprocessingShape" xmlns:o="urn:schemas-microsoft-com:office:office" xmlns:v="urn:schemas-microsoft-com:vml" xmlns:w10="urn:schemas-microsoft-com:office:word" xmlns:w="http://schemas.openxmlformats.org/wordprocessingml/2006/main" xmlns:w14="http://schemas.microsoft.com/office/word/2010/wordml" xmlns:w15="http://schemas.microsoft.com/office/word/2012/wordml" xmlns:w16cex="http://schemas.microsoft.com/office/word/2018/wordml/cex" xmlns:w16cid="http://schemas.microsoft.com/office/word/2016/wordml/cid" xmlns:w16="http://schemas.microsoft.com/office/word/2018/wordml" xmlns:w16sdtdh="http://schemas.microsoft.com/office/word/2020/wordml/sdtdatahash" xmlns:w16sdtfl="http://schemas.microsoft.com/office/word/2024/wordml/sdtformatlock" xmlns:w16se="http://schemas.microsoft.com/office/word/2015/wordml/symex" xmlns:w16du="http://schemas.microsoft.com/office/word/2023/wordml/word16du" xmlns:wne="http://schemas.microsoft.com/office/word/2006/wordml" mc:Ignorable="w14 w15 w16se w16cid w16 w16cex w16sdtdh w16sdtfl w16du wp14">
+  <w:tbl>
+    <w:tblPr>
+      <w:tblW w:w="11290" w:type="dxa"/>
+      <w:tblInd w:w="-958" w:type="dxa"/>
+      <w:tblBorders>
+        <w:top w:val="none" w:sz="0" w:space="0" w:color="FFFFFF"/>
+        <w:left w:val="none" w:sz="0" w:space="0" w:color="FFFFFF"/>
+        <w:bottom w:val="none" w:sz="0" w:space="0" w:color="FFFFFF"/>
+        <w:right w:val="none" w:sz="0" w:space="0" w:color="FFFFFF"/>
+        <w:insideH w:val="none" w:sz="0" w:space="0" w:color="FFFFFF"/>
+        <w:insideV w:val="none" w:sz="0" w:space="0" w:color="FFFFFF"/>
+      </w:tblBorders>
+      <w:tblLayout w:type="fixed"/>
+      <w:tblCellMar>
+        <w:left w:w="10" w:type="dxa"/>
+        <w:right w:w="10" w:type="dxa"/>
+      </w:tblCellMar>
+      <w:tblLook w:val="04A0" w:firstRow="1" w:lastRow="0" w:firstColumn="1" w:lastColumn="0" w:noHBand="0" w:noVBand="1"/>
+    </w:tblPr>
+    <w:tblGrid>
+      <w:gridCol w:w="11290"/>
+    </w:tblGrid>
+    <w:tr>
+      <w:trPr>
+        <w:trHeight w:val="43"/>
+      </w:trPr>
+      <w:tc>
+        <w:tcPr>
+          <w:tcW w:w="11290" w:type="dxa"/>
+          <w:tcBorders>
+            <w:top w:val="none" w:sz="0" w:space="0" w:color="FFFFFF"/>
+            <w:left w:val="none" w:sz="0" w:space="0" w:color="FFFFFF"/>
+            <w:bottom w:val="none" w:sz="0" w:space="0" w:color="FFFFFF"/>
+            <w:right w:val="none" w:sz="0" w:space="0" w:color="FFFFFF"/>
+          </w:tcBorders>
+          <w:tcMar>
+            <w:top w:w="50" w:type="dxa"/>
+            <w:left w:w="0" w:type="dxa"/>
+            <w:bottom w:w="0" w:type="dxa"/>
+            <w:right w:w="0" w:type="dxa"/>
+          </w:tcMar>
+          <w:vAlign w:val="center"/>
+        </w:tcPr>
+        <w:p>
+          <w:pPr>
+            <w:spacing w:line="180" w:lineRule="exact"/>
+            <w:jc w:val="right"/>
+          </w:pPr>
+          <w:r>
+            <w:rPr>
+              <w:color w:val="4A4A4A"/>
+              <w:sz w:val="21"/>
+              <w:szCs w:val="21"/>
+            </w:rPr>
+            <w:t xml:space="preserve">Page </w:t>
+          </w:r>
+          <w:r>
+            <w:rPr>
+              <w:b/>
+              <w:bCs/>
+              <w:color w:val="C9A227"/>
+              <w:sz w:val="22"/>
+              <w:szCs w:val="22"/>
+            </w:rPr>
+            <w:fldChar w:fldCharType="begin"/>
+          </w:r>
+          <w:r>
+            <w:rPr>
+              <w:b/>
+              <w:bCs/>
+              <w:color w:val="C9A227"/>
+              <w:sz w:val="22"/>
+              <w:szCs w:val="22"/>
+            </w:rPr>
+            <w:instrText>PAGE</w:instrText>
+          </w:r>
+          <w:r>
+            <w:rPr>
+              <w:b/>
+              <w:bCs/>
+              <w:color w:val="C9A227"/>
+              <w:sz w:val="22"/>
+              <w:szCs w:val="22"/>
+            </w:rPr>
+            <w:fldChar w:fldCharType="separate"/>
+          </w:r>
+          <w:r>
+            <w:rPr>
+              <w:b/>
+              <w:bCs/>
+              <w:noProof/>
+              <w:color w:val="C9A227"/>
+              <w:sz w:val="22"/>
+              <w:szCs w:val="22"/>
+            </w:rPr>
+            <w:t>1</w:t>
+          </w:r>
+          <w:r>
+            <w:rPr>
+              <w:b/>
+              <w:bCs/>
+              <w:color w:val="C9A227"/>
+              <w:sz w:val="22"/>
+              <w:szCs w:val="22"/>
+            </w:rPr>
+            <w:fldChar w:fldCharType="end"/>
+          </w:r>
+          <w:r>
+            <w:rPr>
+              <w:color w:val="4A4A4A"/>
+              <w:sz w:val="21"/>
+              <w:szCs w:val="21"/>
+            </w:rPr>
+            <w:t xml:space="preserve"> / </w:t>
+          </w:r>
+          <w:r>
+            <w:rPr>
+              <w:b/>
+              <w:bCs/>
+              <w:color w:val="C9A227"/>
+              <w:sz w:val="22"/>
+              <w:szCs w:val="22"/>
+            </w:rPr>
+            <w:fldChar w:fldCharType="begin"/>
+          </w:r>
+          <w:r>
+            <w:rPr>
+              <w:b/>
+              <w:bCs/>
+              <w:color w:val="C9A227"/>
+              <w:sz w:val="22"/>
+              <w:szCs w:val="22"/>
+            </w:rPr>
+            <w:instrText>NUMPAGES</w:instrText>
+          </w:r>
+          <w:r>
+            <w:rPr>
+              <w:b/>
+              <w:bCs/>
+              <w:color w:val="C9A227"/>
+              <w:sz w:val="22"/>
+              <w:szCs w:val="22"/>
+            </w:rPr>
+            <w:fldChar w:fldCharType="separate"/>
+          </w:r>
+          <w:r>
+            <w:rPr>
+              <w:b/>
+              <w:bCs/>
+              <w:noProof/>
+              <w:color w:val="C9A227"/>
+              <w:sz w:val="22"/>
+              <w:szCs w:val="22"/>
+            </w:rPr>
+            <w:t>1</w:t>
+          </w:r>
+          <w:r>
+            <w:rPr>
+              <w:b/>
+              <w:bCs/>
+              <w:color w:val="C9A227"/>
+              <w:sz w:val="22"/>
+              <w:szCs w:val="22"/>
+            </w:rPr>
+            <w:fldChar w:fldCharType="end"/>
+          </w:r>
+        </w:p>
+      </w:tc>
+    </w:tr>
+  </w:tbl>
 </w:ftr>
 </file>
 
@@ -4693,923 +3644,290 @@
 </file>
 
 <file path=word/header1.xml><?xml version="1.0" encoding="utf-8"?>
-<w:hdr xmlns:wpc="http://schemas.microsoft.com/office/word/2026/wordprocessingCanvas" xmlns:cx="http://schemas.microsoft.com/office/drawing/2026/chartex" xmlns:cx1="http://schemas.microsoft.com/office/drawing/2026/9/8/chartex" xmlns:cx2="http://schemas.microsoft.com/office/drawing/2026/10/21/chartex" xmlns:cx3="http://schemas.microsoft.com/office/drawing/2026/5/9/chartex" xmlns:cx4="http://schemas.microsoft.com/office/drawing/2026/5/10/chartex" xmlns:cx5="http://schemas.microsoft.com/office/drawing/2026/5/11/chartex" xmlns:cx6="http://schemas.microsoft.com/office/drawing/2026/5/12/chartex" xmlns:cx7="http://schemas.microsoft.com/office/drawing/2026/5/13/chartex" xmlns:cx8="http://schemas.microsoft.com/office/drawing/2026/5/14/chartex" xmlns:mc="http://schemas.openxmlformats.org/markup-compatibility/2006" xmlns:aink="http://schemas.microsoft.com/office/drawing/2026/ink" xmlns:am3d="http://schemas.microsoft.com/office/drawing/2026/model3d" xmlns:o="urn:schemas-microsoft-com:office:office" xmlns:oel="http://schemas.microsoft.com/office/2026/extlst" xmlns:r="http://schemas.openxmlformats.org/officeDocument/2006/relationships" xmlns:m="http://schemas.openxmlformats.org/officeDocument/2006/math" xmlns:v="urn:schemas-microsoft-com:vml" xmlns:wp14="http://schemas.microsoft.com/office/word/2026/wordprocessingDrawing" xmlns:wp="http://schemas.openxmlformats.org/drawingml/2006/wordprocessingDrawing" xmlns:w10="urn:schemas-microsoft-com:office:word" xmlns:w="http://schemas.openxmlformats.org/wordprocessingml/2006/main" xmlns:w14="http://schemas.microsoft.com/office/word/2026/wordml" xmlns:w15="http://schemas.microsoft.com/office/word/2026/wordml" xmlns:w16cex="http://schemas.microsoft.com/office/word/2026/wordml/cex" xmlns:w16cid="http://schemas.microsoft.com/office/word/2026/wordml/cid" xmlns:w16="http://schemas.microsoft.com/office/word/2026/wordml" xmlns:w16du="http://schemas.microsoft.com/office/word/2026/wordml/word16du" xmlns:w16sdtdh="http://schemas.microsoft.com/office/word/2026/wordml/sdtdatahash" xmlns:w16se="http://schemas.microsoft.com/office/word/2026/wordml/symex" xmlns:wpg="http://schemas.microsoft.com/office/word/2026/wordprocessingGroup" xmlns:wpi="http://schemas.microsoft.com/office/word/2026/wordprocessingInk" xmlns:wne="http://schemas.microsoft.com/office/word/2006/wordml" xmlns:wps="http://schemas.microsoft.com/office/word/2026/wordprocessingShape" mc:Ignorable="w14 w15 w16se w16cid w16 w16cex w16sdtdh w16du wp14">
+<w:hdr xmlns:wpc="http://schemas.microsoft.com/office/word/2010/wordprocessingCanvas" xmlns:cx="http://schemas.microsoft.com/office/drawing/2014/chartex" xmlns:cx1="http://schemas.microsoft.com/office/drawing/2015/9/8/chartex" xmlns:cx2="http://schemas.microsoft.com/office/drawing/2015/10/21/chartex" xmlns:cx3="http://schemas.microsoft.com/office/drawing/2016/5/9/chartex" xmlns:cx4="http://schemas.microsoft.com/office/drawing/2016/5/10/chartex" xmlns:cx5="http://schemas.microsoft.com/office/drawing/2016/5/11/chartex" xmlns:cx6="http://schemas.microsoft.com/office/drawing/2016/5/12/chartex" xmlns:cx7="http://schemas.microsoft.com/office/drawing/2016/5/13/chartex" xmlns:cx8="http://schemas.microsoft.com/office/drawing/2016/5/14/chartex" xmlns:mc="http://schemas.openxmlformats.org/markup-compatibility/2006" xmlns:m="http://schemas.openxmlformats.org/officeDocument/2006/math" xmlns:aink="http://schemas.microsoft.com/office/drawing/2016/ink" xmlns:am3d="http://schemas.microsoft.com/office/drawing/2017/model3d" xmlns:oel="http://schemas.microsoft.com/office/2019/extlst" xmlns:r="http://schemas.openxmlformats.org/officeDocument/2006/relationships" xmlns:wp14="http://schemas.microsoft.com/office/word/2010/wordprocessingDrawing" xmlns:wp="http://schemas.openxmlformats.org/drawingml/2006/wordprocessingDrawing" xmlns:wpg="http://schemas.microsoft.com/office/word/2010/wordprocessingGroup" xmlns:wpi="http://schemas.microsoft.com/office/word/2010/wordprocessingInk" xmlns:wps="http://schemas.microsoft.com/office/word/2010/wordprocessingShape" xmlns:o="urn:schemas-microsoft-com:office:office" xmlns:v="urn:schemas-microsoft-com:vml" xmlns:w10="urn:schemas-microsoft-com:office:word" xmlns:w="http://schemas.openxmlformats.org/wordprocessingml/2006/main" xmlns:w14="http://schemas.microsoft.com/office/word/2010/wordml" xmlns:w15="http://schemas.microsoft.com/office/word/2012/wordml" xmlns:w16cex="http://schemas.microsoft.com/office/word/2018/wordml/cex" xmlns:w16cid="http://schemas.microsoft.com/office/word/2016/wordml/cid" xmlns:w16="http://schemas.microsoft.com/office/word/2018/wordml" xmlns:w16sdtdh="http://schemas.microsoft.com/office/word/2020/wordml/sdtdatahash" xmlns:w16sdtfl="http://schemas.microsoft.com/office/word/2024/wordml/sdtformatlock" xmlns:w16se="http://schemas.microsoft.com/office/word/2015/wordml/symex" xmlns:w16du="http://schemas.microsoft.com/office/word/2023/wordml/word16du" xmlns:wne="http://schemas.microsoft.com/office/word/2006/wordml" mc:Ignorable="w14 w15 w16se w16cid w16 w16cex w16sdtdh w16sdtfl w16du wp14">
   <w:p>
     <w:pPr>
-      <w:pStyle w:val="Header"/>
-      <w:bidi w:val="0"/>
-      <w:rPr>
-        <w:lang w:bidi="ar-QA"/>
-      </w:rPr>
+      <w:spacing w:line="20" w:lineRule="exact"/>
     </w:pPr>
     <w:r>
       <w:rPr>
-        <w:rFonts w:ascii="Times New Roman" w:hAnsi="Times New Roman" w:cs="Times New Roman"/>
         <w:noProof/>
-        <w:sz w:val="24"/>
-        <w:szCs w:val="24"/>
-      </w:rPr>
-      <mc:AlternateContent>
-        <mc:Choice Requires="wps">
-          <w:drawing>
-            <wp:anchor distT="45720" distB="45720" distL="114300" distR="114300" simplePos="0" relativeHeight="251674633" behindDoc="0" locked="0" layoutInCell="1" allowOverlap="1" wp14:anchorId="1875E4B7" wp14:editId="08F7D9AD">
-              <wp:simplePos x="0" y="0"/>
-              <wp:positionH relativeFrom="page">
-                <wp:posOffset>6534150</wp:posOffset>
-              </wp:positionH>
-              <wp:positionV relativeFrom="paragraph">
-                <wp:posOffset>-238125</wp:posOffset>
-              </wp:positionV>
-              <wp:extent cx="2597785" cy="453390"/>
-              <wp:effectExtent l="0" t="0" r="0" b="0"/>
-              <wp:wrapSquare wrapText="bothSides"/>
-              <wp:docPr id="28" name="Text Box 28"/>
-              <wp:cNvGraphicFramePr>
-                <a:graphicFrameLocks xmlns:a="http://schemas.openxmlformats.org/drawingml/2006/main"/>
-              </wp:cNvGraphicFramePr>
-              <a:graphic xmlns:a="http://schemas.openxmlformats.org/drawingml/2006/main">
-                <a:graphicData uri="http://schemas.microsoft.com/office/word/2026/wordprocessingShape">
-                  <wps:wsp>
-                    <wps:cNvSpPr txBox="1">
-                      <a:spLocks noChangeArrowheads="1"/>
-                    </wps:cNvSpPr>
-                    <wps:spPr bwMode="auto">
-                      <a:xfrm>
-                        <a:off x="0" y="0"/>
-                        <a:ext cx="2597785" cy="462280"/>
-                      </a:xfrm>
-                      <a:prstGeom prst="rect">
-                        <a:avLst/>
-                      </a:prstGeom>
-                      <a:solidFill>
-                        <a:srgbClr val="FFFFFF">
-                          <a:alpha val="0"/>
-                        </a:srgbClr>
-                      </a:solidFill>
-                      <a:ln w="9525">
-                        <a:noFill/>
-                        <a:miter lim="800000"/>
-                        <a:headEnd/>
-                        <a:tailEnd/>
-                      </a:ln>
-                    </wps:spPr>
-                    <wps:txbx>
-                      <w:txbxContent>
-                        <w:p>
-                          <w:pPr>
-                            <w:ind w:left="90"/>
-                            <w:jc w:val="center"/>
-                            <w:rPr>
-                              <w:b/>
-                              <w:bCs/>
-                              <w:sz w:val="28"/>
-                              <w:szCs w:val="28"/>
-                              <w:lang w:bidi="ar-QA"/>
-                            </w:rPr>
-                          </w:pPr>
-                          <w:r>
-                            <w:rPr>
-                              <w:b/>
-                              <w:bCs/>
-                              <w:sz w:val="28"/>
-                              <w:szCs w:val="28"/>
-                              <w:rtl/>
-                              <w:lang w:bidi="ar-QA"/>
-                            </w:rPr>
-                            <w:t>آمنــــة بنـــت وهــــب الثانـــوية للبنــــات</w:t>
-                          </w:r>
-                        </w:p>
-                      </w:txbxContent>
-                    </wps:txbx>
-                    <wps:bodyPr rot="0" vert="horz" wrap="square" lIns="91440" tIns="45720" rIns="91440" bIns="45720" anchor="t" anchorCtr="0">
-                      <a:spAutoFit/>
-                    </wps:bodyPr>
-                  </wps:wsp>
-                </a:graphicData>
-              </a:graphic>
-              <wp14:sizeRelH relativeFrom="margin">
-                <wp14:pctWidth>0</wp14:pctWidth>
-              </wp14:sizeRelH>
-              <wp14:sizeRelV relativeFrom="margin">
-                <wp14:pctHeight>20000</wp14:pctHeight>
-              </wp14:sizeRelV>
-            </wp:anchor>
-          </w:drawing>
-        </mc:Choice>
-        <mc:Fallback>
-          <w:pict>
-            <v:shapetype w14:anchorId="1875E4B7" id="_x0000_t202" coordsize="21600,21600" o:spt="202" path="m,l,21600r21600,l21600,xe">
-              <v:stroke joinstyle="miter"/>
-              <v:path gradientshapeok="t" o:connecttype="rect"/>
-            </v:shapetype>
-            <v:shape id="Text Box 28" o:spid="_x0000_s1027" type="#_x0000_t202" style="position:absolute;margin-left:514.5pt;margin-top:-18.75pt;width:204.55pt;height:35.7pt;z-index:251674633;visibility:visible;mso-wrap-style:square;mso-width-percent:0;mso-height-percent:200;mso-wrap-distance-left:9pt;mso-wrap-distance-top:3.6pt;mso-wrap-distance-right:9pt;mso-wrap-distance-bottom:3.6pt;mso-position-horizontal:absolute;mso-position-horizontal-relative:page;mso-position-vertical:absolute;mso-position-vertical-relative:text;mso-width-percent:0;mso-height-percent:200;mso-width-relative:margin;mso-height-relative:margin;v-text-anchor:top" o:gfxdata="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" stroked="f">
-              <v:fill opacity="0"/>
-              <v:textbox style="mso-fit-shape-to-text:t">
-                <w:txbxContent>
-                  <w:p>
-                    <w:pPr>
-                      <w:ind w:left="90"/>
-                      <w:jc w:val="center"/>
-                      <w:rPr>
-                        <w:b/>
-                        <w:bCs/>
-                        <w:sz w:val="28"/>
-                        <w:szCs w:val="28"/>
-                        <w:lang w:bidi="ar-QA"/>
-                      </w:rPr>
-                    </w:pPr>
-                    <w:r>
-                      <w:rPr>
-                        <w:b/>
-                        <w:bCs/>
-                        <w:sz w:val="28"/>
-                        <w:szCs w:val="28"/>
-                        <w:rtl/>
-                        <w:lang w:bidi="ar-QA"/>
-                      </w:rPr>
-                      <w:t>آمنــــة بنـــت وهــــب الثانـــوية للبنــــات</w:t>
-                    </w:r>
-                  </w:p>
-                </w:txbxContent>
-              </v:textbox>
-              <w10:wrap type="square" anchorx="page"/>
-            </v:shape>
-          </w:pict>
-        </mc:Fallback>
-      </mc:AlternateContent>
+        <w:color w:val="4A4A4A"/>
+        <w:sz w:val="21"/>
+        <w:szCs w:val="21"/>
+      </w:rPr>
+      <w:drawing>
+        <wp:anchor distT="0" distB="0" distL="114300" distR="114300" simplePos="0" relativeHeight="251664384" behindDoc="0" locked="0" layoutInCell="1" allowOverlap="1" wp14:anchorId="61A31DC6" wp14:editId="77F15018">
+          <wp:simplePos x="0" y="0"/>
+          <wp:positionH relativeFrom="margin">
+            <wp:align>center</wp:align>
+          </wp:positionH>
+          <wp:positionV relativeFrom="paragraph">
+            <wp:posOffset>-320040</wp:posOffset>
+          </wp:positionV>
+          <wp:extent cx="7484745" cy="1027944"/>
+          <wp:effectExtent l="0" t="0" r="1905" b="1270"/>
+          <wp:wrapNone/>
+          <wp:docPr id="2109887863" name="Picture 5"/>
+          <wp:cNvGraphicFramePr>
+            <a:graphicFrameLocks xmlns:a="http://schemas.openxmlformats.org/drawingml/2006/main" noChangeAspect="1"/>
+          </wp:cNvGraphicFramePr>
+          <a:graphic xmlns:a="http://schemas.openxmlformats.org/drawingml/2006/main">
+            <a:graphicData uri="http://schemas.openxmlformats.org/drawingml/2006/picture">
+              <pic:pic xmlns:pic="http://schemas.openxmlformats.org/drawingml/2006/picture">
+                <pic:nvPicPr>
+                  <pic:cNvPr id="2109887863" name="Picture 2109887863"/>
+                  <pic:cNvPicPr/>
+                </pic:nvPicPr>
+                <pic:blipFill rotWithShape="1">
+                  <a:blip r:embed="rId1">
+                    <a:extLst>
+                      <a:ext uri="{28A0092B-C50C-407E-A947-70E740481C1C}">
+                        <a14:useLocalDpi xmlns:a14="http://schemas.microsoft.com/office/drawing/2010/main" val="0"/>
+                      </a:ext>
+                    </a:extLst>
+                  </a:blip>
+                  <a:srcRect t="28807" b="29991"/>
+                  <a:stretch>
+                    <a:fillRect/>
+                  </a:stretch>
+                </pic:blipFill>
+                <pic:spPr bwMode="auto">
+                  <a:xfrm>
+                    <a:off x="0" y="0"/>
+                    <a:ext cx="7484745" cy="1027944"/>
+                  </a:xfrm>
+                  <a:prstGeom prst="rect">
+                    <a:avLst/>
+                  </a:prstGeom>
+                  <a:ln>
+                    <a:noFill/>
+                  </a:ln>
+                  <a:extLst>
+                    <a:ext uri="{53640926-AAD7-44D8-BBD7-CCE9431645EC}">
+                      <a14:shadowObscured xmlns:a14="http://schemas.microsoft.com/office/drawing/2010/main"/>
+                    </a:ext>
+                  </a:extLst>
+                </pic:spPr>
+              </pic:pic>
+            </a:graphicData>
+          </a:graphic>
+          <wp14:sizeRelH relativeFrom="page">
+            <wp14:pctWidth>0</wp14:pctWidth>
+          </wp14:sizeRelH>
+          <wp14:sizeRelV relativeFrom="page">
+            <wp14:pctHeight>0</wp14:pctHeight>
+          </wp14:sizeRelV>
+        </wp:anchor>
+      </w:drawing>
     </w:r>
     <w:r>
-      <w:rPr>
-        <w:rFonts w:ascii="Times New Roman" w:hAnsi="Times New Roman" w:cs="Times New Roman"/>
+      <w:fldChar w:fldCharType="begin"/>
+    </w:r>
+    <w:r>
+      <w:instrText xml:space="preserve"> INCLUDEPICTURE "/Users/nourhanzaher/Library/Group Containers/UBF8T346G9.ms/WebArchiveCopyPasteTempFiles/com.microsoft.Word/content?id=file_00000000a67481f49058f5fa4e454a5d&amp;ts=496582&amp;p=fs&amp;cid=1&amp;sig=466adf85f7fce46285143d4ee52a64a2236ea6ab7728988da25bd4ead4b6ab29&amp;v=0" \* MERGEFORMATINET </w:instrText>
+    </w:r>
+    <w:r>
+      <w:fldChar w:fldCharType="separate"/>
+    </w:r>
+    <w:r>
+      <w:rPr>
         <w:noProof/>
-        <w:sz w:val="24"/>
-        <w:szCs w:val="24"/>
-      </w:rPr>
-      <mc:AlternateContent>
-        <mc:Choice Requires="wps">
-          <w:drawing>
-            <wp:anchor distT="0" distB="0" distL="114300" distR="114300" simplePos="0" relativeHeight="251673609" behindDoc="0" locked="0" layoutInCell="1" allowOverlap="1" wp14:anchorId="605CB63E" wp14:editId="01502640">
-              <wp:simplePos x="0" y="0"/>
-              <wp:positionH relativeFrom="column">
-                <wp:posOffset>152400</wp:posOffset>
-              </wp:positionH>
-              <wp:positionV relativeFrom="paragraph">
-                <wp:posOffset>-198120</wp:posOffset>
-              </wp:positionV>
-              <wp:extent cx="2781300" cy="358140"/>
-              <wp:effectExtent l="0" t="0" r="0" b="3810"/>
-              <wp:wrapNone/>
-              <wp:docPr id="29" name="Text Box 29"/>
-              <wp:cNvGraphicFramePr/>
-              <a:graphic xmlns:a="http://schemas.openxmlformats.org/drawingml/2006/main">
-                <a:graphicData uri="http://schemas.microsoft.com/office/word/2026/wordprocessingShape">
-                  <wps:wsp>
-                    <wps:cNvSpPr txBox="1"/>
-                    <wps:spPr>
-                      <a:xfrm>
-                        <a:off x="0" y="0"/>
-                        <a:ext cx="2781300" cy="358140"/>
-                      </a:xfrm>
-                      <a:prstGeom prst="rect">
-                        <a:avLst/>
-                      </a:prstGeom>
-                      <a:solidFill>
-                        <a:schemeClr val="lt1"/>
-                      </a:solidFill>
-                      <a:ln w="6350">
-                        <a:noFill/>
-                      </a:ln>
-                    </wps:spPr>
-                    <wps:txbx>
-                      <w:txbxContent>
-                        <w:p>
-                          <w:pPr>
-                            <w:bidi w:val="0"/>
-                            <w:rPr>
-                              <w:sz w:val="28"/>
-                              <w:szCs w:val="28"/>
-                            </w:rPr>
-                          </w:pPr>
-                          <w:r>
-                            <w:rPr>
-                              <w:b/>
-                              <w:bCs/>
-                              <w:sz w:val="24"/>
-                              <w:szCs w:val="24"/>
-                              <w:lang w:bidi="ar-QA"/>
-                            </w:rPr>
-                            <w:t xml:space="preserve">Amna </w:t>
-                          </w:r>
-                        </w:p>
-                      </w:txbxContent>
-                    </wps:txbx>
-                    <wps:bodyPr rot="0" spcFirstLastPara="0" vertOverflow="overflow" horzOverflow="overflow" vert="horz" wrap="square" lIns="91440" tIns="45720" rIns="91440" bIns="45720" numCol="1" spcCol="0" rtlCol="0" fromWordArt="0" anchor="t" anchorCtr="0" forceAA="0" compatLnSpc="1">
-                      <a:prstTxWarp prst="textNoShape">
-                        <a:avLst/>
-                      </a:prstTxWarp>
-                      <a:noAutofit/>
-                    </wps:bodyPr>
-                  </wps:wsp>
-                </a:graphicData>
-              </a:graphic>
-              <wp14:sizeRelH relativeFrom="margin">
-                <wp14:pctWidth>0</wp14:pctWidth>
-              </wp14:sizeRelH>
-              <wp14:sizeRelV relativeFrom="margin">
-                <wp14:pctHeight>0</wp14:pctHeight>
-              </wp14:sizeRelV>
-            </wp:anchor>
-          </w:drawing>
-        </mc:Choice>
-        <mc:Fallback>
-          <w:pict>
-            <v:shape w14:anchorId="605CB63E" id="Text Box 29" o:spid="_x0000_s1028" type="#_x0000_t202" style="position:absolute;margin-left:12pt;margin-top:-15.6pt;width:219pt;height:28.2pt;z-index:251673609;visibility:visible;mso-wrap-style:square;mso-width-percent:0;mso-height-percent:0;mso-wrap-distance-left:9pt;mso-wrap-distance-top:0;mso-wrap-distance-right:9pt;mso-wrap-distance-bottom:0;mso-position-horizontal:absolute;mso-position-horizontal-relative:text;mso-position-vertical:absolute;mso-position-vertical-relative:text;mso-width-percent:0;mso-height-percent:0;mso-width-relative:margin;mso-height-relative:margin;v-text-anchor:top" o:gfxdata="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" fillcolor="white [3201]" stroked="f" strokeweight=".5pt">
-              <v:textbox>
-                <w:txbxContent>
-                  <w:p>
-                    <w:pPr>
-                      <w:bidi w:val="0"/>
-                      <w:rPr>
-                        <w:sz w:val="28"/>
-                        <w:szCs w:val="28"/>
-                      </w:rPr>
-                    </w:pPr>
-                    <w:r>
-                      <w:rPr>
-                        <w:b/>
-                        <w:bCs/>
-                        <w:sz w:val="24"/>
-                        <w:szCs w:val="24"/>
-                        <w:lang w:bidi="ar-QA"/>
-                      </w:rPr>
-                      <w:t xml:space="preserve">Amna </w:t>
-                    </w:r>
-                  </w:p>
-                </w:txbxContent>
-              </v:textbox>
-            </v:shape>
-          </w:pict>
-        </mc:Fallback>
-      </mc:AlternateContent>
+      </w:rPr>
+      <w:drawing>
+        <wp:inline distT="0" distB="0" distL="0" distR="0" wp14:anchorId="32584B3A" wp14:editId="4FF4D2F4">
+          <wp:extent cx="5943600" cy="1980565"/>
+          <wp:effectExtent l="0" t="0" r="0" b="635"/>
+          <wp:docPr id="1918869755" name="Picture 3" descr="Qatar School Bilingual Header Banner"/>
+          <wp:cNvGraphicFramePr>
+            <a:graphicFrameLocks xmlns:a="http://schemas.openxmlformats.org/drawingml/2006/main" noChangeAspect="1"/>
+          </wp:cNvGraphicFramePr>
+          <a:graphic xmlns:a="http://schemas.openxmlformats.org/drawingml/2006/main">
+            <a:graphicData uri="http://schemas.openxmlformats.org/drawingml/2006/picture">
+              <pic:pic xmlns:pic="http://schemas.openxmlformats.org/drawingml/2006/picture">
+                <pic:nvPicPr>
+                  <pic:cNvPr id="0" name="Picture 5" descr="Qatar School Bilingual Header Banner"/>
+                  <pic:cNvPicPr>
+                    <a:picLocks noChangeAspect="1" noChangeArrowheads="1"/>
+                  </pic:cNvPicPr>
+                </pic:nvPicPr>
+                <pic:blipFill>
+                  <a:blip r:embed="rId1">
+                    <a:extLst>
+                      <a:ext uri="{28A0092B-C50C-407E-A947-70E740481C1C}">
+                        <a14:useLocalDpi xmlns:a14="http://schemas.microsoft.com/office/drawing/2010/main" val="0"/>
+                      </a:ext>
+                    </a:extLst>
+                  </a:blip>
+                  <a:srcRect/>
+                  <a:stretch>
+                    <a:fillRect/>
+                  </a:stretch>
+                </pic:blipFill>
+                <pic:spPr bwMode="auto">
+                  <a:xfrm>
+                    <a:off x="0" y="0"/>
+                    <a:ext cx="5943600" cy="1980565"/>
+                  </a:xfrm>
+                  <a:prstGeom prst="rect">
+                    <a:avLst/>
+                  </a:prstGeom>
+                  <a:noFill/>
+                  <a:ln>
+                    <a:noFill/>
+                  </a:ln>
+                </pic:spPr>
+              </pic:pic>
+            </a:graphicData>
+          </a:graphic>
+        </wp:inline>
+      </w:drawing>
     </w:r>
-    <w:sdt>
-      <w:sdtPr>
-        <w:rPr>
-          <w:lang w:bidi="ar-QA"/>
-        </w:rPr>
-        <w:id w:val="-115211601"/>
-        <w:docPartObj>
-          <w:docPartGallery w:val="Page Numbers (Margins)"/>
-          <w:docPartUnique/>
-        </w:docPartObj>
-      </w:sdtPr>
-      <w:sdtContent>
-        <w:r>
-          <w:rPr>
-            <w:noProof/>
-          </w:rPr>
-          <mc:AlternateContent>
-            <mc:Choice Requires="wps">
-              <w:drawing>
-                <wp:anchor distT="0" distB="0" distL="114300" distR="114300" simplePos="0" relativeHeight="251672585" behindDoc="0" locked="0" layoutInCell="0" allowOverlap="1" wp14:anchorId="1D33ADCC" wp14:editId="629F2CAB">
-                  <wp:simplePos x="0" y="0"/>
-                  <wp:positionH relativeFrom="leftMargin">
-                    <wp:align>center</wp:align>
-                  </wp:positionH>
-                  <wp:positionV relativeFrom="margin">
-                    <wp:align>bottom</wp:align>
-                  </wp:positionV>
-                  <wp:extent cx="519430" cy="2183130"/>
-                  <wp:effectExtent l="0" t="0" r="0" b="0"/>
-                  <wp:wrapNone/>
-                  <wp:docPr id="30" name="Rectangle 30"/>
-                  <wp:cNvGraphicFramePr>
-                    <a:graphicFrameLocks xmlns:a="http://schemas.openxmlformats.org/drawingml/2006/main"/>
-                  </wp:cNvGraphicFramePr>
-                  <a:graphic xmlns:a="http://schemas.openxmlformats.org/drawingml/2006/main">
-                    <a:graphicData uri="http://schemas.microsoft.com/office/word/2026/wordprocessingShape">
-                      <wps:wsp>
-                        <wps:cNvSpPr>
-                          <a:spLocks noChangeArrowheads="1"/>
-                        </wps:cNvSpPr>
-                        <wps:spPr bwMode="auto">
-                          <a:xfrm>
-                            <a:off x="0" y="0"/>
-                            <a:ext cx="519430" cy="2183130"/>
-                          </a:xfrm>
-                          <a:prstGeom prst="rect">
-                            <a:avLst/>
-                          </a:prstGeom>
-                          <a:noFill/>
-                          <a:extLst>
-                            <a:ext uri="{909E8E84-426E-40DD-AFC4-6F175D3DCCD1}">
-                              <a14:hiddenFill xmlns:a14="http://schemas.microsoft.com/office/drawing/2026/main">
-                                <a:solidFill>
-                                  <a:srgbClr val="FFFFFF"/>
-                                </a:solidFill>
-                              </a14:hiddenFill>
-                            </a:ext>
-                            <a:ext uri="{91240B29-F687-4F45-9708-019B960494DF}">
-                              <a14:hiddenLine xmlns:a14="http://schemas.microsoft.com/office/drawing/2026/main" w="9525">
-                                <a:solidFill>
-                                  <a:srgbClr val="000000"/>
-                                </a:solidFill>
-                                <a:miter lim="800000"/>
-                                <a:headEnd/>
-                                <a:tailEnd/>
-                              </a14:hiddenLine>
-                            </a:ext>
-                          </a:extLst>
-                        </wps:spPr>
-                        <wps:txbx>
-                          <w:txbxContent>
-                            <w:p>
-                              <w:pPr>
-                                <w:pStyle w:val="Footer"/>
-                                <w:rPr>
-                                  <w:rFonts w:asciiTheme="majorHAnsi" w:eastAsiaTheme="majorEastAsia" w:hAnsiTheme="majorHAnsi" w:cstheme="majorBidi"/>
-                                  <w:sz w:val="44"/>
-                                  <w:szCs w:val="44"/>
-                                </w:rPr>
-                              </w:pPr>
-                              <w:r>
-                                <w:rPr>
-                                  <w:rFonts w:asciiTheme="majorHAnsi" w:eastAsiaTheme="majorEastAsia" w:hAnsiTheme="majorHAnsi" w:cstheme="majorBidi"/>
-                                </w:rPr>
-                                <w:t>Page</w:t>
-                              </w:r>
-                              <w:r>
-                                <w:fldChar w:fldCharType="begin"/>
-                              </w:r>
-                              <w:r>
-                                <w:instrText xml:space="preserve"> PAGE    \* MERGEFORMAT </w:instrText>
-                              </w:r>
-                              <w:r>
-                                <w:fldChar w:fldCharType="separate"/>
-                              </w:r>
-                              <w:r>
-                                <w:rPr>
-                                  <w:rFonts w:asciiTheme="majorHAnsi" w:eastAsiaTheme="majorEastAsia" w:hAnsiTheme="majorHAnsi" w:cstheme="majorBidi"/>
-                                  <w:noProof/>
-                                  <w:sz w:val="44"/>
-                                  <w:szCs w:val="44"/>
-                                  <w:rtl/>
-                                </w:rPr>
-                                <w:t>11</w:t>
-                              </w:r>
-                              <w:r>
-                                <w:rPr>
-                                  <w:rFonts w:asciiTheme="majorHAnsi" w:eastAsiaTheme="majorEastAsia" w:hAnsiTheme="majorHAnsi" w:cstheme="majorBidi"/>
-                                  <w:noProof/>
-                                  <w:sz w:val="44"/>
-                                  <w:szCs w:val="44"/>
-                                </w:rPr>
-                                <w:fldChar w:fldCharType="end"/>
-                              </w:r>
-                            </w:p>
-                          </w:txbxContent>
-                        </wps:txbx>
-                        <wps:bodyPr rot="0" vert="vert270" wrap="square" lIns="91440" tIns="45720" rIns="91440" bIns="45720" anchor="ctr" anchorCtr="0" upright="1">
-                          <a:spAutoFit/>
-                        </wps:bodyPr>
-                      </wps:wsp>
-                    </a:graphicData>
-                  </a:graphic>
-                  <wp14:sizeRelH relativeFrom="page">
-                    <wp14:pctWidth>0</wp14:pctWidth>
-                  </wp14:sizeRelH>
-                  <wp14:sizeRelV relativeFrom="page">
-                    <wp14:pctHeight>0</wp14:pctHeight>
-                  </wp14:sizeRelV>
-                </wp:anchor>
-              </w:drawing>
-            </mc:Choice>
-            <mc:Fallback>
-              <w:pict>
-                <v:rect w14:anchorId="1D33ADCC" id="Rectangle 30" o:spid="_x0000_s1029" style="position:absolute;margin-left:0;margin-top:0;width:40.9pt;height:171.9pt;z-index:251672585;visibility:visible;mso-wrap-style:square;mso-width-percent:0;mso-height-percent:0;mso-wrap-distance-left:9pt;mso-wrap-distance-top:0;mso-wrap-distance-right:9pt;mso-wrap-distance-bottom:0;mso-position-horizontal:center;mso-position-horizontal-relative:left-margin-area;mso-position-vertical:bottom;mso-position-vertical-relative:margin;mso-width-percent:0;mso-height-percent:0;mso-width-relative:page;mso-height-relative:page;v-text-anchor:middle" o:gfxdata="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" o:allowincell="f" filled="f" stroked="f">
-                  <v:textbox style="layout-flow:vertical;mso-layout-flow-alt:bottom-to-top;mso-fit-shape-to-text:t">
-                    <w:txbxContent>
-                      <w:p>
-                        <w:pPr>
-                          <w:pStyle w:val="Footer"/>
-                          <w:rPr>
-                            <w:rFonts w:asciiTheme="majorHAnsi" w:eastAsiaTheme="majorEastAsia" w:hAnsiTheme="majorHAnsi" w:cstheme="majorBidi"/>
-                            <w:sz w:val="44"/>
-                            <w:szCs w:val="44"/>
-                          </w:rPr>
-                        </w:pPr>
-                        <w:r>
-                          <w:rPr>
-                            <w:rFonts w:asciiTheme="majorHAnsi" w:eastAsiaTheme="majorEastAsia" w:hAnsiTheme="majorHAnsi" w:cstheme="majorBidi"/>
-                          </w:rPr>
-                          <w:t>Page</w:t>
-                        </w:r>
-                        <w:r>
-                          <w:fldChar w:fldCharType="begin"/>
-                        </w:r>
-                        <w:r>
-                          <w:instrText xml:space="preserve"> PAGE    \* MERGEFORMAT </w:instrText>
-                        </w:r>
-                        <w:r>
-                          <w:fldChar w:fldCharType="separate"/>
-                        </w:r>
-                        <w:r>
-                          <w:rPr>
-                            <w:rFonts w:asciiTheme="majorHAnsi" w:eastAsiaTheme="majorEastAsia" w:hAnsiTheme="majorHAnsi" w:cstheme="majorBidi"/>
-                            <w:noProof/>
-                            <w:sz w:val="44"/>
-                            <w:szCs w:val="44"/>
-                            <w:rtl/>
-                          </w:rPr>
-                          <w:t>11</w:t>
-                        </w:r>
-                        <w:r>
-                          <w:rPr>
-                            <w:rFonts w:asciiTheme="majorHAnsi" w:eastAsiaTheme="majorEastAsia" w:hAnsiTheme="majorHAnsi" w:cstheme="majorBidi"/>
-                            <w:noProof/>
-                            <w:sz w:val="44"/>
-                            <w:szCs w:val="44"/>
-                          </w:rPr>
-                          <w:fldChar w:fldCharType="end"/>
-                        </w:r>
-                      </w:p>
-                    </w:txbxContent>
-                  </v:textbox>
-                  <w10:wrap anchorx="margin" anchory="margin"/>
-                </v:rect>
-              </w:pict>
-            </mc:Fallback>
-          </mc:AlternateContent>
-        </w:r>
-      </w:sdtContent>
-    </w:sdt>
     <w:r>
-      <w:rPr>
-        <w:noProof/>
-      </w:rPr>
-      <mc:AlternateContent>
-        <mc:Choice Requires="wps">
-          <w:drawing>
-            <wp:anchor distT="0" distB="0" distL="114300" distR="114300" simplePos="0" relativeHeight="251671561" behindDoc="0" locked="0" layoutInCell="1" allowOverlap="1" wp14:anchorId="0F8199DB" wp14:editId="79F81217">
-              <wp:simplePos x="0" y="0"/>
-              <wp:positionH relativeFrom="column">
-                <wp:posOffset>-63500</wp:posOffset>
-              </wp:positionH>
-              <wp:positionV relativeFrom="paragraph">
-                <wp:posOffset>-235585</wp:posOffset>
-              </wp:positionV>
-              <wp:extent cx="676275" cy="676275"/>
-              <wp:effectExtent l="0" t="0" r="9525" b="9525"/>
-              <wp:wrapNone/>
-              <wp:docPr id="31" name="Oval 31"/>
-              <wp:cNvGraphicFramePr>
-                <a:graphicFrameLocks xmlns:a="http://schemas.openxmlformats.org/drawingml/2006/main"/>
-              </wp:cNvGraphicFramePr>
-              <a:graphic xmlns:a="http://schemas.openxmlformats.org/drawingml/2006/main">
-                <a:graphicData uri="http://schemas.microsoft.com/office/word/2026/wordprocessingShape">
-                  <wps:wsp>
-                    <wps:cNvSpPr>
-                      <a:spLocks noChangeArrowheads="1"/>
-                    </wps:cNvSpPr>
-                    <wps:spPr bwMode="auto">
-                      <a:xfrm>
-                        <a:off x="0" y="0"/>
-                        <a:ext cx="676275" cy="676275"/>
-                      </a:xfrm>
-                      <a:prstGeom prst="ellipse">
-                        <a:avLst/>
-                      </a:prstGeom>
-                      <a:solidFill>
-                        <a:srgbClr val="FFFFFF"/>
-                      </a:solidFill>
-                      <a:ln>
-                        <a:noFill/>
-                      </a:ln>
-                      <a:extLst>
-                        <a:ext uri="{91240B29-F687-4F45-9708-019B960494DF}">
-                          <a14:hiddenLine xmlns:a14="http://schemas.microsoft.com/office/drawing/2026/main" w="9525">
-                            <a:solidFill>
-                              <a:srgbClr val="000000"/>
-                            </a:solidFill>
-                            <a:round/>
-                            <a:headEnd/>
-                            <a:tailEnd/>
-                          </a14:hiddenLine>
-                        </a:ext>
-                      </a:extLst>
-                    </wps:spPr>
-                    <wps:bodyPr rot="0" vert="horz" wrap="square" lIns="91440" tIns="45720" rIns="91440" bIns="45720" anchor="t" anchorCtr="0" upright="1">
-                      <a:noAutofit/>
-                    </wps:bodyPr>
-                  </wps:wsp>
-                </a:graphicData>
-              </a:graphic>
-              <wp14:sizeRelH relativeFrom="page">
-                <wp14:pctWidth>0</wp14:pctWidth>
-              </wp14:sizeRelH>
-              <wp14:sizeRelV relativeFrom="page">
-                <wp14:pctHeight>0</wp14:pctHeight>
-              </wp14:sizeRelV>
-            </wp:anchor>
-          </w:drawing>
-        </mc:Choice>
-        <mc:Fallback>
-          <w:pict>
-            <v:oval w14:anchorId="759C4DD1" id="Oval 31" o:spid="_x0000_s1026" style="position:absolute;margin-left:-5pt;margin-top:-18.55pt;width:53.25pt;height:53.25pt;z-index:251671561;visibility:visible;mso-wrap-style:square;mso-width-percent:0;mso-height-percent:0;mso-wrap-distance-left:9pt;mso-wrap-distance-top:0;mso-wrap-distance-right:9pt;mso-wrap-distance-bottom:0;mso-position-horizontal:absolute;mso-position-horizontal-relative:text;mso-position-vertical:absolute;mso-position-vertical-relative:text;mso-width-percent:0;mso-height-percent:0;mso-width-relative:page;mso-height-relative:page;v-text-anchor:top" o:gfxdata="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" stroked="f"/>
-          </w:pict>
-        </mc:Fallback>
-      </mc:AlternateContent>
+      <w:fldChar w:fldCharType="end"/>
     </w:r>
   </w:p>
   <w:p>
     <w:pPr>
-      <w:pStyle w:val="Header"/>
-    </w:pPr>
-  </w:p>
-</w:hdr>
-</file>
-
-<file path=word/header2.xml><?xml version="1.0" encoding="utf-8"?>
-<w:hdr xmlns:wpc="http://schemas.microsoft.com/office/word/2026/wordprocessingCanvas" xmlns:cx="http://schemas.microsoft.com/office/drawing/2026/chartex" xmlns:cx1="http://schemas.microsoft.com/office/drawing/2026/9/8/chartex" xmlns:cx2="http://schemas.microsoft.com/office/drawing/2026/10/21/chartex" xmlns:cx3="http://schemas.microsoft.com/office/drawing/2026/5/9/chartex" xmlns:cx4="http://schemas.microsoft.com/office/drawing/2026/5/10/chartex" xmlns:cx5="http://schemas.microsoft.com/office/drawing/2026/5/11/chartex" xmlns:cx6="http://schemas.microsoft.com/office/drawing/2026/5/12/chartex" xmlns:cx7="http://schemas.microsoft.com/office/drawing/2026/5/13/chartex" xmlns:cx8="http://schemas.microsoft.com/office/drawing/2026/5/14/chartex" xmlns:mc="http://schemas.openxmlformats.org/markup-compatibility/2006" xmlns:aink="http://schemas.microsoft.com/office/drawing/2026/ink" xmlns:am3d="http://schemas.microsoft.com/office/drawing/2026/model3d" xmlns:o="urn:schemas-microsoft-com:office:office" xmlns:oel="http://schemas.microsoft.com/office/2026/extlst" xmlns:r="http://schemas.openxmlformats.org/officeDocument/2006/relationships" xmlns:m="http://schemas.openxmlformats.org/officeDocument/2006/math" xmlns:v="urn:schemas-microsoft-com:vml" xmlns:wp14="http://schemas.microsoft.com/office/word/2026/wordprocessingDrawing" xmlns:wp="http://schemas.openxmlformats.org/drawingml/2006/wordprocessingDrawing" xmlns:w10="urn:schemas-microsoft-com:office:word" xmlns:w="http://schemas.openxmlformats.org/wordprocessingml/2006/main" xmlns:w14="http://schemas.microsoft.com/office/word/2026/wordml" xmlns:w15="http://schemas.microsoft.com/office/word/2026/wordml" xmlns:w16cex="http://schemas.microsoft.com/office/word/2026/wordml/cex" xmlns:w16cid="http://schemas.microsoft.com/office/word/2026/wordml/cid" xmlns:w16="http://schemas.microsoft.com/office/word/2026/wordml" xmlns:w16du="http://schemas.microsoft.com/office/word/2026/wordml/word16du" xmlns:w16sdtdh="http://schemas.microsoft.com/office/word/2026/wordml/sdtdatahash" xmlns:w16se="http://schemas.microsoft.com/office/word/2026/wordml/symex" xmlns:wpg="http://schemas.microsoft.com/office/word/2026/wordprocessingGroup" xmlns:wpi="http://schemas.microsoft.com/office/word/2026/wordprocessingInk" xmlns:wne="http://schemas.microsoft.com/office/word/2006/wordml" xmlns:wps="http://schemas.microsoft.com/office/word/2026/wordprocessingShape" mc:Ignorable="w14 w15 w16se w16cid w16 w16cex w16sdtdh w16du wp14">
-  <w:p>
-    <w:pPr>
-      <w:pStyle w:val="Header"/>
-      <w:bidi w:val="0"/>
-      <w:rPr>
-        <w:lang w:bidi="ar-QA"/>
-      </w:rPr>
+      <w:spacing w:before="60" w:line="40" w:lineRule="exact"/>
     </w:pPr>
     <w:r>
       <w:rPr>
-        <w:rFonts w:ascii="Times New Roman" w:hAnsi="Times New Roman" w:cs="Times New Roman"/>
         <w:noProof/>
-        <w:sz w:val="24"/>
-        <w:szCs w:val="24"/>
-      </w:rPr>
-      <mc:AlternateContent>
-        <mc:Choice Requires="wps">
-          <w:drawing>
-            <wp:anchor distT="0" distB="0" distL="114300" distR="114300" simplePos="0" relativeHeight="251666441" behindDoc="0" locked="0" layoutInCell="1" allowOverlap="1" wp14:anchorId="2C9CC8D7" wp14:editId="6633B7E1">
-              <wp:simplePos x="0" y="0"/>
-              <wp:positionH relativeFrom="column">
-                <wp:posOffset>152400</wp:posOffset>
-              </wp:positionH>
-              <wp:positionV relativeFrom="paragraph">
-                <wp:posOffset>-198120</wp:posOffset>
-              </wp:positionV>
-              <wp:extent cx="2781300" cy="358140"/>
-              <wp:effectExtent l="0" t="0" r="0" b="3810"/>
-              <wp:wrapNone/>
-              <wp:docPr id="27" name="Text Box 27"/>
-              <wp:cNvGraphicFramePr/>
-              <a:graphic xmlns:a="http://schemas.openxmlformats.org/drawingml/2006/main">
-                <a:graphicData uri="http://schemas.microsoft.com/office/word/2026/wordprocessingShape">
-                  <wps:wsp>
-                    <wps:cNvSpPr txBox="1"/>
-                    <wps:spPr>
-                      <a:xfrm>
-                        <a:off x="0" y="0"/>
-                        <a:ext cx="2781300" cy="358140"/>
-                      </a:xfrm>
-                      <a:prstGeom prst="rect">
-                        <a:avLst/>
-                      </a:prstGeom>
-                      <a:solidFill>
-                        <a:schemeClr val="lt1"/>
-                      </a:solidFill>
-                      <a:ln w="6350">
-                        <a:noFill/>
-                      </a:ln>
-                    </wps:spPr>
-                    <wps:txbx>
-                      <w:txbxContent>
-                        <w:p>
-                          <w:pPr>
-                            <w:bidi w:val="0"/>
-                            <w:rPr>
-                              <w:sz w:val="28"/>
-                              <w:szCs w:val="28"/>
-                            </w:rPr>
-                          </w:pPr>
-                        </w:p>
-                      </w:txbxContent>
-                    </wps:txbx>
-                    <wps:bodyPr rot="0" spcFirstLastPara="0" vertOverflow="overflow" horzOverflow="overflow" vert="horz" wrap="square" lIns="91440" tIns="45720" rIns="91440" bIns="45720" numCol="1" spcCol="0" rtlCol="0" fromWordArt="0" anchor="t" anchorCtr="0" forceAA="0" compatLnSpc="1">
-                      <a:prstTxWarp prst="textNoShape">
-                        <a:avLst/>
-                      </a:prstTxWarp>
-                      <a:noAutofit/>
-                    </wps:bodyPr>
-                  </wps:wsp>
-                </a:graphicData>
-              </a:graphic>
-              <wp14:sizeRelH relativeFrom="margin">
-                <wp14:pctWidth>0</wp14:pctWidth>
-              </wp14:sizeRelH>
-              <wp14:sizeRelV relativeFrom="margin">
-                <wp14:pctHeight>0</wp14:pctHeight>
-              </wp14:sizeRelV>
-            </wp:anchor>
-          </w:drawing>
-        </mc:Choice>
-        <mc:Fallback>
-          <w:pict>
-            <v:shapetype w14:anchorId="2C9CC8D7" id="_x0000_t202" coordsize="21600,21600" o:spt="202" path="m,l,21600r21600,l21600,xe">
-              <v:stroke joinstyle="miter"/>
-              <v:path gradientshapeok="t" o:connecttype="rect"/>
-            </v:shapetype>
-            <v:shape id="Text Box 27" o:spid="_x0000_s1035" type="#_x0000_t202" style="position:absolute;margin-left:12pt;margin-top:-15.6pt;width:219pt;height:28.2pt;z-index:251666441;visibility:visible;mso-wrap-style:square;mso-width-percent:0;mso-height-percent:0;mso-wrap-distance-left:9pt;mso-wrap-distance-top:0;mso-wrap-distance-right:9pt;mso-wrap-distance-bottom:0;mso-position-horizontal:absolute;mso-position-horizontal-relative:text;mso-position-vertical:absolute;mso-position-vertical-relative:text;mso-width-percent:0;mso-height-percent:0;mso-width-relative:margin;mso-height-relative:margin;v-text-anchor:top" o:gfxdata="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" fillcolor="white [3201]" stroked="f" strokeweight=".5pt">
-              <v:textbox>
-                <w:txbxContent>
-                  <w:p>
-                    <w:pPr>
-                      <w:bidi w:val="0"/>
-                      <w:rPr>
-                        <w:sz w:val="28"/>
-                        <w:szCs w:val="28"/>
-                      </w:rPr>
-                    </w:pPr>
-                  </w:p>
-                </w:txbxContent>
-              </v:textbox>
-            </v:shape>
-          </w:pict>
-        </mc:Fallback>
-      </mc:AlternateContent>
+        <w:color w:val="4A4A4A"/>
+        <w:sz w:val="21"/>
+        <w:szCs w:val="21"/>
+      </w:rPr>
+      <w:drawing>
+        <wp:anchor distT="0" distB="0" distL="114300" distR="114300" simplePos="0" relativeHeight="251663360" behindDoc="1" locked="0" layoutInCell="1" allowOverlap="1" wp14:anchorId="671CE6D1" wp14:editId="56E42AA5">
+          <wp:simplePos x="0" y="0"/>
+          <wp:positionH relativeFrom="column">
+            <wp:posOffset>-520741</wp:posOffset>
+          </wp:positionH>
+          <wp:positionV relativeFrom="paragraph">
+            <wp:posOffset>8743725</wp:posOffset>
+          </wp:positionV>
+          <wp:extent cx="6880162" cy="731066"/>
+          <wp:effectExtent l="0" t="0" r="3810" b="5715"/>
+          <wp:wrapNone/>
+          <wp:docPr id="896384328" name="Picture 2"/>
+          <wp:cNvGraphicFramePr>
+            <a:graphicFrameLocks xmlns:a="http://schemas.openxmlformats.org/drawingml/2006/main" noChangeAspect="1"/>
+          </wp:cNvGraphicFramePr>
+          <a:graphic xmlns:a="http://schemas.openxmlformats.org/drawingml/2006/main">
+            <a:graphicData uri="http://schemas.openxmlformats.org/drawingml/2006/picture">
+              <pic:pic xmlns:pic="http://schemas.openxmlformats.org/drawingml/2006/picture">
+                <pic:nvPicPr>
+                  <pic:cNvPr id="896384328" name="Picture 896384328"/>
+                  <pic:cNvPicPr/>
+                </pic:nvPicPr>
+                <pic:blipFill rotWithShape="1">
+                  <a:blip r:embed="rId2">
+                    <a:extLst>
+                      <a:ext uri="{28A0092B-C50C-407E-A947-70E740481C1C}">
+                        <a14:useLocalDpi xmlns:a14="http://schemas.microsoft.com/office/drawing/2010/main" val="0"/>
+                      </a:ext>
+                    </a:extLst>
+                  </a:blip>
+                  <a:srcRect t="43378" b="25044"/>
+                  <a:stretch>
+                    <a:fillRect/>
+                  </a:stretch>
+                </pic:blipFill>
+                <pic:spPr bwMode="auto">
+                  <a:xfrm>
+                    <a:off x="0" y="0"/>
+                    <a:ext cx="6880162" cy="731066"/>
+                  </a:xfrm>
+                  <a:prstGeom prst="rect">
+                    <a:avLst/>
+                  </a:prstGeom>
+                  <a:ln>
+                    <a:noFill/>
+                  </a:ln>
+                  <a:extLst>
+                    <a:ext uri="{53640926-AAD7-44D8-BBD7-CCE9431645EC}">
+                      <a14:shadowObscured xmlns:a14="http://schemas.microsoft.com/office/drawing/2010/main"/>
+                    </a:ext>
+                  </a:extLst>
+                </pic:spPr>
+              </pic:pic>
+            </a:graphicData>
+          </a:graphic>
+          <wp14:sizeRelH relativeFrom="page">
+            <wp14:pctWidth>0</wp14:pctWidth>
+          </wp14:sizeRelH>
+          <wp14:sizeRelV relativeFrom="page">
+            <wp14:pctHeight>0</wp14:pctHeight>
+          </wp14:sizeRelV>
+        </wp:anchor>
+      </w:drawing>
     </w:r>
-    <w:sdt>
-      <w:sdtPr>
-        <w:rPr>
-          <w:lang w:bidi="ar-QA"/>
-        </w:rPr>
-        <w:id w:val="1316913223"/>
-        <w:docPartObj>
-          <w:docPartGallery w:val="Page Numbers (Margins)"/>
-          <w:docPartUnique/>
-        </w:docPartObj>
-      </w:sdtPr>
-      <w:sdtContent>
-        <w:r>
-          <w:rPr>
-            <w:noProof/>
-          </w:rPr>
-          <mc:AlternateContent>
-            <mc:Choice Requires="wps">
-              <w:drawing>
-                <wp:anchor distT="0" distB="0" distL="114300" distR="114300" simplePos="0" relativeHeight="251665417" behindDoc="0" locked="0" layoutInCell="0" allowOverlap="1" wp14:anchorId="15D1A4AB" wp14:editId="0F888F44">
-                  <wp:simplePos x="0" y="0"/>
-                  <wp:positionH relativeFrom="leftMargin">
-                    <wp:align>center</wp:align>
-                  </wp:positionH>
-                  <wp:positionV relativeFrom="margin">
-                    <wp:align>bottom</wp:align>
-                  </wp:positionV>
-                  <wp:extent cx="519430" cy="2183130"/>
-                  <wp:effectExtent l="0" t="0" r="0" b="0"/>
-                  <wp:wrapNone/>
-                  <wp:docPr id="572" name="Rectangle 572"/>
-                  <wp:cNvGraphicFramePr>
-                    <a:graphicFrameLocks xmlns:a="http://schemas.openxmlformats.org/drawingml/2006/main"/>
-                  </wp:cNvGraphicFramePr>
-                  <a:graphic xmlns:a="http://schemas.openxmlformats.org/drawingml/2006/main">
-                    <a:graphicData uri="http://schemas.microsoft.com/office/word/2026/wordprocessingShape">
-                      <wps:wsp>
-                        <wps:cNvSpPr>
-                          <a:spLocks noChangeArrowheads="1"/>
-                        </wps:cNvSpPr>
-                        <wps:spPr bwMode="auto">
-                          <a:xfrm>
-                            <a:off x="0" y="0"/>
-                            <a:ext cx="519430" cy="2183130"/>
-                          </a:xfrm>
-                          <a:prstGeom prst="rect">
-                            <a:avLst/>
-                          </a:prstGeom>
-                          <a:noFill/>
-                          <a:extLst>
-                            <a:ext uri="{909E8E84-426E-40DD-AFC4-6F175D3DCCD1}">
-                              <a14:hiddenFill xmlns:a14="http://schemas.microsoft.com/office/drawing/2026/main">
-                                <a:solidFill>
-                                  <a:srgbClr val="FFFFFF"/>
-                                </a:solidFill>
-                              </a14:hiddenFill>
-                            </a:ext>
-                            <a:ext uri="{91240B29-F687-4F45-9708-019B960494DF}">
-                              <a14:hiddenLine xmlns:a14="http://schemas.microsoft.com/office/drawing/2026/main" w="9525">
-                                <a:solidFill>
-                                  <a:srgbClr val="000000"/>
-                                </a:solidFill>
-                                <a:miter lim="800000"/>
-                                <a:headEnd/>
-                                <a:tailEnd/>
-                              </a14:hiddenLine>
-                            </a:ext>
-                          </a:extLst>
-                        </wps:spPr>
-                        <wps:txbx>
-                          <w:txbxContent>
-                            <w:p>
-                              <w:pPr>
-                                <w:pStyle w:val="Footer"/>
-                                <w:rPr>
-                                  <w:rFonts w:asciiTheme="majorHAnsi" w:eastAsiaTheme="majorEastAsia" w:hAnsiTheme="majorHAnsi" w:cstheme="majorBidi"/>
-                                  <w:sz w:val="44"/>
-                                  <w:szCs w:val="44"/>
-                                </w:rPr>
-                              </w:pPr>
-                              <w:r>
-                                <w:rPr>
-                                  <w:rFonts w:asciiTheme="majorHAnsi" w:eastAsiaTheme="majorEastAsia" w:hAnsiTheme="majorHAnsi" w:cstheme="majorBidi"/>
-                                </w:rPr>
-                                <w:t>Page</w:t>
-                              </w:r>
-                              <w:r>
-                                <w:fldChar w:fldCharType="begin"/>
-                              </w:r>
-                              <w:r>
-                                <w:instrText xml:space="preserve"> PAGE    \* MERGEFORMAT </w:instrText>
-                              </w:r>
-                              <w:r>
-                                <w:fldChar w:fldCharType="separate"/>
-                              </w:r>
-                              <w:r>
-                                <w:rPr>
-                                  <w:rFonts w:asciiTheme="majorHAnsi" w:eastAsiaTheme="majorEastAsia" w:hAnsiTheme="majorHAnsi" w:cstheme="majorBidi"/>
-                                  <w:noProof/>
-                                  <w:sz w:val="44"/>
-                                  <w:szCs w:val="44"/>
-                                  <w:rtl/>
-                                </w:rPr>
-                                <w:t>0</w:t>
-                              </w:r>
-                              <w:r>
-                                <w:rPr>
-                                  <w:rFonts w:asciiTheme="majorHAnsi" w:eastAsiaTheme="majorEastAsia" w:hAnsiTheme="majorHAnsi" w:cstheme="majorBidi"/>
-                                  <w:noProof/>
-                                  <w:sz w:val="44"/>
-                                  <w:szCs w:val="44"/>
-                                </w:rPr>
-                                <w:fldChar w:fldCharType="end"/>
-                              </w:r>
-                            </w:p>
-                          </w:txbxContent>
-                        </wps:txbx>
-                        <wps:bodyPr rot="0" vert="vert270" wrap="square" lIns="91440" tIns="45720" rIns="91440" bIns="45720" anchor="ctr" anchorCtr="0" upright="1">
-                          <a:spAutoFit/>
-                        </wps:bodyPr>
-                      </wps:wsp>
-                    </a:graphicData>
-                  </a:graphic>
-                  <wp14:sizeRelH relativeFrom="page">
-                    <wp14:pctWidth>0</wp14:pctWidth>
-                  </wp14:sizeRelH>
-                  <wp14:sizeRelV relativeFrom="page">
-                    <wp14:pctHeight>0</wp14:pctHeight>
-                  </wp14:sizeRelV>
-                </wp:anchor>
-              </w:drawing>
-            </mc:Choice>
-            <mc:Fallback>
-              <w:pict>
-                <v:rect w14:anchorId="15D1A4AB" id="Rectangle 572" o:spid="_x0000_s1036" style="position:absolute;margin-left:0;margin-top:0;width:40.9pt;height:171.9pt;z-index:251665417;visibility:visible;mso-wrap-style:square;mso-width-percent:0;mso-height-percent:0;mso-wrap-distance-left:9pt;mso-wrap-distance-top:0;mso-wrap-distance-right:9pt;mso-wrap-distance-bottom:0;mso-position-horizontal:center;mso-position-horizontal-relative:left-margin-area;mso-position-vertical:bottom;mso-position-vertical-relative:margin;mso-width-percent:0;mso-height-percent:0;mso-width-relative:page;mso-height-relative:page;v-text-anchor:middle" o:gfxdata="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" o:allowincell="f" filled="f" stroked="f">
-                  <v:textbox style="layout-flow:vertical;mso-layout-flow-alt:bottom-to-top;mso-fit-shape-to-text:t">
-                    <w:txbxContent>
-                      <w:p>
-                        <w:pPr>
-                          <w:pStyle w:val="Footer"/>
-                          <w:rPr>
-                            <w:rFonts w:asciiTheme="majorHAnsi" w:eastAsiaTheme="majorEastAsia" w:hAnsiTheme="majorHAnsi" w:cstheme="majorBidi"/>
-                            <w:sz w:val="44"/>
-                            <w:szCs w:val="44"/>
-                          </w:rPr>
-                        </w:pPr>
-                        <w:r>
-                          <w:rPr>
-                            <w:rFonts w:asciiTheme="majorHAnsi" w:eastAsiaTheme="majorEastAsia" w:hAnsiTheme="majorHAnsi" w:cstheme="majorBidi"/>
-                          </w:rPr>
-                          <w:t>Page</w:t>
-                        </w:r>
-                        <w:r>
-                          <w:fldChar w:fldCharType="begin"/>
-                        </w:r>
-                        <w:r>
-                          <w:instrText xml:space="preserve"> PAGE    \* MERGEFORMAT </w:instrText>
-                        </w:r>
-                        <w:r>
-                          <w:fldChar w:fldCharType="separate"/>
-                        </w:r>
-                        <w:r>
-                          <w:rPr>
-                            <w:rFonts w:asciiTheme="majorHAnsi" w:eastAsiaTheme="majorEastAsia" w:hAnsiTheme="majorHAnsi" w:cstheme="majorBidi"/>
-                            <w:noProof/>
-                            <w:sz w:val="44"/>
-                            <w:szCs w:val="44"/>
-                            <w:rtl/>
-                          </w:rPr>
-                          <w:t>0</w:t>
-                        </w:r>
-                        <w:r>
-                          <w:rPr>
-                            <w:rFonts w:asciiTheme="majorHAnsi" w:eastAsiaTheme="majorEastAsia" w:hAnsiTheme="majorHAnsi" w:cstheme="majorBidi"/>
-                            <w:noProof/>
-                            <w:sz w:val="44"/>
-                            <w:szCs w:val="44"/>
-                          </w:rPr>
-                          <w:fldChar w:fldCharType="end"/>
-                        </w:r>
-                      </w:p>
-                    </w:txbxContent>
-                  </v:textbox>
-                  <w10:wrap anchorx="margin" anchory="margin"/>
-                </v:rect>
-              </w:pict>
-            </mc:Fallback>
-          </mc:AlternateContent>
-        </w:r>
-      </w:sdtContent>
-    </w:sdt>
     <w:r>
+      <w:fldChar w:fldCharType="begin"/>
+    </w:r>
+    <w:r>
+      <w:instrText xml:space="preserve"> INCLUDEPICTURE "/Users/nourhanzaher/Library/Group Containers/UBF8T346G9.ms/WebArchiveCopyPasteTempFiles/com.microsoft.Word/content?id=file_00000000a67481f49058f5fa4e454a5d&amp;ts=496582&amp;p=fs&amp;cid=1&amp;sig=466adf85f7fce46285143d4ee52a64a2236ea6ab7728988da25bd4ead4b6ab29&amp;v=0" \* MERGEFORMATINET </w:instrText>
+    </w:r>
+    <w:r>
+      <w:fldChar w:fldCharType="separate"/>
+    </w:r>
+    <w:r>
       <w:rPr>
         <w:noProof/>
       </w:rPr>
-      <mc:AlternateContent>
-        <mc:Choice Requires="wps">
-          <w:drawing>
-            <wp:anchor distT="0" distB="0" distL="114300" distR="114300" simplePos="0" relativeHeight="251664393" behindDoc="0" locked="0" layoutInCell="1" allowOverlap="1" wp14:anchorId="26A6EF51" wp14:editId="7BEBF1B4">
-              <wp:simplePos x="0" y="0"/>
-              <wp:positionH relativeFrom="column">
-                <wp:posOffset>-63500</wp:posOffset>
-              </wp:positionH>
-              <wp:positionV relativeFrom="paragraph">
-                <wp:posOffset>-235585</wp:posOffset>
-              </wp:positionV>
-              <wp:extent cx="676275" cy="676275"/>
-              <wp:effectExtent l="0" t="0" r="9525" b="9525"/>
-              <wp:wrapNone/>
-              <wp:docPr id="26" name="Oval 26"/>
-              <wp:cNvGraphicFramePr>
-                <a:graphicFrameLocks xmlns:a="http://schemas.openxmlformats.org/drawingml/2006/main"/>
-              </wp:cNvGraphicFramePr>
-              <a:graphic xmlns:a="http://schemas.openxmlformats.org/drawingml/2006/main">
-                <a:graphicData uri="http://schemas.microsoft.com/office/word/2026/wordprocessingShape">
-                  <wps:wsp>
-                    <wps:cNvSpPr>
-                      <a:spLocks noChangeArrowheads="1"/>
-                    </wps:cNvSpPr>
-                    <wps:spPr bwMode="auto">
-                      <a:xfrm>
-                        <a:off x="0" y="0"/>
-                        <a:ext cx="676275" cy="676275"/>
-                      </a:xfrm>
-                      <a:prstGeom prst="ellipse">
-                        <a:avLst/>
-                      </a:prstGeom>
-                      <a:solidFill>
-                        <a:srgbClr val="FFFFFF"/>
-                      </a:solidFill>
-                      <a:ln>
-                        <a:noFill/>
-                      </a:ln>
-                      <a:extLst>
-                        <a:ext uri="{91240B29-F687-4F45-9708-019B960494DF}">
-                          <a14:hiddenLine xmlns:a14="http://schemas.microsoft.com/office/drawing/2026/main" w="9525">
-                            <a:solidFill>
-                              <a:srgbClr val="000000"/>
-                            </a:solidFill>
-                            <a:round/>
-                            <a:headEnd/>
-                            <a:tailEnd/>
-                          </a14:hiddenLine>
-                        </a:ext>
-                      </a:extLst>
-                    </wps:spPr>
-                    <wps:bodyPr rot="0" vert="horz" wrap="square" lIns="91440" tIns="45720" rIns="91440" bIns="45720" anchor="t" anchorCtr="0" upright="1">
-                      <a:noAutofit/>
-                    </wps:bodyPr>
-                  </wps:wsp>
-                </a:graphicData>
-              </a:graphic>
-              <wp14:sizeRelH relativeFrom="page">
-                <wp14:pctWidth>0</wp14:pctWidth>
-              </wp14:sizeRelH>
-              <wp14:sizeRelV relativeFrom="page">
-                <wp14:pctHeight>0</wp14:pctHeight>
-              </wp14:sizeRelV>
-            </wp:anchor>
-          </w:drawing>
-        </mc:Choice>
-        <mc:Fallback>
-          <w:pict>
-            <v:oval w14:anchorId="2804E1E0" id="Oval 26" o:spid="_x0000_s1026" style="position:absolute;margin-left:-5pt;margin-top:-18.55pt;width:53.25pt;height:53.25pt;z-index:251664393;visibility:visible;mso-wrap-style:square;mso-width-percent:0;mso-height-percent:0;mso-wrap-distance-left:9pt;mso-wrap-distance-top:0;mso-wrap-distance-right:9pt;mso-wrap-distance-bottom:0;mso-position-horizontal:absolute;mso-position-horizontal-relative:text;mso-position-vertical:absolute;mso-position-vertical-relative:text;mso-width-percent:0;mso-height-percent:0;mso-width-relative:page;mso-height-relative:page;v-text-anchor:top" o:gfxdata="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" stroked="f"/>
-          </w:pict>
-        </mc:Fallback>
-      </mc:AlternateContent>
+      <w:drawing>
+        <wp:inline distT="0" distB="0" distL="0" distR="0" wp14:anchorId="17EDC83D" wp14:editId="59A73160">
+          <wp:extent cx="5943600" cy="1980565"/>
+          <wp:effectExtent l="0" t="0" r="0" b="635"/>
+          <wp:docPr id="1607505442" name="Picture 4" descr="Qatar School Bilingual Header Banner"/>
+          <wp:cNvGraphicFramePr>
+            <a:graphicFrameLocks xmlns:a="http://schemas.openxmlformats.org/drawingml/2006/main" noChangeAspect="1"/>
+          </wp:cNvGraphicFramePr>
+          <a:graphic xmlns:a="http://schemas.openxmlformats.org/drawingml/2006/main">
+            <a:graphicData uri="http://schemas.openxmlformats.org/drawingml/2006/picture">
+              <pic:pic xmlns:pic="http://schemas.openxmlformats.org/drawingml/2006/picture">
+                <pic:nvPicPr>
+                  <pic:cNvPr id="0" name="Picture 9" descr="Qatar School Bilingual Header Banner"/>
+                  <pic:cNvPicPr>
+                    <a:picLocks noChangeAspect="1" noChangeArrowheads="1"/>
+                  </pic:cNvPicPr>
+                </pic:nvPicPr>
+                <pic:blipFill>
+                  <a:blip r:embed="rId1">
+                    <a:extLst>
+                      <a:ext uri="{28A0092B-C50C-407E-A947-70E740481C1C}">
+                        <a14:useLocalDpi xmlns:a14="http://schemas.microsoft.com/office/drawing/2010/main" val="0"/>
+                      </a:ext>
+                    </a:extLst>
+                  </a:blip>
+                  <a:srcRect/>
+                  <a:stretch>
+                    <a:fillRect/>
+                  </a:stretch>
+                </pic:blipFill>
+                <pic:spPr bwMode="auto">
+                  <a:xfrm>
+                    <a:off x="0" y="0"/>
+                    <a:ext cx="5943600" cy="1980565"/>
+                  </a:xfrm>
+                  <a:prstGeom prst="rect">
+                    <a:avLst/>
+                  </a:prstGeom>
+                  <a:noFill/>
+                  <a:ln>
+                    <a:noFill/>
+                  </a:ln>
+                </pic:spPr>
+              </pic:pic>
+            </a:graphicData>
+          </a:graphic>
+        </wp:inline>
+      </w:drawing>
     </w:r>
-  </w:p>
-  <w:p>
-    <w:pPr>
-      <w:pStyle w:val="Header"/>
-    </w:pPr>
+    <w:r>
+      <w:fldChar w:fldCharType="end"/>
+    </w:r>
   </w:p>
 </w:hdr>
 </file>

--- a/2026 الى 2027/خطط القسم 2026/الشراكة المجتمعية -قسم الكيمياء 2026/متابعة خطة الشراكة المجتمعية  كيمياء 2026-2027.docx
+++ b/2026 الى 2027/خطط القسم 2026/الشراكة المجتمعية -قسم الكيمياء 2026/متابعة خطة الشراكة المجتمعية  كيمياء 2026-2027.docx
@@ -3255,7 +3255,7 @@
       <w:headerReference w:type="default" r:id="rId25"/>
       <w:footerReference w:type="default" r:id="rId26"/>
       <w:pgSz w:w="16838" w:h="11906" w:orient="landscape"/>
-      <w:pgMar w:top="1750" w:right="720" w:bottom="1750" w:left="720" w:header="500" w:footer="400" w:gutter="0"/>
+      <w:pgMar w:top="1750" w:right="720" w:bottom="1440" w:left="720" w:header="500" w:footer="720" w:gutter="0"/>
       <w:pgNumType w:start="0"/>
       <w:cols w:space="708"/>
       <w:titlePg/>
@@ -3437,177 +3437,131 @@
 </file>
 
 <file path=word/footer1.xml><?xml version="1.0" encoding="utf-8"?>
-<w:ftr xmlns:wpc="http://schemas.microsoft.com/office/word/2010/wordprocessingCanvas" xmlns:cx="http://schemas.microsoft.com/office/drawing/2014/chartex" xmlns:cx1="http://schemas.microsoft.com/office/drawing/2015/9/8/chartex" xmlns:cx2="http://schemas.microsoft.com/office/drawing/2015/10/21/chartex" xmlns:cx3="http://schemas.microsoft.com/office/drawing/2016/5/9/chartex" xmlns:cx4="http://schemas.microsoft.com/office/drawing/2016/5/10/chartex" xmlns:cx5="http://schemas.microsoft.com/office/drawing/2016/5/11/chartex" xmlns:cx6="http://schemas.microsoft.com/office/drawing/2016/5/12/chartex" xmlns:cx7="http://schemas.microsoft.com/office/drawing/2016/5/13/chartex" xmlns:cx8="http://schemas.microsoft.com/office/drawing/2016/5/14/chartex" xmlns:mc="http://schemas.openxmlformats.org/markup-compatibility/2006" xmlns:m="http://schemas.openxmlformats.org/officeDocument/2006/math" xmlns:aink="http://schemas.microsoft.com/office/drawing/2016/ink" xmlns:am3d="http://schemas.microsoft.com/office/drawing/2017/model3d" xmlns:oel="http://schemas.microsoft.com/office/2019/extlst" xmlns:r="http://schemas.openxmlformats.org/officeDocument/2006/relationships" xmlns:wp14="http://schemas.microsoft.com/office/word/2010/wordprocessingDrawing" xmlns:wp="http://schemas.openxmlformats.org/drawingml/2006/wordprocessingDrawing" xmlns:wpg="http://schemas.microsoft.com/office/word/2010/wordprocessingGroup" xmlns:wpi="http://schemas.microsoft.com/office/word/2010/wordprocessingInk" xmlns:wps="http://schemas.microsoft.com/office/word/2010/wordprocessingShape" xmlns:o="urn:schemas-microsoft-com:office:office" xmlns:v="urn:schemas-microsoft-com:vml" xmlns:w10="urn:schemas-microsoft-com:office:word" xmlns:w="http://schemas.openxmlformats.org/wordprocessingml/2006/main" xmlns:w14="http://schemas.microsoft.com/office/word/2010/wordml" xmlns:w15="http://schemas.microsoft.com/office/word/2012/wordml" xmlns:w16cex="http://schemas.microsoft.com/office/word/2018/wordml/cex" xmlns:w16cid="http://schemas.microsoft.com/office/word/2016/wordml/cid" xmlns:w16="http://schemas.microsoft.com/office/word/2018/wordml" xmlns:w16sdtdh="http://schemas.microsoft.com/office/word/2020/wordml/sdtdatahash" xmlns:w16sdtfl="http://schemas.microsoft.com/office/word/2024/wordml/sdtformatlock" xmlns:w16se="http://schemas.microsoft.com/office/word/2015/wordml/symex" xmlns:w16du="http://schemas.microsoft.com/office/word/2023/wordml/word16du" xmlns:wne="http://schemas.microsoft.com/office/word/2006/wordml" mc:Ignorable="w14 w15 w16se w16cid w16 w16cex w16sdtdh w16sdtfl w16du wp14">
-  <w:tbl>
-    <w:tblPr>
-      <w:tblW w:w="11290" w:type="dxa"/>
-      <w:tblInd w:w="-958" w:type="dxa"/>
-      <w:tblBorders>
-        <w:top w:val="none" w:sz="0" w:space="0" w:color="FFFFFF"/>
-        <w:left w:val="none" w:sz="0" w:space="0" w:color="FFFFFF"/>
-        <w:bottom w:val="none" w:sz="0" w:space="0" w:color="FFFFFF"/>
-        <w:right w:val="none" w:sz="0" w:space="0" w:color="FFFFFF"/>
-        <w:insideH w:val="none" w:sz="0" w:space="0" w:color="FFFFFF"/>
-        <w:insideV w:val="none" w:sz="0" w:space="0" w:color="FFFFFF"/>
-      </w:tblBorders>
-      <w:tblLayout w:type="fixed"/>
-      <w:tblCellMar>
-        <w:left w:w="10" w:type="dxa"/>
-        <w:right w:w="10" w:type="dxa"/>
-      </w:tblCellMar>
-      <w:tblLook w:val="04A0" w:firstRow="1" w:lastRow="0" w:firstColumn="1" w:lastColumn="0" w:noHBand="0" w:noVBand="1"/>
-    </w:tblPr>
-    <w:tblGrid>
-      <w:gridCol w:w="11290"/>
-    </w:tblGrid>
-    <w:tr>
-      <w:trPr>
-        <w:trHeight w:val="43"/>
-      </w:trPr>
-      <w:tc>
-        <w:tcPr>
-          <w:tcW w:w="11290" w:type="dxa"/>
-          <w:tcBorders>
-            <w:top w:val="none" w:sz="0" w:space="0" w:color="FFFFFF"/>
-            <w:left w:val="none" w:sz="0" w:space="0" w:color="FFFFFF"/>
-            <w:bottom w:val="none" w:sz="0" w:space="0" w:color="FFFFFF"/>
-            <w:right w:val="none" w:sz="0" w:space="0" w:color="FFFFFF"/>
-          </w:tcBorders>
-          <w:tcMar>
-            <w:top w:w="50" w:type="dxa"/>
-            <w:left w:w="0" w:type="dxa"/>
-            <w:bottom w:w="0" w:type="dxa"/>
-            <w:right w:w="0" w:type="dxa"/>
-          </w:tcMar>
-          <w:vAlign w:val="center"/>
-        </w:tcPr>
-        <w:p>
-          <w:pPr>
-            <w:spacing w:line="180" w:lineRule="exact"/>
-            <w:jc w:val="right"/>
-          </w:pPr>
-          <w:r>
-            <w:rPr>
-              <w:color w:val="4A4A4A"/>
-              <w:sz w:val="21"/>
-              <w:szCs w:val="21"/>
-            </w:rPr>
-            <w:t xml:space="preserve">Page </w:t>
-          </w:r>
-          <w:r>
-            <w:rPr>
-              <w:b/>
-              <w:bCs/>
-              <w:color w:val="C9A227"/>
-              <w:sz w:val="22"/>
-              <w:szCs w:val="22"/>
-            </w:rPr>
-            <w:fldChar w:fldCharType="begin"/>
-          </w:r>
-          <w:r>
-            <w:rPr>
-              <w:b/>
-              <w:bCs/>
-              <w:color w:val="C9A227"/>
-              <w:sz w:val="22"/>
-              <w:szCs w:val="22"/>
-            </w:rPr>
-            <w:instrText>PAGE</w:instrText>
-          </w:r>
-          <w:r>
-            <w:rPr>
-              <w:b/>
-              <w:bCs/>
-              <w:color w:val="C9A227"/>
-              <w:sz w:val="22"/>
-              <w:szCs w:val="22"/>
-            </w:rPr>
-            <w:fldChar w:fldCharType="separate"/>
-          </w:r>
-          <w:r>
-            <w:rPr>
-              <w:b/>
-              <w:bCs/>
-              <w:noProof/>
-              <w:color w:val="C9A227"/>
-              <w:sz w:val="22"/>
-              <w:szCs w:val="22"/>
-            </w:rPr>
-            <w:t>1</w:t>
-          </w:r>
-          <w:r>
-            <w:rPr>
-              <w:b/>
-              <w:bCs/>
-              <w:color w:val="C9A227"/>
-              <w:sz w:val="22"/>
-              <w:szCs w:val="22"/>
-            </w:rPr>
-            <w:fldChar w:fldCharType="end"/>
-          </w:r>
-          <w:r>
-            <w:rPr>
-              <w:color w:val="4A4A4A"/>
-              <w:sz w:val="21"/>
-              <w:szCs w:val="21"/>
-            </w:rPr>
-            <w:t xml:space="preserve"> / </w:t>
-          </w:r>
-          <w:r>
-            <w:rPr>
-              <w:b/>
-              <w:bCs/>
-              <w:color w:val="C9A227"/>
-              <w:sz w:val="22"/>
-              <w:szCs w:val="22"/>
-            </w:rPr>
-            <w:fldChar w:fldCharType="begin"/>
-          </w:r>
-          <w:r>
-            <w:rPr>
-              <w:b/>
-              <w:bCs/>
-              <w:color w:val="C9A227"/>
-              <w:sz w:val="22"/>
-              <w:szCs w:val="22"/>
-            </w:rPr>
-            <w:instrText>NUMPAGES</w:instrText>
-          </w:r>
-          <w:r>
-            <w:rPr>
-              <w:b/>
-              <w:bCs/>
-              <w:color w:val="C9A227"/>
-              <w:sz w:val="22"/>
-              <w:szCs w:val="22"/>
-            </w:rPr>
-            <w:fldChar w:fldCharType="separate"/>
-          </w:r>
-          <w:r>
-            <w:rPr>
-              <w:b/>
-              <w:bCs/>
-              <w:noProof/>
-              <w:color w:val="C9A227"/>
-              <w:sz w:val="22"/>
-              <w:szCs w:val="22"/>
-            </w:rPr>
-            <w:t>1</w:t>
-          </w:r>
-          <w:r>
-            <w:rPr>
-              <w:b/>
-              <w:bCs/>
-              <w:color w:val="C9A227"/>
-              <w:sz w:val="22"/>
-              <w:szCs w:val="22"/>
-            </w:rPr>
-            <w:fldChar w:fldCharType="end"/>
-          </w:r>
-        </w:p>
-      </w:tc>
-    </w:tr>
-  </w:tbl>
+<w:ftr xmlns:w="http://schemas.openxmlformats.org/wordprocessingml/2006/main" xmlns:r="http://schemas.openxmlformats.org/officeDocument/2006/relationships" xmlns:mc="http://schemas.openxmlformats.org/markup-compatibility/2006" xmlns:w14="http://schemas.microsoft.com/office/word/2010/wordml" mc:Ignorable="w14">
+  <w:p>
+    <w:pPr>
+      <w:pStyle w:val="Footer"/>
+      <w:jc w:val="right"/>
+    </w:pPr>
+    <w:r>
+      <w:rPr>
+        <w:color w:val="4A4A4A"/>
+        <w:sz w:val="21"/>
+        <w:szCs w:val="21"/>
+      </w:rPr>
+      <w:t xml:space="preserve">Page </w:t>
+    </w:r>
+    <w:r>
+      <w:rPr>
+        <w:b/>
+        <w:bCs/>
+        <w:color w:val="C9A227"/>
+        <w:sz w:val="22"/>
+        <w:szCs w:val="22"/>
+      </w:rPr>
+      <w:fldChar w:fldCharType="begin"/>
+    </w:r>
+    <w:r>
+      <w:rPr>
+        <w:b/>
+        <w:bCs/>
+        <w:color w:val="C9A227"/>
+        <w:sz w:val="22"/>
+        <w:szCs w:val="22"/>
+      </w:rPr>
+      <w:instrText xml:space="preserve"> PAGE </w:instrText>
+    </w:r>
+    <w:r>
+      <w:rPr>
+        <w:b/>
+        <w:bCs/>
+        <w:color w:val="C9A227"/>
+        <w:sz w:val="22"/>
+        <w:szCs w:val="22"/>
+      </w:rPr>
+      <w:fldChar w:fldCharType="separate"/>
+    </w:r>
+    <w:r>
+      <w:rPr>
+        <w:b/>
+        <w:bCs/>
+        <w:noProof/>
+        <w:color w:val="C9A227"/>
+        <w:sz w:val="22"/>
+        <w:szCs w:val="22"/>
+      </w:rPr>
+      <w:t>1</w:t>
+    </w:r>
+    <w:r>
+      <w:rPr>
+        <w:b/>
+        <w:bCs/>
+        <w:color w:val="C9A227"/>
+        <w:sz w:val="22"/>
+        <w:szCs w:val="22"/>
+      </w:rPr>
+      <w:fldChar w:fldCharType="end"/>
+    </w:r>
+    <w:r>
+      <w:rPr>
+        <w:color w:val="4A4A4A"/>
+        <w:sz w:val="21"/>
+        <w:szCs w:val="21"/>
+      </w:rPr>
+      <w:t xml:space="preserve"> / </w:t>
+    </w:r>
+    <w:r>
+      <w:rPr>
+        <w:b/>
+        <w:bCs/>
+        <w:color w:val="C9A227"/>
+        <w:sz w:val="22"/>
+        <w:szCs w:val="22"/>
+      </w:rPr>
+      <w:fldChar w:fldCharType="begin"/>
+    </w:r>
+    <w:r>
+      <w:rPr>
+        <w:b/>
+        <w:bCs/>
+        <w:color w:val="C9A227"/>
+        <w:sz w:val="22"/>
+        <w:szCs w:val="22"/>
+      </w:rPr>
+      <w:instrText xml:space="preserve"> NUMPAGES </w:instrText>
+    </w:r>
+    <w:r>
+      <w:rPr>
+        <w:b/>
+        <w:bCs/>
+        <w:color w:val="C9A227"/>
+        <w:sz w:val="22"/>
+        <w:szCs w:val="22"/>
+      </w:rPr>
+      <w:fldChar w:fldCharType="separate"/>
+    </w:r>
+    <w:r>
+      <w:rPr>
+        <w:b/>
+        <w:bCs/>
+        <w:noProof/>
+        <w:color w:val="C9A227"/>
+        <w:sz w:val="22"/>
+        <w:szCs w:val="22"/>
+      </w:rPr>
+      <w:t>1</w:t>
+    </w:r>
+    <w:r>
+      <w:rPr>
+        <w:b/>
+        <w:bCs/>
+        <w:color w:val="C9A227"/>
+        <w:sz w:val="22"/>
+        <w:szCs w:val="22"/>
+      </w:rPr>
+      <w:fldChar w:fldCharType="end"/>
+    </w:r>
+  </w:p>
 </w:ftr>
 </file>
 

--- a/2026 الى 2027/خطط القسم 2026/الشراكة المجتمعية -قسم الكيمياء 2026/متابعة خطة الشراكة المجتمعية  كيمياء 2026-2027.docx
+++ b/2026 الى 2027/خطط القسم 2026/الشراكة المجتمعية -قسم الكيمياء 2026/متابعة خطة الشراكة المجتمعية  كيمياء 2026-2027.docx
@@ -2,91 +2,6 @@
 <file path=word/document.xml><?xml version="1.0" encoding="utf-8"?>
 <w:document xmlns:wpc="http://schemas.microsoft.com/office/word/2010/wordprocessingCanvas" xmlns:cx="http://schemas.microsoft.com/office/drawing/2014/chartex" xmlns:cx1="http://schemas.microsoft.com/office/drawing/2015/9/8/chartex" xmlns:cx2="http://schemas.microsoft.com/office/drawing/2015/10/21/chartex" xmlns:cx3="http://schemas.microsoft.com/office/drawing/2016/5/9/chartex" xmlns:cx4="http://schemas.microsoft.com/office/drawing/2016/5/10/chartex" xmlns:cx5="http://schemas.microsoft.com/office/drawing/2016/5/11/chartex" xmlns:cx6="http://schemas.microsoft.com/office/drawing/2016/5/12/chartex" xmlns:cx7="http://schemas.microsoft.com/office/drawing/2016/5/13/chartex" xmlns:cx8="http://schemas.microsoft.com/office/drawing/2016/5/14/chartex" xmlns:mc="http://schemas.openxmlformats.org/markup-compatibility/2006" xmlns:aink="http://schemas.microsoft.com/office/drawing/2016/ink" xmlns:am3d="http://schemas.microsoft.com/office/drawing/2017/model3d" xmlns:o="urn:schemas-microsoft-com:office:office" xmlns:oel="http://schemas.microsoft.com/office/2019/extlst" xmlns:r="http://schemas.openxmlformats.org/officeDocument/2006/relationships" xmlns:m="http://schemas.openxmlformats.org/officeDocument/2006/math" xmlns:v="urn:schemas-microsoft-com:vml" xmlns:wp14="http://schemas.microsoft.com/office/word/2010/wordprocessingDrawing" xmlns:wp="http://schemas.openxmlformats.org/drawingml/2006/wordprocessingDrawing" xmlns:w10="urn:schemas-microsoft-com:office:word" xmlns:w="http://schemas.openxmlformats.org/wordprocessingml/2006/main" xmlns:w14="http://schemas.microsoft.com/office/word/2010/wordml" xmlns:w15="http://schemas.microsoft.com/office/word/2012/wordml" xmlns:w16cex="http://schemas.microsoft.com/office/word/2018/wordml/cex" xmlns:w16cid="http://schemas.microsoft.com/office/word/2016/wordml/cid" xmlns:w16="http://schemas.microsoft.com/office/word/2018/wordml" xmlns:w16du="http://schemas.microsoft.com/office/word/2023/wordml/word16du" xmlns:w16sdtdh="http://schemas.microsoft.com/office/word/2020/wordml/sdtdatahash" xmlns:w16se="http://schemas.microsoft.com/office/word/2015/wordml/symex" xmlns:wpg="http://schemas.microsoft.com/office/word/2010/wordprocessingGroup" xmlns:wpi="http://schemas.microsoft.com/office/word/2010/wordprocessingInk" xmlns:wne="http://schemas.microsoft.com/office/word/2006/wordml" xmlns:wps="http://schemas.microsoft.com/office/word/2010/wordprocessingShape" mc:Ignorable="w14 w15 w16se w16cid w16 w16cex w16sdtdh w16du wp14">
   <w:body>
-    <w:p>
-      <w:pPr>
-        <w:rPr>
-          <w:rFonts w:ascii="Sakkal Majalla" w:hAnsi="Sakkal Majalla" w:cs="B Jadid"/>
-          <w:b/>
-          <w:bCs/>
-          <w:color w:val="943634" w:themeColor="accent2" w:themeShade="BF"/>
-          <w:sz w:val="56"/>
-          <w:szCs w:val="46"/>
-          <w:rtl/>
-          <w:lang w:bidi="ar-QA"/>
-        </w:rPr>
-      </w:pPr>
-      <w:r>
-        <w:rPr>
-          <w:rFonts w:ascii="Sakkal Majalla" w:hAnsi="Sakkal Majalla" w:cs="B Jadid"/>
-          <w:b/>
-          <w:bCs/>
-          <w:noProof/>
-          <w:color w:val="943634" w:themeColor="accent2" w:themeShade="BF"/>
-          <w:sz w:val="56"/>
-          <w:szCs w:val="46"/>
-          <w:lang w:bidi="ar-QA"/>
-        </w:rPr>
-        <w:drawing>
-          <wp:anchor distT="0" distB="0" distL="114300" distR="114300" simplePos="0" relativeHeight="251662336" behindDoc="0" locked="0" layoutInCell="1" allowOverlap="1" wp14:anchorId="0376A83A" wp14:editId="137F2846">
-            <wp:simplePos x="0" y="0"/>
-            <wp:positionH relativeFrom="column">
-              <wp:posOffset>292443</wp:posOffset>
-            </wp:positionH>
-            <wp:positionV relativeFrom="paragraph">
-              <wp:posOffset>12357</wp:posOffset>
-            </wp:positionV>
-            <wp:extent cx="8822725" cy="856615"/>
-            <wp:effectExtent l="0" t="0" r="0" b="635"/>
-            <wp:wrapNone/>
-            <wp:docPr id="10" name="Picture 10"/>
-            <wp:cNvGraphicFramePr>
-              <a:graphicFrameLocks xmlns:a="http://schemas.openxmlformats.org/drawingml/2006/main" noChangeAspect="1"/>
-            </wp:cNvGraphicFramePr>
-            <a:graphic xmlns:a="http://schemas.openxmlformats.org/drawingml/2006/main">
-              <a:graphicData uri="http://schemas.openxmlformats.org/drawingml/2006/picture">
-                <pic:pic xmlns:pic="http://schemas.openxmlformats.org/drawingml/2006/picture">
-                  <pic:nvPicPr>
-                    <pic:cNvPr id="0" name="Picture 2"/>
-                    <pic:cNvPicPr>
-                      <a:picLocks noChangeAspect="1" noChangeArrowheads="1"/>
-                    </pic:cNvPicPr>
-                  </pic:nvPicPr>
-                  <pic:blipFill>
-                    <a:blip r:embed="rId12">
-                      <a:extLst>
-                        <a:ext uri="{28A0092B-C50C-407E-A947-70E740481C1C}">
-                          <a14:useLocalDpi xmlns:a14="http://schemas.microsoft.com/office/drawing/2010/main" val="0"/>
-                        </a:ext>
-                      </a:extLst>
-                    </a:blip>
-                    <a:srcRect/>
-                    <a:stretch>
-                      <a:fillRect/>
-                    </a:stretch>
-                  </pic:blipFill>
-                  <pic:spPr bwMode="auto">
-                    <a:xfrm>
-                      <a:off x="0" y="0"/>
-                      <a:ext cx="8829125" cy="857236"/>
-                    </a:xfrm>
-                    <a:prstGeom prst="rect">
-                      <a:avLst/>
-                    </a:prstGeom>
-                    <a:noFill/>
-                    <a:ln>
-                      <a:noFill/>
-                    </a:ln>
-                  </pic:spPr>
-                </pic:pic>
-              </a:graphicData>
-            </a:graphic>
-            <wp14:sizeRelH relativeFrom="margin">
-              <wp14:pctWidth>0</wp14:pctWidth>
-            </wp14:sizeRelH>
-          </wp:anchor>
-        </w:drawing>
-      </w:r>
-    </w:p>
     <w:p>
       <w:pPr>
         <w:jc w:val="center"/>
@@ -3252,8 +3167,9 @@
       </w:r>
     </w:p>
     <w:sectPr>
-      <w:headerReference w:type="default" r:id="rId25"/>
-      <w:footerReference w:type="default" r:id="rId26"/>
+      <w:headerReference w:type="default" r:id="rId19"/>
+      <w:footerReference w:type="default" r:id="rId20"/>
+      <w:headerReference w:type="first" r:id="rId21"/>
       <w:pgSz w:w="16838" w:h="11906" w:orient="landscape"/>
       <w:pgMar w:top="1750" w:right="720" w:bottom="1440" w:left="720" w:header="500" w:footer="720" w:gutter="0"/>
       <w:pgNumType w:start="0"/>
@@ -3437,131 +3353,177 @@
 </file>
 
 <file path=word/footer1.xml><?xml version="1.0" encoding="utf-8"?>
-<w:ftr xmlns:w="http://schemas.openxmlformats.org/wordprocessingml/2006/main" xmlns:r="http://schemas.openxmlformats.org/officeDocument/2006/relationships" xmlns:mc="http://schemas.openxmlformats.org/markup-compatibility/2006" xmlns:w14="http://schemas.microsoft.com/office/word/2010/wordml" mc:Ignorable="w14">
-  <w:p>
-    <w:pPr>
-      <w:pStyle w:val="Footer"/>
-      <w:jc w:val="right"/>
-    </w:pPr>
-    <w:r>
-      <w:rPr>
-        <w:color w:val="4A4A4A"/>
-        <w:sz w:val="21"/>
-        <w:szCs w:val="21"/>
-      </w:rPr>
-      <w:t xml:space="preserve">Page </w:t>
-    </w:r>
-    <w:r>
-      <w:rPr>
-        <w:b/>
-        <w:bCs/>
-        <w:color w:val="C9A227"/>
-        <w:sz w:val="22"/>
-        <w:szCs w:val="22"/>
-      </w:rPr>
-      <w:fldChar w:fldCharType="begin"/>
-    </w:r>
-    <w:r>
-      <w:rPr>
-        <w:b/>
-        <w:bCs/>
-        <w:color w:val="C9A227"/>
-        <w:sz w:val="22"/>
-        <w:szCs w:val="22"/>
-      </w:rPr>
-      <w:instrText xml:space="preserve"> PAGE </w:instrText>
-    </w:r>
-    <w:r>
-      <w:rPr>
-        <w:b/>
-        <w:bCs/>
-        <w:color w:val="C9A227"/>
-        <w:sz w:val="22"/>
-        <w:szCs w:val="22"/>
-      </w:rPr>
-      <w:fldChar w:fldCharType="separate"/>
-    </w:r>
-    <w:r>
-      <w:rPr>
-        <w:b/>
-        <w:bCs/>
-        <w:noProof/>
-        <w:color w:val="C9A227"/>
-        <w:sz w:val="22"/>
-        <w:szCs w:val="22"/>
-      </w:rPr>
-      <w:t>1</w:t>
-    </w:r>
-    <w:r>
-      <w:rPr>
-        <w:b/>
-        <w:bCs/>
-        <w:color w:val="C9A227"/>
-        <w:sz w:val="22"/>
-        <w:szCs w:val="22"/>
-      </w:rPr>
-      <w:fldChar w:fldCharType="end"/>
-    </w:r>
-    <w:r>
-      <w:rPr>
-        <w:color w:val="4A4A4A"/>
-        <w:sz w:val="21"/>
-        <w:szCs w:val="21"/>
-      </w:rPr>
-      <w:t xml:space="preserve"> / </w:t>
-    </w:r>
-    <w:r>
-      <w:rPr>
-        <w:b/>
-        <w:bCs/>
-        <w:color w:val="C9A227"/>
-        <w:sz w:val="22"/>
-        <w:szCs w:val="22"/>
-      </w:rPr>
-      <w:fldChar w:fldCharType="begin"/>
-    </w:r>
-    <w:r>
-      <w:rPr>
-        <w:b/>
-        <w:bCs/>
-        <w:color w:val="C9A227"/>
-        <w:sz w:val="22"/>
-        <w:szCs w:val="22"/>
-      </w:rPr>
-      <w:instrText xml:space="preserve"> NUMPAGES </w:instrText>
-    </w:r>
-    <w:r>
-      <w:rPr>
-        <w:b/>
-        <w:bCs/>
-        <w:color w:val="C9A227"/>
-        <w:sz w:val="22"/>
-        <w:szCs w:val="22"/>
-      </w:rPr>
-      <w:fldChar w:fldCharType="separate"/>
-    </w:r>
-    <w:r>
-      <w:rPr>
-        <w:b/>
-        <w:bCs/>
-        <w:noProof/>
-        <w:color w:val="C9A227"/>
-        <w:sz w:val="22"/>
-        <w:szCs w:val="22"/>
-      </w:rPr>
-      <w:t>1</w:t>
-    </w:r>
-    <w:r>
-      <w:rPr>
-        <w:b/>
-        <w:bCs/>
-        <w:color w:val="C9A227"/>
-        <w:sz w:val="22"/>
-        <w:szCs w:val="22"/>
-      </w:rPr>
-      <w:fldChar w:fldCharType="end"/>
-    </w:r>
-  </w:p>
+<w:ftr xmlns:wpc="http://schemas.microsoft.com/office/word/2026/wordprocessingCanvas" xmlns:cx="http://schemas.microsoft.com/office/drawing/2026/chartex" xmlns:cx1="http://schemas.microsoft.com/office/drawing/2026/9/8/chartex" xmlns:cx2="http://schemas.microsoft.com/office/drawing/2026/10/21/chartex" xmlns:cx3="http://schemas.microsoft.com/office/drawing/2026/5/9/chartex" xmlns:cx4="http://schemas.microsoft.com/office/drawing/2026/5/10/chartex" xmlns:cx5="http://schemas.microsoft.com/office/drawing/2026/5/11/chartex" xmlns:cx6="http://schemas.microsoft.com/office/drawing/2026/5/12/chartex" xmlns:cx7="http://schemas.microsoft.com/office/drawing/2026/5/13/chartex" xmlns:cx8="http://schemas.microsoft.com/office/drawing/2026/5/14/chartex" xmlns:mc="http://schemas.openxmlformats.org/markup-compatibility/2006" xmlns:aink="http://schemas.microsoft.com/office/drawing/2026/ink" xmlns:am3d="http://schemas.microsoft.com/office/drawing/2026/model3d" xmlns:o="urn:schemas-microsoft-com:office:office" xmlns:oel="http://schemas.microsoft.com/office/2026/extlst" xmlns:r="http://schemas.openxmlformats.org/officeDocument/2006/relationships" xmlns:m="http://schemas.openxmlformats.org/officeDocument/2006/math" xmlns:v="urn:schemas-microsoft-com:vml" xmlns:wp14="http://schemas.microsoft.com/office/word/2026/wordprocessingDrawing" xmlns:wp="http://schemas.openxmlformats.org/drawingml/2006/wordprocessingDrawing" xmlns:w10="urn:schemas-microsoft-com:office:word" xmlns:w="http://schemas.openxmlformats.org/wordprocessingml/2006/main" xmlns:w14="http://schemas.microsoft.com/office/word/2026/wordml" xmlns:w15="http://schemas.microsoft.com/office/word/2026/wordml" xmlns:w16cex="http://schemas.microsoft.com/office/word/2026/wordml/cex" xmlns:w16cid="http://schemas.microsoft.com/office/word/2026/wordml/cid" xmlns:w16="http://schemas.microsoft.com/office/word/2026/wordml" xmlns:w16du="http://schemas.microsoft.com/office/word/2026/wordml/word16du" xmlns:w16sdtdh="http://schemas.microsoft.com/office/word/2026/wordml/sdtdatahash" xmlns:w16se="http://schemas.microsoft.com/office/word/2026/wordml/symex" xmlns:wpg="http://schemas.microsoft.com/office/word/2026/wordprocessingGroup" xmlns:wpi="http://schemas.microsoft.com/office/word/2026/wordprocessingInk" xmlns:wne="http://schemas.microsoft.com/office/word/2006/wordml" xmlns:wps="http://schemas.microsoft.com/office/word/2026/wordprocessingShape" mc:Ignorable="w14 w15 w16se w16cid w16 w16cex w16sdtdh w16du wp14">
+  <w:tbl xmlns:ns0="http://schemas.microsoft.com/office/word/2010/wordml">
+    <w:tblPr>
+      <w:tblW w:w="11290" w:type="dxa"/>
+      <w:tblInd w:w="-958" w:type="dxa"/>
+      <w:tblBorders>
+        <w:top w:val="none" w:sz="0" w:space="0" w:color="FFFFFF"/>
+        <w:left w:val="none" w:sz="0" w:space="0" w:color="FFFFFF"/>
+        <w:bottom w:val="none" w:sz="0" w:space="0" w:color="FFFFFF"/>
+        <w:right w:val="none" w:sz="0" w:space="0" w:color="FFFFFF"/>
+        <w:insideH w:val="none" w:sz="0" w:space="0" w:color="FFFFFF"/>
+        <w:insideV w:val="none" w:sz="0" w:space="0" w:color="FFFFFF"/>
+      </w:tblBorders>
+      <w:tblLayout w:type="fixed"/>
+      <w:tblCellMar>
+        <w:left w:w="10" w:type="dxa"/>
+        <w:right w:w="10" w:type="dxa"/>
+      </w:tblCellMar>
+      <w:tblLook w:val="04A0" w:firstRow="1" w:lastRow="0" w:firstColumn="1" w:lastColumn="0" w:noHBand="0" w:noVBand="1"/>
+    </w:tblPr>
+    <w:tblGrid>
+      <w:gridCol w:w="11290"/>
+    </w:tblGrid>
+    <w:tr ns0:paraId="649947A3" ns0:textId="77777777">
+      <w:trPr>
+        <w:trHeight w:val="43"/>
+      </w:trPr>
+      <w:tc>
+        <w:tcPr>
+          <w:tcW w:w="11290" w:type="dxa"/>
+          <w:tcBorders>
+            <w:top w:val="none" w:sz="0" w:space="0" w:color="FFFFFF"/>
+            <w:left w:val="none" w:sz="0" w:space="0" w:color="FFFFFF"/>
+            <w:bottom w:val="none" w:sz="0" w:space="0" w:color="FFFFFF"/>
+            <w:right w:val="none" w:sz="0" w:space="0" w:color="FFFFFF"/>
+          </w:tcBorders>
+          <w:tcMar>
+            <w:top w:w="50" w:type="dxa"/>
+            <w:left w:w="0" w:type="dxa"/>
+            <w:bottom w:w="0" w:type="dxa"/>
+            <w:right w:w="0" w:type="dxa"/>
+          </w:tcMar>
+          <w:vAlign w:val="center"/>
+        </w:tcPr>
+        <w:p ns0:paraId="300901DD" ns0:textId="1310688E">
+          <w:pPr>
+            <w:spacing w:line="180" w:lineRule="exact"/>
+            <w:jc w:val="right"/>
+          </w:pPr>
+          <w:r>
+            <w:rPr>
+              <w:color w:val="4A4A4A"/>
+              <w:sz w:val="21"/>
+              <w:szCs w:val="21"/>
+            </w:rPr>
+            <w:t xml:space="preserve">Page </w:t>
+          </w:r>
+          <w:r>
+            <w:rPr>
+              <w:b/>
+              <w:bCs/>
+              <w:color w:val="C9A227"/>
+              <w:sz w:val="22"/>
+              <w:szCs w:val="22"/>
+            </w:rPr>
+            <w:fldChar w:fldCharType="begin"/>
+          </w:r>
+          <w:r>
+            <w:rPr>
+              <w:b/>
+              <w:bCs/>
+              <w:color w:val="C9A227"/>
+              <w:sz w:val="22"/>
+              <w:szCs w:val="22"/>
+            </w:rPr>
+            <w:instrText>PAGE</w:instrText>
+          </w:r>
+          <w:r>
+            <w:rPr>
+              <w:b/>
+              <w:bCs/>
+              <w:color w:val="C9A227"/>
+              <w:sz w:val="22"/>
+              <w:szCs w:val="22"/>
+            </w:rPr>
+            <w:fldChar w:fldCharType="separate"/>
+          </w:r>
+          <w:r>
+            <w:rPr>
+              <w:b/>
+              <w:bCs/>
+              <w:noProof/>
+              <w:color w:val="C9A227"/>
+              <w:sz w:val="22"/>
+              <w:szCs w:val="22"/>
+            </w:rPr>
+            <w:t>1</w:t>
+          </w:r>
+          <w:r>
+            <w:rPr>
+              <w:b/>
+              <w:bCs/>
+              <w:color w:val="C9A227"/>
+              <w:sz w:val="22"/>
+              <w:szCs w:val="22"/>
+            </w:rPr>
+            <w:fldChar w:fldCharType="end"/>
+          </w:r>
+          <w:r>
+            <w:rPr>
+              <w:color w:val="4A4A4A"/>
+              <w:sz w:val="21"/>
+              <w:szCs w:val="21"/>
+            </w:rPr>
+            <w:t xml:space="preserve"> / </w:t>
+          </w:r>
+          <w:r>
+            <w:rPr>
+              <w:b/>
+              <w:bCs/>
+              <w:color w:val="C9A227"/>
+              <w:sz w:val="22"/>
+              <w:szCs w:val="22"/>
+            </w:rPr>
+            <w:fldChar w:fldCharType="begin"/>
+          </w:r>
+          <w:r>
+            <w:rPr>
+              <w:b/>
+              <w:bCs/>
+              <w:color w:val="C9A227"/>
+              <w:sz w:val="22"/>
+              <w:szCs w:val="22"/>
+            </w:rPr>
+            <w:instrText>NUMPAGES</w:instrText>
+          </w:r>
+          <w:r>
+            <w:rPr>
+              <w:b/>
+              <w:bCs/>
+              <w:color w:val="C9A227"/>
+              <w:sz w:val="22"/>
+              <w:szCs w:val="22"/>
+            </w:rPr>
+            <w:fldChar w:fldCharType="separate"/>
+          </w:r>
+          <w:r>
+            <w:rPr>
+              <w:b/>
+              <w:bCs/>
+              <w:noProof/>
+              <w:color w:val="C9A227"/>
+              <w:sz w:val="22"/>
+              <w:szCs w:val="22"/>
+            </w:rPr>
+            <w:t>1</w:t>
+          </w:r>
+          <w:r>
+            <w:rPr>
+              <w:b/>
+              <w:bCs/>
+              <w:color w:val="C9A227"/>
+              <w:sz w:val="22"/>
+              <w:szCs w:val="22"/>
+            </w:rPr>
+            <w:fldChar w:fldCharType="end"/>
+          </w:r>
+        </w:p>
+      </w:tc>
+    </w:tr>
+  </w:tbl>
 </w:ftr>
 </file>
 
@@ -3598,8 +3560,8 @@
 </file>
 
 <file path=word/header1.xml><?xml version="1.0" encoding="utf-8"?>
-<w:hdr xmlns:wpc="http://schemas.microsoft.com/office/word/2010/wordprocessingCanvas" xmlns:cx="http://schemas.microsoft.com/office/drawing/2014/chartex" xmlns:cx1="http://schemas.microsoft.com/office/drawing/2015/9/8/chartex" xmlns:cx2="http://schemas.microsoft.com/office/drawing/2015/10/21/chartex" xmlns:cx3="http://schemas.microsoft.com/office/drawing/2016/5/9/chartex" xmlns:cx4="http://schemas.microsoft.com/office/drawing/2016/5/10/chartex" xmlns:cx5="http://schemas.microsoft.com/office/drawing/2016/5/11/chartex" xmlns:cx6="http://schemas.microsoft.com/office/drawing/2016/5/12/chartex" xmlns:cx7="http://schemas.microsoft.com/office/drawing/2016/5/13/chartex" xmlns:cx8="http://schemas.microsoft.com/office/drawing/2016/5/14/chartex" xmlns:mc="http://schemas.openxmlformats.org/markup-compatibility/2006" xmlns:m="http://schemas.openxmlformats.org/officeDocument/2006/math" xmlns:aink="http://schemas.microsoft.com/office/drawing/2016/ink" xmlns:am3d="http://schemas.microsoft.com/office/drawing/2017/model3d" xmlns:oel="http://schemas.microsoft.com/office/2019/extlst" xmlns:r="http://schemas.openxmlformats.org/officeDocument/2006/relationships" xmlns:wp14="http://schemas.microsoft.com/office/word/2010/wordprocessingDrawing" xmlns:wp="http://schemas.openxmlformats.org/drawingml/2006/wordprocessingDrawing" xmlns:wpg="http://schemas.microsoft.com/office/word/2010/wordprocessingGroup" xmlns:wpi="http://schemas.microsoft.com/office/word/2010/wordprocessingInk" xmlns:wps="http://schemas.microsoft.com/office/word/2010/wordprocessingShape" xmlns:o="urn:schemas-microsoft-com:office:office" xmlns:v="urn:schemas-microsoft-com:vml" xmlns:w10="urn:schemas-microsoft-com:office:word" xmlns:w="http://schemas.openxmlformats.org/wordprocessingml/2006/main" xmlns:w14="http://schemas.microsoft.com/office/word/2010/wordml" xmlns:w15="http://schemas.microsoft.com/office/word/2012/wordml" xmlns:w16cex="http://schemas.microsoft.com/office/word/2018/wordml/cex" xmlns:w16cid="http://schemas.microsoft.com/office/word/2016/wordml/cid" xmlns:w16="http://schemas.microsoft.com/office/word/2018/wordml" xmlns:w16sdtdh="http://schemas.microsoft.com/office/word/2020/wordml/sdtdatahash" xmlns:w16sdtfl="http://schemas.microsoft.com/office/word/2024/wordml/sdtformatlock" xmlns:w16se="http://schemas.microsoft.com/office/word/2015/wordml/symex" xmlns:w16du="http://schemas.microsoft.com/office/word/2023/wordml/word16du" xmlns:wne="http://schemas.microsoft.com/office/word/2006/wordml" mc:Ignorable="w14 w15 w16se w16cid w16 w16cex w16sdtdh w16sdtfl w16du wp14">
-  <w:p>
+<w:hdr xmlns:wpc="http://schemas.microsoft.com/office/word/2026/wordprocessingCanvas" xmlns:cx="http://schemas.microsoft.com/office/drawing/2026/chartex" xmlns:cx1="http://schemas.microsoft.com/office/drawing/2026/9/8/chartex" xmlns:cx2="http://schemas.microsoft.com/office/drawing/2026/10/21/chartex" xmlns:cx3="http://schemas.microsoft.com/office/drawing/2026/5/9/chartex" xmlns:cx4="http://schemas.microsoft.com/office/drawing/2026/5/10/chartex" xmlns:cx5="http://schemas.microsoft.com/office/drawing/2026/5/11/chartex" xmlns:cx6="http://schemas.microsoft.com/office/drawing/2026/5/12/chartex" xmlns:cx7="http://schemas.microsoft.com/office/drawing/2026/5/13/chartex" xmlns:cx8="http://schemas.microsoft.com/office/drawing/2026/5/14/chartex" xmlns:mc="http://schemas.openxmlformats.org/markup-compatibility/2006" xmlns:aink="http://schemas.microsoft.com/office/drawing/2026/ink" xmlns:am3d="http://schemas.microsoft.com/office/drawing/2026/model3d" xmlns:o="urn:schemas-microsoft-com:office:office" xmlns:oel="http://schemas.microsoft.com/office/2026/extlst" xmlns:r="http://schemas.openxmlformats.org/officeDocument/2006/relationships" xmlns:m="http://schemas.openxmlformats.org/officeDocument/2006/math" xmlns:v="urn:schemas-microsoft-com:vml" xmlns:wp14="http://schemas.microsoft.com/office/word/2026/wordprocessingDrawing" xmlns:wp="http://schemas.openxmlformats.org/drawingml/2006/wordprocessingDrawing" xmlns:w10="urn:schemas-microsoft-com:office:word" xmlns:w="http://schemas.openxmlformats.org/wordprocessingml/2006/main" xmlns:w14="http://schemas.microsoft.com/office/word/2026/wordml" xmlns:w15="http://schemas.microsoft.com/office/word/2026/wordml" xmlns:w16cex="http://schemas.microsoft.com/office/word/2026/wordml/cex" xmlns:w16cid="http://schemas.microsoft.com/office/word/2026/wordml/cid" xmlns:w16="http://schemas.microsoft.com/office/word/2026/wordml" xmlns:w16du="http://schemas.microsoft.com/office/word/2026/wordml/word16du" xmlns:w16sdtdh="http://schemas.microsoft.com/office/word/2026/wordml/sdtdatahash" xmlns:w16se="http://schemas.microsoft.com/office/word/2026/wordml/symex" xmlns:wpg="http://schemas.microsoft.com/office/word/2026/wordprocessingGroup" xmlns:wpi="http://schemas.microsoft.com/office/word/2026/wordprocessingInk" xmlns:wne="http://schemas.microsoft.com/office/word/2006/wordml" xmlns:wps="http://schemas.microsoft.com/office/word/2026/wordprocessingShape" mc:Ignorable="w14 w15 w16se w16cid w16 w16cex w16sdtdh w16du wp14">
+  <w:p xmlns:ns0="http://schemas.microsoft.com/office/word/2010/wordml" xmlns:ns1="http://schemas.microsoft.com/office/word/2010/wordprocessingDrawing" ns0:paraId="7CACE368" ns0:textId="3E9B845B">
     <w:pPr>
       <w:spacing w:line="20" w:lineRule="exact"/>
     </w:pPr>
@@ -3611,7 +3573,7 @@
         <w:szCs w:val="21"/>
       </w:rPr>
       <w:drawing>
-        <wp:anchor distT="0" distB="0" distL="114300" distR="114300" simplePos="0" relativeHeight="251664384" behindDoc="0" locked="0" layoutInCell="1" allowOverlap="1" wp14:anchorId="61A31DC6" wp14:editId="77F15018">
+        <wp:anchor distT="0" distB="0" distL="114300" distR="114300" simplePos="0" relativeHeight="251664384" behindDoc="0" locked="0" layoutInCell="1" allowOverlap="1" ns1:anchorId="61A31DC6" ns1:editId="77F15018">
           <wp:simplePos x="0" y="0"/>
           <wp:positionH relativeFrom="margin">
             <wp:align>center</wp:align>
@@ -3634,7 +3596,7 @@
                   <pic:cNvPicPr/>
                 </pic:nvPicPr>
                 <pic:blipFill rotWithShape="1">
-                  <a:blip r:embed="rId1">
+                  <a:blip r:embed="rId2">
                     <a:extLst>
                       <a:ext uri="{28A0092B-C50C-407E-A947-70E740481C1C}">
                         <a14:useLocalDpi xmlns:a14="http://schemas.microsoft.com/office/drawing/2010/main" val="0"/>
@@ -3666,12 +3628,12 @@
               </pic:pic>
             </a:graphicData>
           </a:graphic>
-          <wp14:sizeRelH relativeFrom="page">
-            <wp14:pctWidth>0</wp14:pctWidth>
-          </wp14:sizeRelH>
-          <wp14:sizeRelV relativeFrom="page">
-            <wp14:pctHeight>0</wp14:pctHeight>
-          </wp14:sizeRelV>
+          <ns1:sizeRelH relativeFrom="page">
+            <ns1:pctWidth>0</ns1:pctWidth>
+          </ns1:sizeRelH>
+          <ns1:sizeRelV relativeFrom="page">
+            <ns1:pctHeight>0</ns1:pctHeight>
+          </ns1:sizeRelV>
         </wp:anchor>
       </w:drawing>
     </w:r>
@@ -3689,7 +3651,7 @@
         <w:noProof/>
       </w:rPr>
       <w:drawing>
-        <wp:inline distT="0" distB="0" distL="0" distR="0" wp14:anchorId="32584B3A" wp14:editId="4FF4D2F4">
+        <wp:inline distT="0" distB="0" distL="0" distR="0" ns1:anchorId="32584B3A" ns1:editId="4FF4D2F4">
           <wp:extent cx="5943600" cy="1980565"/>
           <wp:effectExtent l="0" t="0" r="0" b="635"/>
           <wp:docPr id="1918869755" name="Picture 3" descr="Qatar School Bilingual Header Banner"/>
@@ -3706,7 +3668,7 @@
                   </pic:cNvPicPr>
                 </pic:nvPicPr>
                 <pic:blipFill>
-                  <a:blip r:embed="rId1">
+                  <a:blip r:embed="rId2">
                     <a:extLst>
                       <a:ext uri="{28A0092B-C50C-407E-A947-70E740481C1C}">
                         <a14:useLocalDpi xmlns:a14="http://schemas.microsoft.com/office/drawing/2010/main" val="0"/>
@@ -3741,7 +3703,7 @@
       <w:fldChar w:fldCharType="end"/>
     </w:r>
   </w:p>
-  <w:p>
+  <w:p xmlns:ns2="http://schemas.microsoft.com/office/word/2010/wordml" xmlns:ns3="http://schemas.microsoft.com/office/word/2010/wordprocessingDrawing" ns2:paraId="74A624DD" ns2:textId="2E25CC7A">
     <w:pPr>
       <w:spacing w:before="60" w:line="40" w:lineRule="exact"/>
     </w:pPr>
@@ -3753,7 +3715,7 @@
         <w:szCs w:val="21"/>
       </w:rPr>
       <w:drawing>
-        <wp:anchor distT="0" distB="0" distL="114300" distR="114300" simplePos="0" relativeHeight="251663360" behindDoc="1" locked="0" layoutInCell="1" allowOverlap="1" wp14:anchorId="671CE6D1" wp14:editId="56E42AA5">
+        <wp:anchor distT="0" distB="0" distL="114300" distR="114300" simplePos="0" relativeHeight="251663360" behindDoc="1" locked="0" layoutInCell="1" allowOverlap="1" ns3:anchorId="671CE6D1" ns3:editId="56E42AA5">
           <wp:simplePos x="0" y="0"/>
           <wp:positionH relativeFrom="column">
             <wp:posOffset>-520741</wp:posOffset>
@@ -3776,7 +3738,7 @@
                   <pic:cNvPicPr/>
                 </pic:nvPicPr>
                 <pic:blipFill rotWithShape="1">
-                  <a:blip r:embed="rId2">
+                  <a:blip r:embed="rId1">
                     <a:extLst>
                       <a:ext uri="{28A0092B-C50C-407E-A947-70E740481C1C}">
                         <a14:useLocalDpi xmlns:a14="http://schemas.microsoft.com/office/drawing/2010/main" val="0"/>
@@ -3808,12 +3770,12 @@
               </pic:pic>
             </a:graphicData>
           </a:graphic>
-          <wp14:sizeRelH relativeFrom="page">
-            <wp14:pctWidth>0</wp14:pctWidth>
-          </wp14:sizeRelH>
-          <wp14:sizeRelV relativeFrom="page">
-            <wp14:pctHeight>0</wp14:pctHeight>
-          </wp14:sizeRelV>
+          <ns3:sizeRelH relativeFrom="page">
+            <ns3:pctWidth>0</ns3:pctWidth>
+          </ns3:sizeRelH>
+          <ns3:sizeRelV relativeFrom="page">
+            <ns3:pctHeight>0</ns3:pctHeight>
+          </ns3:sizeRelV>
         </wp:anchor>
       </w:drawing>
     </w:r>
@@ -3831,7 +3793,7 @@
         <w:noProof/>
       </w:rPr>
       <w:drawing>
-        <wp:inline distT="0" distB="0" distL="0" distR="0" wp14:anchorId="17EDC83D" wp14:editId="59A73160">
+        <wp:inline distT="0" distB="0" distL="0" distR="0" ns3:anchorId="17EDC83D" ns3:editId="59A73160">
           <wp:extent cx="5943600" cy="1980565"/>
           <wp:effectExtent l="0" t="0" r="0" b="635"/>
           <wp:docPr id="1607505442" name="Picture 4" descr="Qatar School Bilingual Header Banner"/>
@@ -3848,7 +3810,7 @@
                   </pic:cNvPicPr>
                 </pic:nvPicPr>
                 <pic:blipFill>
-                  <a:blip r:embed="rId1">
+                  <a:blip r:embed="rId2">
                     <a:extLst>
                       <a:ext uri="{28A0092B-C50C-407E-A947-70E740481C1C}">
                         <a14:useLocalDpi xmlns:a14="http://schemas.microsoft.com/office/drawing/2010/main" val="0"/>
@@ -3882,6 +3844,391 @@
     <w:r>
       <w:fldChar w:fldCharType="end"/>
     </w:r>
+  </w:p>
+</w:hdr>
+</file>
+
+<file path=word/header2.xml><?xml version="1.0" encoding="utf-8"?>
+<w:hdr xmlns:wpc="http://schemas.microsoft.com/office/word/2026/wordprocessingCanvas" xmlns:cx="http://schemas.microsoft.com/office/drawing/2026/chartex" xmlns:cx1="http://schemas.microsoft.com/office/drawing/2026/9/8/chartex" xmlns:cx2="http://schemas.microsoft.com/office/drawing/2026/10/21/chartex" xmlns:cx3="http://schemas.microsoft.com/office/drawing/2026/5/9/chartex" xmlns:cx4="http://schemas.microsoft.com/office/drawing/2026/5/10/chartex" xmlns:cx5="http://schemas.microsoft.com/office/drawing/2026/5/11/chartex" xmlns:cx6="http://schemas.microsoft.com/office/drawing/2026/5/12/chartex" xmlns:cx7="http://schemas.microsoft.com/office/drawing/2026/5/13/chartex" xmlns:cx8="http://schemas.microsoft.com/office/drawing/2026/5/14/chartex" xmlns:mc="http://schemas.openxmlformats.org/markup-compatibility/2006" xmlns:aink="http://schemas.microsoft.com/office/drawing/2026/ink" xmlns:am3d="http://schemas.microsoft.com/office/drawing/2026/model3d" xmlns:o="urn:schemas-microsoft-com:office:office" xmlns:oel="http://schemas.microsoft.com/office/2026/extlst" xmlns:r="http://schemas.openxmlformats.org/officeDocument/2006/relationships" xmlns:m="http://schemas.openxmlformats.org/officeDocument/2006/math" xmlns:v="urn:schemas-microsoft-com:vml" xmlns:wp14="http://schemas.microsoft.com/office/word/2026/wordprocessingDrawing" xmlns:wp="http://schemas.openxmlformats.org/drawingml/2006/wordprocessingDrawing" xmlns:w10="urn:schemas-microsoft-com:office:word" xmlns:w="http://schemas.openxmlformats.org/wordprocessingml/2006/main" xmlns:w14="http://schemas.microsoft.com/office/word/2026/wordml" xmlns:w15="http://schemas.microsoft.com/office/word/2026/wordml" xmlns:w16cex="http://schemas.microsoft.com/office/word/2026/wordml/cex" xmlns:w16cid="http://schemas.microsoft.com/office/word/2026/wordml/cid" xmlns:w16="http://schemas.microsoft.com/office/word/2026/wordml" xmlns:w16du="http://schemas.microsoft.com/office/word/2026/wordml/word16du" xmlns:w16sdtdh="http://schemas.microsoft.com/office/word/2026/wordml/sdtdatahash" xmlns:w16se="http://schemas.microsoft.com/office/word/2026/wordml/symex" xmlns:wpg="http://schemas.microsoft.com/office/word/2026/wordprocessingGroup" xmlns:wpi="http://schemas.microsoft.com/office/word/2026/wordprocessingInk" xmlns:wne="http://schemas.microsoft.com/office/word/2006/wordml" xmlns:wps="http://schemas.microsoft.com/office/word/2026/wordprocessingShape" mc:Ignorable="w14 w15 w16se w16cid w16 w16cex w16sdtdh w16du wp14">
+  <w:p>
+    <w:pPr>
+      <w:pStyle w:val="Header"/>
+      <w:bidi w:val="0"/>
+      <w:rPr>
+        <w:lang w:bidi="ar-QA"/>
+      </w:rPr>
+    </w:pPr>
+    <w:r>
+      <w:rPr>
+        <w:rFonts w:ascii="Times New Roman" w:hAnsi="Times New Roman" w:cs="Times New Roman"/>
+        <w:noProof/>
+        <w:sz w:val="24"/>
+        <w:szCs w:val="24"/>
+      </w:rPr>
+      <mc:AlternateContent>
+        <mc:Choice Requires="wps">
+          <w:drawing>
+            <wp:anchor distT="0" distB="0" distL="114300" distR="114300" simplePos="0" relativeHeight="251666441" behindDoc="0" locked="0" layoutInCell="1" allowOverlap="1" wp14:anchorId="2C9CC8D7" wp14:editId="6633B7E1">
+              <wp:simplePos x="0" y="0"/>
+              <wp:positionH relativeFrom="column">
+                <wp:posOffset>152400</wp:posOffset>
+              </wp:positionH>
+              <wp:positionV relativeFrom="paragraph">
+                <wp:posOffset>-198120</wp:posOffset>
+              </wp:positionV>
+              <wp:extent cx="2781300" cy="358140"/>
+              <wp:effectExtent l="0" t="0" r="0" b="3810"/>
+              <wp:wrapNone/>
+              <wp:docPr id="27" name="Text Box 27"/>
+              <wp:cNvGraphicFramePr/>
+              <a:graphic xmlns:a="http://schemas.openxmlformats.org/drawingml/2006/main">
+                <a:graphicData uri="http://schemas.microsoft.com/office/word/2026/wordprocessingShape">
+                  <wps:wsp>
+                    <wps:cNvSpPr txBox="1"/>
+                    <wps:spPr>
+                      <a:xfrm>
+                        <a:off x="0" y="0"/>
+                        <a:ext cx="2781300" cy="358140"/>
+                      </a:xfrm>
+                      <a:prstGeom prst="rect">
+                        <a:avLst/>
+                      </a:prstGeom>
+                      <a:solidFill>
+                        <a:schemeClr val="lt1"/>
+                      </a:solidFill>
+                      <a:ln w="6350">
+                        <a:noFill/>
+                      </a:ln>
+                    </wps:spPr>
+                    <wps:txbx>
+                      <w:txbxContent>
+                        <w:p>
+                          <w:pPr>
+                            <w:bidi w:val="0"/>
+                            <w:rPr>
+                              <w:sz w:val="28"/>
+                              <w:szCs w:val="28"/>
+                            </w:rPr>
+                          </w:pPr>
+                        </w:p>
+                      </w:txbxContent>
+                    </wps:txbx>
+                    <wps:bodyPr rot="0" spcFirstLastPara="0" vertOverflow="overflow" horzOverflow="overflow" vert="horz" wrap="square" lIns="91440" tIns="45720" rIns="91440" bIns="45720" numCol="1" spcCol="0" rtlCol="0" fromWordArt="0" anchor="t" anchorCtr="0" forceAA="0" compatLnSpc="1">
+                      <a:prstTxWarp prst="textNoShape">
+                        <a:avLst/>
+                      </a:prstTxWarp>
+                      <a:noAutofit/>
+                    </wps:bodyPr>
+                  </wps:wsp>
+                </a:graphicData>
+              </a:graphic>
+              <wp14:sizeRelH relativeFrom="margin">
+                <wp14:pctWidth>0</wp14:pctWidth>
+              </wp14:sizeRelH>
+              <wp14:sizeRelV relativeFrom="margin">
+                <wp14:pctHeight>0</wp14:pctHeight>
+              </wp14:sizeRelV>
+            </wp:anchor>
+          </w:drawing>
+        </mc:Choice>
+        <mc:Fallback>
+          <w:pict>
+            <v:shapetype w14:anchorId="2C9CC8D7" id="_x0000_t202" coordsize="21600,21600" o:spt="202" path="m,l,21600r21600,l21600,xe">
+              <v:stroke joinstyle="miter"/>
+              <v:path gradientshapeok="t" o:connecttype="rect"/>
+            </v:shapetype>
+            <v:shape id="Text Box 27" o:spid="_x0000_s1035" type="#_x0000_t202" style="position:absolute;margin-left:12pt;margin-top:-15.6pt;width:219pt;height:28.2pt;z-index:251666441;visibility:visible;mso-wrap-style:square;mso-width-percent:0;mso-height-percent:0;mso-wrap-distance-left:9pt;mso-wrap-distance-top:0;mso-wrap-distance-right:9pt;mso-wrap-distance-bottom:0;mso-position-horizontal:absolute;mso-position-horizontal-relative:text;mso-position-vertical:absolute;mso-position-vertical-relative:text;mso-width-percent:0;mso-height-percent:0;mso-width-relative:margin;mso-height-relative:margin;v-text-anchor:top" o:gfxdata="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" fillcolor="white [3201]" stroked="f" strokeweight=".5pt">
+              <v:textbox>
+                <w:txbxContent>
+                  <w:p>
+                    <w:pPr>
+                      <w:bidi w:val="0"/>
+                      <w:rPr>
+                        <w:sz w:val="28"/>
+                        <w:szCs w:val="28"/>
+                      </w:rPr>
+                    </w:pPr>
+                  </w:p>
+                </w:txbxContent>
+              </v:textbox>
+            </v:shape>
+          </w:pict>
+        </mc:Fallback>
+      </mc:AlternateContent>
+    </w:r>
+    <w:sdt>
+      <w:sdtPr>
+        <w:rPr>
+          <w:lang w:bidi="ar-QA"/>
+        </w:rPr>
+        <w:id w:val="1316913223"/>
+        <w:docPartObj>
+          <w:docPartGallery w:val="Page Numbers (Margins)"/>
+          <w:docPartUnique/>
+        </w:docPartObj>
+      </w:sdtPr>
+      <w:sdtContent>
+        <w:r>
+          <w:rPr>
+            <w:noProof/>
+          </w:rPr>
+          <mc:AlternateContent>
+            <mc:Choice Requires="wps">
+              <w:drawing>
+                <wp:anchor distT="0" distB="0" distL="114300" distR="114300" simplePos="0" relativeHeight="251665417" behindDoc="0" locked="0" layoutInCell="0" allowOverlap="1" wp14:anchorId="15D1A4AB" wp14:editId="0F888F44">
+                  <wp:simplePos x="0" y="0"/>
+                  <wp:positionH relativeFrom="leftMargin">
+                    <wp:align>center</wp:align>
+                  </wp:positionH>
+                  <wp:positionV relativeFrom="margin">
+                    <wp:align>bottom</wp:align>
+                  </wp:positionV>
+                  <wp:extent cx="519430" cy="2183130"/>
+                  <wp:effectExtent l="0" t="0" r="0" b="0"/>
+                  <wp:wrapNone/>
+                  <wp:docPr id="572" name="Rectangle 572"/>
+                  <wp:cNvGraphicFramePr>
+                    <a:graphicFrameLocks xmlns:a="http://schemas.openxmlformats.org/drawingml/2006/main"/>
+                  </wp:cNvGraphicFramePr>
+                  <a:graphic xmlns:a="http://schemas.openxmlformats.org/drawingml/2006/main">
+                    <a:graphicData uri="http://schemas.microsoft.com/office/word/2026/wordprocessingShape">
+                      <wps:wsp>
+                        <wps:cNvSpPr>
+                          <a:spLocks noChangeArrowheads="1"/>
+                        </wps:cNvSpPr>
+                        <wps:spPr bwMode="auto">
+                          <a:xfrm>
+                            <a:off x="0" y="0"/>
+                            <a:ext cx="519430" cy="2183130"/>
+                          </a:xfrm>
+                          <a:prstGeom prst="rect">
+                            <a:avLst/>
+                          </a:prstGeom>
+                          <a:noFill/>
+                          <a:extLst>
+                            <a:ext uri="{909E8E84-426E-40DD-AFC4-6F175D3DCCD1}">
+                              <a14:hiddenFill xmlns:a14="http://schemas.microsoft.com/office/drawing/2026/main">
+                                <a:solidFill>
+                                  <a:srgbClr val="FFFFFF"/>
+                                </a:solidFill>
+                              </a14:hiddenFill>
+                            </a:ext>
+                            <a:ext uri="{91240B29-F687-4F45-9708-019B960494DF}">
+                              <a14:hiddenLine xmlns:a14="http://schemas.microsoft.com/office/drawing/2026/main" w="9525">
+                                <a:solidFill>
+                                  <a:srgbClr val="000000"/>
+                                </a:solidFill>
+                                <a:miter lim="800000"/>
+                                <a:headEnd/>
+                                <a:tailEnd/>
+                              </a14:hiddenLine>
+                            </a:ext>
+                          </a:extLst>
+                        </wps:spPr>
+                        <wps:txbx>
+                          <w:txbxContent>
+                            <w:p>
+                              <w:pPr>
+                                <w:pStyle w:val="Footer"/>
+                                <w:rPr>
+                                  <w:rFonts w:asciiTheme="majorHAnsi" w:eastAsiaTheme="majorEastAsia" w:hAnsiTheme="majorHAnsi" w:cstheme="majorBidi"/>
+                                  <w:sz w:val="44"/>
+                                  <w:szCs w:val="44"/>
+                                </w:rPr>
+                              </w:pPr>
+                              <w:r>
+                                <w:rPr>
+                                  <w:rFonts w:asciiTheme="majorHAnsi" w:eastAsiaTheme="majorEastAsia" w:hAnsiTheme="majorHAnsi" w:cstheme="majorBidi"/>
+                                </w:rPr>
+                                <w:t>Page</w:t>
+                              </w:r>
+                              <w:r>
+                                <w:fldChar w:fldCharType="begin"/>
+                              </w:r>
+                              <w:r>
+                                <w:instrText xml:space="preserve"> PAGE    \* MERGEFORMAT </w:instrText>
+                              </w:r>
+                              <w:r>
+                                <w:fldChar w:fldCharType="separate"/>
+                              </w:r>
+                              <w:r>
+                                <w:rPr>
+                                  <w:rFonts w:asciiTheme="majorHAnsi" w:eastAsiaTheme="majorEastAsia" w:hAnsiTheme="majorHAnsi" w:cstheme="majorBidi"/>
+                                  <w:noProof/>
+                                  <w:sz w:val="44"/>
+                                  <w:szCs w:val="44"/>
+                                  <w:rtl/>
+                                </w:rPr>
+                                <w:t>0</w:t>
+                              </w:r>
+                              <w:r>
+                                <w:rPr>
+                                  <w:rFonts w:asciiTheme="majorHAnsi" w:eastAsiaTheme="majorEastAsia" w:hAnsiTheme="majorHAnsi" w:cstheme="majorBidi"/>
+                                  <w:noProof/>
+                                  <w:sz w:val="44"/>
+                                  <w:szCs w:val="44"/>
+                                </w:rPr>
+                                <w:fldChar w:fldCharType="end"/>
+                              </w:r>
+                            </w:p>
+                          </w:txbxContent>
+                        </wps:txbx>
+                        <wps:bodyPr rot="0" vert="vert270" wrap="square" lIns="91440" tIns="45720" rIns="91440" bIns="45720" anchor="ctr" anchorCtr="0" upright="1">
+                          <a:spAutoFit/>
+                        </wps:bodyPr>
+                      </wps:wsp>
+                    </a:graphicData>
+                  </a:graphic>
+                  <wp14:sizeRelH relativeFrom="page">
+                    <wp14:pctWidth>0</wp14:pctWidth>
+                  </wp14:sizeRelH>
+                  <wp14:sizeRelV relativeFrom="page">
+                    <wp14:pctHeight>0</wp14:pctHeight>
+                  </wp14:sizeRelV>
+                </wp:anchor>
+              </w:drawing>
+            </mc:Choice>
+            <mc:Fallback>
+              <w:pict>
+                <v:rect w14:anchorId="15D1A4AB" id="Rectangle 572" o:spid="_x0000_s1036" style="position:absolute;margin-left:0;margin-top:0;width:40.9pt;height:171.9pt;z-index:251665417;visibility:visible;mso-wrap-style:square;mso-width-percent:0;mso-height-percent:0;mso-wrap-distance-left:9pt;mso-wrap-distance-top:0;mso-wrap-distance-right:9pt;mso-wrap-distance-bottom:0;mso-position-horizontal:center;mso-position-horizontal-relative:left-margin-area;mso-position-vertical:bottom;mso-position-vertical-relative:margin;mso-width-percent:0;mso-height-percent:0;mso-width-relative:page;mso-height-relative:page;v-text-anchor:middle" o:gfxdata="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" o:allowincell="f" filled="f" stroked="f">
+                  <v:textbox style="layout-flow:vertical;mso-layout-flow-alt:bottom-to-top;mso-fit-shape-to-text:t">
+                    <w:txbxContent>
+                      <w:p>
+                        <w:pPr>
+                          <w:pStyle w:val="Footer"/>
+                          <w:rPr>
+                            <w:rFonts w:asciiTheme="majorHAnsi" w:eastAsiaTheme="majorEastAsia" w:hAnsiTheme="majorHAnsi" w:cstheme="majorBidi"/>
+                            <w:sz w:val="44"/>
+                            <w:szCs w:val="44"/>
+                          </w:rPr>
+                        </w:pPr>
+                        <w:r>
+                          <w:rPr>
+                            <w:rFonts w:asciiTheme="majorHAnsi" w:eastAsiaTheme="majorEastAsia" w:hAnsiTheme="majorHAnsi" w:cstheme="majorBidi"/>
+                          </w:rPr>
+                          <w:t>Page</w:t>
+                        </w:r>
+                        <w:r>
+                          <w:fldChar w:fldCharType="begin"/>
+                        </w:r>
+                        <w:r>
+                          <w:instrText xml:space="preserve"> PAGE    \* MERGEFORMAT </w:instrText>
+                        </w:r>
+                        <w:r>
+                          <w:fldChar w:fldCharType="separate"/>
+                        </w:r>
+                        <w:r>
+                          <w:rPr>
+                            <w:rFonts w:asciiTheme="majorHAnsi" w:eastAsiaTheme="majorEastAsia" w:hAnsiTheme="majorHAnsi" w:cstheme="majorBidi"/>
+                            <w:noProof/>
+                            <w:sz w:val="44"/>
+                            <w:szCs w:val="44"/>
+                            <w:rtl/>
+                          </w:rPr>
+                          <w:t>0</w:t>
+                        </w:r>
+                        <w:r>
+                          <w:rPr>
+                            <w:rFonts w:asciiTheme="majorHAnsi" w:eastAsiaTheme="majorEastAsia" w:hAnsiTheme="majorHAnsi" w:cstheme="majorBidi"/>
+                            <w:noProof/>
+                            <w:sz w:val="44"/>
+                            <w:szCs w:val="44"/>
+                          </w:rPr>
+                          <w:fldChar w:fldCharType="end"/>
+                        </w:r>
+                      </w:p>
+                    </w:txbxContent>
+                  </v:textbox>
+                  <w10:wrap anchorx="margin" anchory="margin"/>
+                </v:rect>
+              </w:pict>
+            </mc:Fallback>
+          </mc:AlternateContent>
+        </w:r>
+      </w:sdtContent>
+    </w:sdt>
+    <w:r>
+      <w:rPr>
+        <w:noProof/>
+      </w:rPr>
+      <mc:AlternateContent>
+        <mc:Choice Requires="wps">
+          <w:drawing>
+            <wp:anchor distT="0" distB="0" distL="114300" distR="114300" simplePos="0" relativeHeight="251664393" behindDoc="0" locked="0" layoutInCell="1" allowOverlap="1" wp14:anchorId="26A6EF51" wp14:editId="7BEBF1B4">
+              <wp:simplePos x="0" y="0"/>
+              <wp:positionH relativeFrom="column">
+                <wp:posOffset>-63500</wp:posOffset>
+              </wp:positionH>
+              <wp:positionV relativeFrom="paragraph">
+                <wp:posOffset>-235585</wp:posOffset>
+              </wp:positionV>
+              <wp:extent cx="676275" cy="676275"/>
+              <wp:effectExtent l="0" t="0" r="9525" b="9525"/>
+              <wp:wrapNone/>
+              <wp:docPr id="26" name="Oval 26"/>
+              <wp:cNvGraphicFramePr>
+                <a:graphicFrameLocks xmlns:a="http://schemas.openxmlformats.org/drawingml/2006/main"/>
+              </wp:cNvGraphicFramePr>
+              <a:graphic xmlns:a="http://schemas.openxmlformats.org/drawingml/2006/main">
+                <a:graphicData uri="http://schemas.microsoft.com/office/word/2026/wordprocessingShape">
+                  <wps:wsp>
+                    <wps:cNvSpPr>
+                      <a:spLocks noChangeArrowheads="1"/>
+                    </wps:cNvSpPr>
+                    <wps:spPr bwMode="auto">
+                      <a:xfrm>
+                        <a:off x="0" y="0"/>
+                        <a:ext cx="676275" cy="676275"/>
+                      </a:xfrm>
+                      <a:prstGeom prst="ellipse">
+                        <a:avLst/>
+                      </a:prstGeom>
+                      <a:solidFill>
+                        <a:srgbClr val="FFFFFF"/>
+                      </a:solidFill>
+                      <a:ln>
+                        <a:noFill/>
+                      </a:ln>
+                      <a:extLst>
+                        <a:ext uri="{91240B29-F687-4F45-9708-019B960494DF}">
+                          <a14:hiddenLine xmlns:a14="http://schemas.microsoft.com/office/drawing/2026/main" w="9525">
+                            <a:solidFill>
+                              <a:srgbClr val="000000"/>
+                            </a:solidFill>
+                            <a:round/>
+                            <a:headEnd/>
+                            <a:tailEnd/>
+                          </a14:hiddenLine>
+                        </a:ext>
+                      </a:extLst>
+                    </wps:spPr>
+                    <wps:bodyPr rot="0" vert="horz" wrap="square" lIns="91440" tIns="45720" rIns="91440" bIns="45720" anchor="t" anchorCtr="0" upright="1">
+                      <a:noAutofit/>
+                    </wps:bodyPr>
+                  </wps:wsp>
+                </a:graphicData>
+              </a:graphic>
+              <wp14:sizeRelH relativeFrom="page">
+                <wp14:pctWidth>0</wp14:pctWidth>
+              </wp14:sizeRelH>
+              <wp14:sizeRelV relativeFrom="page">
+                <wp14:pctHeight>0</wp14:pctHeight>
+              </wp14:sizeRelV>
+            </wp:anchor>
+          </w:drawing>
+        </mc:Choice>
+        <mc:Fallback>
+          <w:pict>
+            <v:oval w14:anchorId="2804E1E0" id="Oval 26" o:spid="_x0000_s1026" style="position:absolute;margin-left:-5pt;margin-top:-18.55pt;width:53.25pt;height:53.25pt;z-index:251664393;visibility:visible;mso-wrap-style:square;mso-width-percent:0;mso-height-percent:0;mso-wrap-distance-left:9pt;mso-wrap-distance-top:0;mso-wrap-distance-right:9pt;mso-wrap-distance-bottom:0;mso-position-horizontal:absolute;mso-position-horizontal-relative:text;mso-position-vertical:absolute;mso-position-vertical-relative:text;mso-width-percent:0;mso-height-percent:0;mso-width-relative:page;mso-height-relative:page;v-text-anchor:top" o:gfxdata="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" stroked="f"/>
+          </w:pict>
+        </mc:Fallback>
+      </mc:AlternateContent>
+    </w:r>
+  </w:p>
+  <w:p>
+    <w:pPr>
+      <w:pStyle w:val="Header"/>
+    </w:pPr>
   </w:p>
 </w:hdr>
 </file>
